--- a/LearningDiary/SDS_learning_diary_Miro_Kymäläinen.docx
+++ b/LearningDiary/SDS_learning_diary_Miro_Kymäläinen.docx
@@ -247,24 +247,6 @@
         </w:rPr>
         <w:t>Miro Kymäläinen</w:t>
       </w:r>
-      <w:r>
-        <w:rPr>
-          <w:rFonts w:ascii="Times New Roman" w:hAnsi="Times New Roman" w:cs="Times New Roman"/>
-          <w:sz w:val="24"/>
-          <w:szCs w:val="24"/>
-          <w:lang w:val="en-US"/>
-        </w:rPr>
-        <w:t xml:space="preserve"> &lt;Insert s</w:t>
-      </w:r>
-      <w:r>
-        <w:rPr>
-          <w:rFonts w:ascii="Times New Roman" w:hAnsi="Times New Roman" w:cs="Times New Roman"/>
-          <w:sz w:val="24"/>
-          <w:szCs w:val="24"/>
-          <w:lang w:val="en-US"/>
-        </w:rPr>
-        <w:t>tudent number here&gt;</w:t>
-      </w:r>
     </w:p>
     <w:p>
       <w:pPr>
@@ -306,14 +288,21 @@
           <w:rFonts w:ascii="Times New Roman" w:hAnsi="Times New Roman" w:cs="Times New Roman"/>
           <w:lang w:val="en-US"/>
         </w:rPr>
-        <w:t xml:space="preserve">LEARNING DIARY, </w:t>
+        <w:t>LEARNING DIARY,</w:t>
       </w:r>
       <w:r>
         <w:rPr>
           <w:rFonts w:ascii="Times New Roman" w:hAnsi="Times New Roman" w:cs="Times New Roman"/>
           <w:lang w:val="en-US"/>
         </w:rPr>
-        <w:t>&lt;CHOSEN MODULE NAME&gt; MODULE</w:t>
+        <w:t xml:space="preserve"> FRONT-END</w:t>
+      </w:r>
+      <w:r>
+        <w:rPr>
+          <w:rFonts w:ascii="Times New Roman" w:hAnsi="Times New Roman" w:cs="Times New Roman"/>
+          <w:lang w:val="en-US"/>
+        </w:rPr>
+        <w:t xml:space="preserve"> MODULE</w:t>
       </w:r>
     </w:p>
     <w:p>
@@ -3507,12 +3496,12 @@
 </file>
 
 <file path=customXml/item1.xml><?xml version="1.0" encoding="utf-8"?>
-<p:properties xmlns:p="http://schemas.microsoft.com/office/2006/metadata/properties" xmlns:xsi="http://www.w3.org/2001/XMLSchema-instance" xmlns:pc="http://schemas.microsoft.com/office/infopath/2007/PartnerControls">
-  <documentManagement>
-    <PublishingExpirationDate xmlns="http://schemas.microsoft.com/sharepoint/v3" xsi:nil="true"/>
-    <PublishingStartDate xmlns="http://schemas.microsoft.com/sharepoint/v3" xsi:nil="true"/>
-  </documentManagement>
-</p:properties>
+<?mso-contentType ?>
+<FormTemplates xmlns="http://schemas.microsoft.com/sharepoint/v3/contenttype/forms">
+  <Display>DocumentLibraryForm</Display>
+  <Edit>DocumentLibraryForm</Edit>
+  <New>DocumentLibraryForm</New>
+</FormTemplates>
 </file>
 
 <file path=customXml/item2.xml><?xml version="1.0" encoding="utf-8"?>
@@ -3582,20 +3571,18 @@
 </file>
 
 <file path=customXml/item3.xml><?xml version="1.0" encoding="utf-8"?>
-<?mso-contentType ?>
-<FormTemplates xmlns="http://schemas.microsoft.com/sharepoint/v3/contenttype/forms">
-  <Display>DocumentLibraryForm</Display>
-  <Edit>DocumentLibraryForm</Edit>
-  <New>DocumentLibraryForm</New>
-</FormTemplates>
+<p:properties xmlns:p="http://schemas.microsoft.com/office/2006/metadata/properties" xmlns:xsi="http://www.w3.org/2001/XMLSchema-instance" xmlns:pc="http://schemas.microsoft.com/office/infopath/2007/PartnerControls">
+  <documentManagement>
+    <PublishingExpirationDate xmlns="http://schemas.microsoft.com/sharepoint/v3" xsi:nil="true"/>
+    <PublishingStartDate xmlns="http://schemas.microsoft.com/sharepoint/v3" xsi:nil="true"/>
+  </documentManagement>
+</p:properties>
 </file>
 
 <file path=customXml/itemProps1.xml><?xml version="1.0" encoding="utf-8"?>
-<ds:datastoreItem xmlns:ds="http://schemas.openxmlformats.org/officeDocument/2006/customXml" ds:itemID="{FA8F0064-303C-446D-896E-46EEB9A79DC3}">
+<ds:datastoreItem xmlns:ds="http://schemas.openxmlformats.org/officeDocument/2006/customXml" ds:itemID="{13FBD2FA-5696-460D-A278-9A302A0F72AE}">
   <ds:schemaRefs>
-    <ds:schemaRef ds:uri="http://schemas.microsoft.com/office/2006/metadata/properties"/>
-    <ds:schemaRef ds:uri="http://schemas.microsoft.com/office/infopath/2007/PartnerControls"/>
-    <ds:schemaRef ds:uri="http://schemas.microsoft.com/sharepoint/v3"/>
+    <ds:schemaRef ds:uri="http://schemas.microsoft.com/sharepoint/v3/contenttype/forms"/>
   </ds:schemaRefs>
 </ds:datastoreItem>
 </file>
@@ -3618,9 +3605,11 @@
 </file>
 
 <file path=customXml/itemProps3.xml><?xml version="1.0" encoding="utf-8"?>
-<ds:datastoreItem xmlns:ds="http://schemas.openxmlformats.org/officeDocument/2006/customXml" ds:itemID="{13FBD2FA-5696-460D-A278-9A302A0F72AE}">
+<ds:datastoreItem xmlns:ds="http://schemas.openxmlformats.org/officeDocument/2006/customXml" ds:itemID="{FA8F0064-303C-446D-896E-46EEB9A79DC3}">
   <ds:schemaRefs>
-    <ds:schemaRef ds:uri="http://schemas.microsoft.com/sharepoint/v3/contenttype/forms"/>
+    <ds:schemaRef ds:uri="http://schemas.microsoft.com/office/2006/metadata/properties"/>
+    <ds:schemaRef ds:uri="http://schemas.microsoft.com/office/infopath/2007/PartnerControls"/>
+    <ds:schemaRef ds:uri="http://schemas.microsoft.com/sharepoint/v3"/>
   </ds:schemaRefs>
 </ds:datastoreItem>
 </file>
--- a/LearningDiary/SDS_learning_diary_Miro_Kymäläinen.docx
+++ b/LearningDiary/SDS_learning_diary_Miro_Kymäläinen.docx
@@ -333,14 +333,12 @@
           <w:lang w:val="en-US"/>
         </w:rPr>
       </w:pPr>
-      <w:proofErr w:type="gramStart"/>
-      <w:r>
-        <w:rPr>
-          <w:lang w:val="en-US"/>
-        </w:rPr>
-        <w:t>Date :</w:t>
-      </w:r>
-      <w:proofErr w:type="gramEnd"/>
+      <w:r>
+        <w:rPr>
+          <w:lang w:val="en-US"/>
+        </w:rPr>
+        <w:t>Date:</w:t>
+      </w:r>
       <w:r>
         <w:rPr>
           <w:lang w:val="en-US"/>
@@ -360,115 +358,178 @@
           <w:lang w:val="en-US"/>
         </w:rPr>
       </w:pPr>
-      <w:proofErr w:type="gramStart"/>
-      <w:r>
-        <w:rPr>
-          <w:lang w:val="en-US"/>
-        </w:rPr>
-        <w:t>Activity :</w:t>
-      </w:r>
-      <w:proofErr w:type="gramEnd"/>
-      <w:r>
-        <w:rPr>
-          <w:lang w:val="en-US"/>
-        </w:rPr>
-        <w:t xml:space="preserve"> Video lecture or other activity details here</w:t>
-      </w:r>
-    </w:p>
-    <w:p>
-      <w:pPr>
-        <w:rPr>
-          <w:lang w:val="en-US"/>
-        </w:rPr>
-      </w:pPr>
-      <w:r>
-        <w:rPr>
-          <w:lang w:val="en-US"/>
-        </w:rPr>
-        <w:t>Learning outcome: what did I learn</w:t>
-      </w:r>
-    </w:p>
-    <w:p>
-      <w:pPr>
-        <w:rPr>
-          <w:lang w:val="en-US"/>
-        </w:rPr>
-      </w:pPr>
-    </w:p>
-    <w:p>
-      <w:pPr>
-        <w:rPr>
-          <w:lang w:val="en-US"/>
-        </w:rPr>
-      </w:pPr>
-    </w:p>
-    <w:p>
-      <w:pPr>
-        <w:rPr>
-          <w:lang w:val="en-US"/>
-        </w:rPr>
-      </w:pPr>
-      <w:proofErr w:type="gramStart"/>
-      <w:r>
-        <w:rPr>
-          <w:lang w:val="en-US"/>
-        </w:rPr>
-        <w:t>Date :</w:t>
-      </w:r>
-      <w:proofErr w:type="gramEnd"/>
+      <w:r>
+        <w:rPr>
+          <w:lang w:val="en-US"/>
+        </w:rPr>
+        <w:t>Activity:</w:t>
+      </w:r>
       <w:r>
         <w:rPr>
           <w:lang w:val="en-US"/>
         </w:rPr>
         <w:t xml:space="preserve"> </w:t>
       </w:r>
-      <w:proofErr w:type="gramStart"/>
-      <w:r>
-        <w:rPr>
-          <w:lang w:val="en-US"/>
-        </w:rPr>
-        <w:t>( date</w:t>
-      </w:r>
-      <w:proofErr w:type="gramEnd"/>
-      <w:r>
-        <w:rPr>
-          <w:lang w:val="en-US"/>
-        </w:rPr>
-        <w:t xml:space="preserve"> here)</w:t>
-      </w:r>
-    </w:p>
-    <w:p>
-      <w:pPr>
-        <w:rPr>
-          <w:lang w:val="en-US"/>
-        </w:rPr>
-      </w:pPr>
-      <w:proofErr w:type="gramStart"/>
-      <w:r>
-        <w:rPr>
-          <w:lang w:val="en-US"/>
-        </w:rPr>
-        <w:t>Activity :</w:t>
-      </w:r>
-      <w:proofErr w:type="gramEnd"/>
-      <w:r>
-        <w:rPr>
-          <w:lang w:val="en-US"/>
-        </w:rPr>
-        <w:t xml:space="preserve"> Video lecture or other activity details here</w:t>
-      </w:r>
-    </w:p>
-    <w:p>
-      <w:pPr>
-        <w:rPr>
-          <w:lang w:val="en-US"/>
-        </w:rPr>
-      </w:pPr>
-      <w:r>
-        <w:rPr>
-          <w:lang w:val="en-US"/>
-        </w:rPr>
-        <w:t>Learning outcome: what did I learn</w:t>
+      <w:r>
+        <w:rPr>
+          <w:lang w:val="en-US"/>
+        </w:rPr>
+        <w:t>Environment setup, course overview.</w:t>
+      </w:r>
+    </w:p>
+    <w:p>
+      <w:pPr>
+        <w:rPr>
+          <w:lang w:val="en-US"/>
+        </w:rPr>
+      </w:pPr>
+      <w:r>
+        <w:rPr>
+          <w:lang w:val="en-US"/>
+        </w:rPr>
+        <w:t>Learning outcome:</w:t>
+      </w:r>
+    </w:p>
+    <w:p>
+      <w:pPr>
+        <w:rPr>
+          <w:lang w:val="en-US"/>
+        </w:rPr>
+      </w:pPr>
+    </w:p>
+    <w:p>
+      <w:pPr>
+        <w:rPr>
+          <w:lang w:val="en-US"/>
+        </w:rPr>
+      </w:pPr>
+      <w:r>
+        <w:rPr>
+          <w:lang w:val="en-US"/>
+        </w:rPr>
+        <w:t>Date: 20.05.2026</w:t>
+      </w:r>
+    </w:p>
+    <w:p>
+      <w:pPr>
+        <w:rPr>
+          <w:lang w:val="en-US"/>
+        </w:rPr>
+      </w:pPr>
+      <w:r>
+        <w:rPr>
+          <w:lang w:val="en-US"/>
+        </w:rPr>
+        <w:t xml:space="preserve">Activity: </w:t>
+      </w:r>
+      <w:r>
+        <w:rPr>
+          <w:lang w:val="en-US"/>
+        </w:rPr>
+        <w:t>Overviewing the coursework video.</w:t>
+      </w:r>
+    </w:p>
+    <w:p>
+      <w:pPr>
+        <w:rPr>
+          <w:lang w:val="en-US"/>
+        </w:rPr>
+      </w:pPr>
+      <w:r>
+        <w:rPr>
+          <w:lang w:val="en-US"/>
+        </w:rPr>
+        <w:t xml:space="preserve">Learning outcome: </w:t>
+      </w:r>
+      <w:r>
+        <w:rPr>
+          <w:lang w:val="en-US"/>
+        </w:rPr>
+        <w:t xml:space="preserve">Clear plan for completing the </w:t>
+      </w:r>
+      <w:proofErr w:type="spellStart"/>
+      <w:r>
+        <w:rPr>
+          <w:lang w:val="en-US"/>
+        </w:rPr>
+        <w:t>courswrok</w:t>
+      </w:r>
+      <w:proofErr w:type="spellEnd"/>
+      <w:r>
+        <w:rPr>
+          <w:lang w:val="en-US"/>
+        </w:rPr>
+        <w:t>.</w:t>
+      </w:r>
+    </w:p>
+    <w:p>
+      <w:pPr>
+        <w:rPr>
+          <w:lang w:val="en-US"/>
+        </w:rPr>
+      </w:pPr>
+    </w:p>
+    <w:p>
+      <w:pPr>
+        <w:rPr>
+          <w:lang w:val="en-US"/>
+        </w:rPr>
+      </w:pPr>
+      <w:r>
+        <w:rPr>
+          <w:lang w:val="en-US"/>
+        </w:rPr>
+        <w:t>Date:</w:t>
+      </w:r>
+      <w:r>
+        <w:rPr>
+          <w:lang w:val="en-US"/>
+        </w:rPr>
+        <w:t xml:space="preserve"> </w:t>
+      </w:r>
+      <w:r>
+        <w:rPr>
+          <w:lang w:val="en-US"/>
+        </w:rPr>
+        <w:t>24.05.2026</w:t>
+      </w:r>
+    </w:p>
+    <w:p>
+      <w:pPr>
+        <w:rPr>
+          <w:lang w:val="en-US"/>
+        </w:rPr>
+      </w:pPr>
+      <w:r>
+        <w:rPr>
+          <w:lang w:val="en-US"/>
+        </w:rPr>
+        <w:t>Activity:</w:t>
+      </w:r>
+      <w:r>
+        <w:rPr>
+          <w:lang w:val="en-US"/>
+        </w:rPr>
+        <w:t xml:space="preserve"> </w:t>
+      </w:r>
+      <w:r>
+        <w:rPr>
+          <w:lang w:val="en-US"/>
+        </w:rPr>
+        <w:t>Structuring project.</w:t>
+      </w:r>
+    </w:p>
+    <w:p>
+      <w:pPr>
+        <w:rPr>
+          <w:lang w:val="en-US"/>
+        </w:rPr>
+      </w:pPr>
+      <w:r>
+        <w:rPr>
+          <w:lang w:val="en-US"/>
+        </w:rPr>
+        <w:t xml:space="preserve">Learning outcome: </w:t>
       </w:r>
     </w:p>
     <w:p>
@@ -661,27 +722,99 @@
         <w:rPr>
           <w:lang w:val="en-US"/>
         </w:rPr>
-        <w:t xml:space="preserve"> I have existing </w:t>
+        <w:t xml:space="preserve"> I have existing Github account so decided to use that</w:t>
+      </w:r>
+      <w:r>
+        <w:rPr>
+          <w:lang w:val="en-US"/>
+        </w:rPr>
+        <w:t xml:space="preserve"> instead of Bitbucket</w:t>
+      </w:r>
+      <w:r>
+        <w:rPr>
+          <w:lang w:val="en-US"/>
+        </w:rPr>
+        <w:t xml:space="preserve">. Created the project but didn’t commit </w:t>
+      </w:r>
+      <w:r>
+        <w:rPr>
+          <w:lang w:val="en-US"/>
+        </w:rPr>
+        <w:t>anything</w:t>
+      </w:r>
+      <w:r>
+        <w:rPr>
+          <w:lang w:val="en-US"/>
+        </w:rPr>
+        <w:t xml:space="preserve"> yet.</w:t>
+      </w:r>
+    </w:p>
+    <w:p>
+      <w:pPr>
+        <w:pStyle w:val="BodyText"/>
+        <w:rPr>
+          <w:lang w:val="en-US"/>
+        </w:rPr>
+      </w:pPr>
+    </w:p>
+    <w:p>
+      <w:pPr>
+        <w:pStyle w:val="BodyText"/>
+        <w:rPr>
+          <w:lang w:val="en-US"/>
+        </w:rPr>
+      </w:pPr>
+      <w:r>
+        <w:rPr>
+          <w:lang w:val="en-US"/>
+        </w:rPr>
+        <w:t>2</w:t>
+      </w:r>
+      <w:r>
+        <w:rPr>
+          <w:lang w:val="en-US"/>
+        </w:rPr>
+        <w:t>0.</w:t>
+      </w:r>
+      <w:r>
+        <w:rPr>
+          <w:lang w:val="en-US"/>
+        </w:rPr>
+        <w:t>05.2026</w:t>
+      </w:r>
+    </w:p>
+    <w:p>
+      <w:pPr>
+        <w:pStyle w:val="BodyText"/>
+        <w:rPr>
+          <w:lang w:val="en-US"/>
+        </w:rPr>
+      </w:pPr>
+      <w:r>
+        <w:rPr>
+          <w:lang w:val="en-US"/>
+        </w:rPr>
+        <w:t>I viewed the coursework video. Now I have clear visio what to do. I also looked at the Figma and downloaded necessary image materials</w:t>
+      </w:r>
+      <w:r>
+        <w:rPr>
+          <w:lang w:val="en-US"/>
+        </w:rPr>
+        <w:t xml:space="preserve"> from </w:t>
       </w:r>
       <w:proofErr w:type="spellStart"/>
       <w:r>
         <w:rPr>
           <w:lang w:val="en-US"/>
         </w:rPr>
-        <w:t>Github</w:t>
+        <w:t>github</w:t>
       </w:r>
       <w:proofErr w:type="spellEnd"/>
       <w:r>
         <w:rPr>
           <w:lang w:val="en-US"/>
         </w:rPr>
-        <w:t xml:space="preserve"> account so decided to use that</w:t>
-      </w:r>
-      <w:r>
-        <w:rPr>
-          <w:lang w:val="en-US"/>
-        </w:rPr>
-        <w:t>. Created the project but didn’t commit it yet.</w:t>
+        <w:t>.</w:t>
       </w:r>
     </w:p>
     <w:p>
@@ -699,6 +832,150 @@
           <w:lang w:val="en-US"/>
         </w:rPr>
       </w:pPr>
+      <w:r>
+        <w:rPr>
+          <w:lang w:val="en-US"/>
+        </w:rPr>
+        <w:t>24.05.2026</w:t>
+      </w:r>
+      <w:r>
+        <w:rPr>
+          <w:lang w:val="en-US"/>
+        </w:rPr>
+        <w:br/>
+      </w:r>
+      <w:r>
+        <w:rPr>
+          <w:lang w:val="en-US"/>
+        </w:rPr>
+        <w:t xml:space="preserve">Created better project structure according to course instructions. </w:t>
+      </w:r>
+      <w:r>
+        <w:rPr>
+          <w:lang w:val="en-US"/>
+        </w:rPr>
+        <w:t xml:space="preserve">Also published the first version. </w:t>
+      </w:r>
+      <w:r>
+        <w:rPr>
+          <w:lang w:val="en-US"/>
+        </w:rPr>
+        <w:t>Created README and VideoLink files so the structure is now complete.</w:t>
+      </w:r>
+      <w:r>
+        <w:rPr>
+          <w:lang w:val="en-US"/>
+        </w:rPr>
+        <w:t xml:space="preserve"> I started building the structure and links like shown on the video. </w:t>
+      </w:r>
+      <w:r>
+        <w:rPr>
+          <w:lang w:val="en-US"/>
+        </w:rPr>
+        <w:t xml:space="preserve">Created also files inside “Coursework” folder and connected </w:t>
+      </w:r>
+      <w:proofErr w:type="spellStart"/>
+      <w:r>
+        <w:rPr>
+          <w:lang w:val="en-US"/>
+        </w:rPr>
+        <w:t>css</w:t>
+      </w:r>
+      <w:proofErr w:type="spellEnd"/>
+      <w:r>
+        <w:rPr>
+          <w:lang w:val="en-US"/>
+        </w:rPr>
+        <w:t xml:space="preserve"> with html file. </w:t>
+      </w:r>
+      <w:r>
+        <w:rPr>
+          <w:lang w:val="en-US"/>
+        </w:rPr>
+        <w:t>For previewing the project while building I use VS code Live Server plugin</w:t>
+      </w:r>
+      <w:r>
+        <w:rPr>
+          <w:lang w:val="en-US"/>
+        </w:rPr>
+        <w:t>, which I already have installed,</w:t>
+      </w:r>
+      <w:r>
+        <w:rPr>
+          <w:lang w:val="en-US"/>
+        </w:rPr>
+        <w:t xml:space="preserve"> so I don’t need to continuously refresh the page. </w:t>
+      </w:r>
+      <w:r>
+        <w:rPr>
+          <w:lang w:val="en-US"/>
+        </w:rPr>
+        <w:t xml:space="preserve">Setting </w:t>
+      </w:r>
+      <w:r>
+        <w:rPr>
+          <w:lang w:val="en-US"/>
+        </w:rPr>
+        <w:t>favicon</w:t>
+      </w:r>
+      <w:r>
+        <w:rPr>
+          <w:lang w:val="en-US"/>
+        </w:rPr>
+        <w:t xml:space="preserve"> in plain html was new for me.</w:t>
+      </w:r>
+      <w:r>
+        <w:rPr>
+          <w:lang w:val="en-US"/>
+        </w:rPr>
+        <w:t xml:space="preserve"> Regarding CSS the setup looks </w:t>
+      </w:r>
+      <w:r>
+        <w:rPr>
+          <w:lang w:val="en-US"/>
+        </w:rPr>
+        <w:t xml:space="preserve">quite basic. I’m already familiar for instance, with border-box. For fonts instead of </w:t>
+      </w:r>
+      <w:proofErr w:type="spellStart"/>
+      <w:r>
+        <w:rPr>
+          <w:lang w:val="en-US"/>
+        </w:rPr>
+        <w:t>px</w:t>
+      </w:r>
+      <w:proofErr w:type="spellEnd"/>
+      <w:r>
+        <w:rPr>
+          <w:lang w:val="en-US"/>
+        </w:rPr>
+        <w:t xml:space="preserve"> I prefer using rems.</w:t>
+      </w:r>
+      <w:r>
+        <w:rPr>
+          <w:lang w:val="en-US"/>
+        </w:rPr>
+        <w:t xml:space="preserve"> </w:t>
+      </w:r>
+      <w:proofErr w:type="spellStart"/>
+      <w:r>
+        <w:rPr>
+          <w:lang w:val="en-US"/>
+        </w:rPr>
+        <w:t>Css</w:t>
+      </w:r>
+      <w:proofErr w:type="spellEnd"/>
+      <w:r>
+        <w:rPr>
+          <w:lang w:val="en-US"/>
+        </w:rPr>
+        <w:t xml:space="preserve"> variables are smart thing to do as we are going to use the same colors many times. </w:t>
+      </w:r>
+      <w:r>
+        <w:rPr>
+          <w:lang w:val="en-US"/>
+        </w:rPr>
+        <w:t>This could be also done with class, for each color we would have class with background color for instance.</w:t>
+      </w:r>
     </w:p>
     <w:p>
       <w:pPr>
@@ -719,88 +996,7 @@
         <w:rPr>
           <w:lang w:val="en-US"/>
         </w:rPr>
-        <w:t>11.9.201</w:t>
-      </w:r>
-      <w:r>
-        <w:rPr>
-          <w:lang w:val="en-US"/>
-        </w:rPr>
-        <w:t>8</w:t>
-      </w:r>
-    </w:p>
-    <w:p>
-      <w:pPr>
-        <w:pStyle w:val="BodyText"/>
-        <w:rPr>
-          <w:lang w:val="en-US"/>
-        </w:rPr>
-      </w:pPr>
-      <w:r>
-        <w:rPr>
-          <w:lang w:val="en-US"/>
-        </w:rPr>
-        <w:br/>
-        <w:t xml:space="preserve">I have chosen VS Code as my code editor for this course, I learned how to set up addons by googling how to do it. I searched the web for best addons and chose the best addons that I think fits me best.  </w:t>
-      </w:r>
-      <w:r>
-        <w:rPr>
-          <w:lang w:val="en-US"/>
-        </w:rPr>
-        <w:t>I started to watch the first part of the example project to understand the technologies better.</w:t>
-      </w:r>
-    </w:p>
-    <w:p>
-      <w:pPr>
-        <w:pStyle w:val="BodyText"/>
-        <w:rPr>
-          <w:lang w:val="en-US"/>
-        </w:rPr>
-      </w:pPr>
-    </w:p>
-    <w:p>
-      <w:pPr>
-        <w:pStyle w:val="BodyText"/>
-        <w:rPr>
-          <w:lang w:val="en-US"/>
-        </w:rPr>
-      </w:pPr>
-      <w:r>
-        <w:rPr>
-          <w:lang w:val="en-US"/>
-        </w:rPr>
-        <w:t xml:space="preserve">I did my </w:t>
-      </w:r>
-      <w:r>
-        <w:rPr>
-          <w:lang w:val="en-US"/>
-        </w:rPr>
-        <w:t xml:space="preserve">second </w:t>
-      </w:r>
-      <w:r>
-        <w:rPr>
-          <w:lang w:val="en-US"/>
-        </w:rPr>
-        <w:t>commit but somehow it did not go as</w:t>
-      </w:r>
-      <w:r>
-        <w:rPr>
-          <w:lang w:val="en-US"/>
-        </w:rPr>
-        <w:t xml:space="preserve"> I planned. I went to </w:t>
-      </w:r>
-      <w:proofErr w:type="spellStart"/>
-      <w:r>
-        <w:rPr>
-          <w:lang w:val="en-US"/>
-        </w:rPr>
-        <w:t>stackoverflow</w:t>
-      </w:r>
-      <w:proofErr w:type="spellEnd"/>
-      <w:r>
-        <w:rPr>
-          <w:lang w:val="en-US"/>
-        </w:rPr>
-        <w:t xml:space="preserve"> and found quite many threads about version control problems. I was able to figure out what was the problem and continued to watch the first part till the end.</w:t>
+        <w:t>I have usually used lucid icons or similar, but the font-awesome icons are handy too. Of course, it takes time to learn them.</w:t>
       </w:r>
     </w:p>
     <w:p>

--- a/LearningDiary/SDS_learning_diary_Miro_Kymäläinen.docx
+++ b/LearningDiary/SDS_learning_diary_Miro_Kymäläinen.docx
@@ -14,7 +14,6 @@
           <w:lang w:val="en-US"/>
         </w:rPr>
       </w:pPr>
-      <w:proofErr w:type="spellStart"/>
       <w:r>
         <w:rPr>
           <w:rFonts w:ascii="Times New Roman" w:hAnsi="Times New Roman" w:cs="Times New Roman"/>
@@ -23,53 +22,8 @@
           <w:szCs w:val="24"/>
           <w:lang w:val="en-US"/>
         </w:rPr>
-        <w:t>Lappeenrannan</w:t>
-      </w:r>
-      <w:proofErr w:type="spellEnd"/>
-      <w:r>
-        <w:rPr>
-          <w:rFonts w:ascii="Times New Roman" w:hAnsi="Times New Roman" w:cs="Times New Roman"/>
-          <w:b w:val="0"/>
-          <w:sz w:val="24"/>
-          <w:szCs w:val="24"/>
-          <w:lang w:val="en-US"/>
-        </w:rPr>
-        <w:t xml:space="preserve"> </w:t>
-      </w:r>
-      <w:proofErr w:type="spellStart"/>
-      <w:r>
-        <w:rPr>
-          <w:rFonts w:ascii="Times New Roman" w:hAnsi="Times New Roman" w:cs="Times New Roman"/>
-          <w:b w:val="0"/>
-          <w:sz w:val="24"/>
-          <w:szCs w:val="24"/>
-          <w:lang w:val="en-US"/>
-        </w:rPr>
-        <w:t>teknillinen</w:t>
-      </w:r>
-      <w:proofErr w:type="spellEnd"/>
-      <w:r>
-        <w:rPr>
-          <w:rFonts w:ascii="Times New Roman" w:hAnsi="Times New Roman" w:cs="Times New Roman"/>
-          <w:b w:val="0"/>
-          <w:sz w:val="24"/>
-          <w:szCs w:val="24"/>
-          <w:lang w:val="en-US"/>
-        </w:rPr>
-        <w:t xml:space="preserve"> </w:t>
-      </w:r>
-      <w:proofErr w:type="spellStart"/>
-      <w:r>
-        <w:rPr>
-          <w:rFonts w:ascii="Times New Roman" w:hAnsi="Times New Roman" w:cs="Times New Roman"/>
-          <w:b w:val="0"/>
-          <w:sz w:val="24"/>
-          <w:szCs w:val="24"/>
-          <w:lang w:val="en-US"/>
-        </w:rPr>
-        <w:t>yliopisto</w:t>
-      </w:r>
-      <w:proofErr w:type="spellEnd"/>
+        <w:t>Lappeenrannan teknillinen yliopisto</w:t>
+      </w:r>
     </w:p>
     <w:p>
       <w:pPr>
@@ -445,21 +399,7 @@
         <w:rPr>
           <w:lang w:val="en-US"/>
         </w:rPr>
-        <w:t xml:space="preserve">Clear plan for completing the </w:t>
-      </w:r>
-      <w:proofErr w:type="spellStart"/>
-      <w:r>
-        <w:rPr>
-          <w:lang w:val="en-US"/>
-        </w:rPr>
-        <w:t>courswrok</w:t>
-      </w:r>
-      <w:proofErr w:type="spellEnd"/>
-      <w:r>
-        <w:rPr>
-          <w:lang w:val="en-US"/>
-        </w:rPr>
-        <w:t>.</w:t>
+        <w:t>Clear plan for completing the courswrok.</w:t>
       </w:r>
     </w:p>
     <w:p>
@@ -800,21 +740,7 @@
         <w:rPr>
           <w:lang w:val="en-US"/>
         </w:rPr>
-        <w:t xml:space="preserve"> from </w:t>
-      </w:r>
-      <w:proofErr w:type="spellStart"/>
-      <w:r>
-        <w:rPr>
-          <w:lang w:val="en-US"/>
-        </w:rPr>
-        <w:t>github</w:t>
-      </w:r>
-      <w:proofErr w:type="spellEnd"/>
-      <w:r>
-        <w:rPr>
-          <w:lang w:val="en-US"/>
-        </w:rPr>
-        <w:t>.</w:t>
+        <w:t xml:space="preserve"> from github.</w:t>
       </w:r>
     </w:p>
     <w:p>
@@ -872,21 +798,7 @@
         <w:rPr>
           <w:lang w:val="en-US"/>
         </w:rPr>
-        <w:t xml:space="preserve">Created also files inside “Coursework” folder and connected </w:t>
-      </w:r>
-      <w:proofErr w:type="spellStart"/>
-      <w:r>
-        <w:rPr>
-          <w:lang w:val="en-US"/>
-        </w:rPr>
-        <w:t>css</w:t>
-      </w:r>
-      <w:proofErr w:type="spellEnd"/>
-      <w:r>
-        <w:rPr>
-          <w:lang w:val="en-US"/>
-        </w:rPr>
-        <w:t xml:space="preserve"> with html file. </w:t>
+        <w:t xml:space="preserve">Created also files inside “Coursework” folder and connected css with html file. </w:t>
       </w:r>
       <w:r>
         <w:rPr>
@@ -934,21 +846,7 @@
         <w:rPr>
           <w:lang w:val="en-US"/>
         </w:rPr>
-        <w:t xml:space="preserve">quite basic. I’m already familiar for instance, with border-box. For fonts instead of </w:t>
-      </w:r>
-      <w:proofErr w:type="spellStart"/>
-      <w:r>
-        <w:rPr>
-          <w:lang w:val="en-US"/>
-        </w:rPr>
-        <w:t>px</w:t>
-      </w:r>
-      <w:proofErr w:type="spellEnd"/>
-      <w:r>
-        <w:rPr>
-          <w:lang w:val="en-US"/>
-        </w:rPr>
-        <w:t xml:space="preserve"> I prefer using rems.</w:t>
+        <w:t>quite basic. I’m already familiar for instance, with border-box. For fonts instead of px I prefer using rems.</w:t>
       </w:r>
       <w:r>
         <w:rPr>
@@ -956,14 +854,12 @@
         </w:rPr>
         <w:t xml:space="preserve"> </w:t>
       </w:r>
-      <w:proofErr w:type="spellStart"/>
-      <w:r>
-        <w:rPr>
-          <w:lang w:val="en-US"/>
-        </w:rPr>
-        <w:t>Css</w:t>
-      </w:r>
-      <w:proofErr w:type="spellEnd"/>
+      <w:r>
+        <w:rPr>
+          <w:lang w:val="en-US"/>
+        </w:rPr>
+        <w:t>CSS</w:t>
+      </w:r>
       <w:r>
         <w:rPr>
           <w:lang w:val="en-US"/>
@@ -998,6 +894,28 @@
         </w:rPr>
         <w:t>I have usually used lucid icons or similar, but the font-awesome icons are handy too. Of course, it takes time to learn them.</w:t>
       </w:r>
+      <w:r>
+        <w:rPr>
+          <w:lang w:val="en-US"/>
+        </w:rPr>
+        <w:t xml:space="preserve"> I have slightly different project structure. Took one moment to realize I should remove one dot from hero bg image url.</w:t>
+      </w:r>
+    </w:p>
+    <w:p>
+      <w:pPr>
+        <w:pStyle w:val="BodyText"/>
+        <w:rPr>
+          <w:lang w:val="en-US"/>
+        </w:rPr>
+      </w:pPr>
+    </w:p>
+    <w:p>
+      <w:pPr>
+        <w:pStyle w:val="BodyText"/>
+        <w:rPr>
+          <w:lang w:val="en-US"/>
+        </w:rPr>
+      </w:pPr>
     </w:p>
     <w:p>
       <w:pPr>

--- a/LearningDiary/SDS_learning_diary_Miro_Kymäläinen.docx
+++ b/LearningDiary/SDS_learning_diary_Miro_Kymäläinen.docx
@@ -14,6 +14,7 @@
           <w:lang w:val="en-US"/>
         </w:rPr>
       </w:pPr>
+      <w:proofErr w:type="spellStart"/>
       <w:r>
         <w:rPr>
           <w:rFonts w:ascii="Times New Roman" w:hAnsi="Times New Roman" w:cs="Times New Roman"/>
@@ -22,13 +23,10 @@
           <w:szCs w:val="24"/>
           <w:lang w:val="en-US"/>
         </w:rPr>
-        <w:t>Lappeenrannan teknillinen yliopisto</w:t>
-      </w:r>
-    </w:p>
-    <w:p>
-      <w:pPr>
-        <w:pStyle w:val="Title"/>
-        <w:jc w:val="both"/>
+        <w:t>Lappeenrannan</w:t>
+      </w:r>
+      <w:proofErr w:type="spellEnd"/>
+      <w:r>
         <w:rPr>
           <w:rFonts w:ascii="Times New Roman" w:hAnsi="Times New Roman" w:cs="Times New Roman"/>
           <w:b w:val="0"/>
@@ -36,7 +34,9 @@
           <w:szCs w:val="24"/>
           <w:lang w:val="en-US"/>
         </w:rPr>
-      </w:pPr>
+        <w:t xml:space="preserve"> </w:t>
+      </w:r>
+      <w:proofErr w:type="spellStart"/>
       <w:r>
         <w:rPr>
           <w:rFonts w:ascii="Times New Roman" w:hAnsi="Times New Roman" w:cs="Times New Roman"/>
@@ -45,8 +45,9 @@
           <w:szCs w:val="24"/>
           <w:lang w:val="en-US"/>
         </w:rPr>
-        <w:t>Name of your school goes here (School</w:t>
-      </w:r>
+        <w:t>teknillinen</w:t>
+      </w:r>
+      <w:proofErr w:type="spellEnd"/>
       <w:r>
         <w:rPr>
           <w:rFonts w:ascii="Times New Roman" w:hAnsi="Times New Roman" w:cs="Times New Roman"/>
@@ -55,8 +56,9 @@
           <w:szCs w:val="24"/>
           <w:lang w:val="en-US"/>
         </w:rPr>
-        <w:t xml:space="preserve"> of Business and Management</w:t>
-      </w:r>
+        <w:t xml:space="preserve"> </w:t>
+      </w:r>
+      <w:proofErr w:type="spellStart"/>
       <w:r>
         <w:rPr>
           <w:rFonts w:ascii="Times New Roman" w:hAnsi="Times New Roman" w:cs="Times New Roman"/>
@@ -65,8 +67,9 @@
           <w:szCs w:val="24"/>
           <w:lang w:val="en-US"/>
         </w:rPr>
-        <w:t>)</w:t>
-      </w:r>
+        <w:t>yliopisto</w:t>
+      </w:r>
+      <w:proofErr w:type="spellEnd"/>
     </w:p>
     <w:p>
       <w:pPr>
@@ -80,6 +83,16 @@
           <w:lang w:val="en-US"/>
         </w:rPr>
       </w:pPr>
+      <w:r>
+        <w:rPr>
+          <w:rFonts w:ascii="Times New Roman" w:hAnsi="Times New Roman" w:cs="Times New Roman"/>
+          <w:b w:val="0"/>
+          <w:sz w:val="24"/>
+          <w:szCs w:val="24"/>
+          <w:lang w:val="en-US"/>
+        </w:rPr>
+        <w:t>School of Engineering Science</w:t>
+      </w:r>
     </w:p>
     <w:p>
       <w:pPr>
@@ -399,7 +412,19 @@
         <w:rPr>
           <w:lang w:val="en-US"/>
         </w:rPr>
-        <w:t>Clear plan for completing the courswrok.</w:t>
+        <w:t xml:space="preserve">Clear plan for completing the </w:t>
+      </w:r>
+      <w:r>
+        <w:rPr>
+          <w:lang w:val="en-US"/>
+        </w:rPr>
+        <w:t>coursework</w:t>
+      </w:r>
+      <w:r>
+        <w:rPr>
+          <w:lang w:val="en-US"/>
+        </w:rPr>
+        <w:t>.</w:t>
       </w:r>
     </w:p>
     <w:p>
@@ -456,7 +481,7 @@
         <w:rPr>
           <w:lang w:val="en-US"/>
         </w:rPr>
-        <w:t>Structuring project.</w:t>
+        <w:t>Starting Coursework.</w:t>
       </w:r>
     </w:p>
     <w:p>
@@ -470,6 +495,12 @@
           <w:lang w:val="en-US"/>
         </w:rPr>
         <w:t xml:space="preserve">Learning outcome: </w:t>
+      </w:r>
+      <w:r>
+        <w:rPr>
+          <w:lang w:val="en-US"/>
+        </w:rPr>
+        <w:t>Getting back to basics with CSS and HTML.</w:t>
       </w:r>
     </w:p>
     <w:p>
@@ -601,18 +632,68 @@
       <w:pPr>
         <w:pStyle w:val="BodyText"/>
         <w:rPr>
-          <w:b/>
-          <w:bCs/>
-          <w:lang w:val="en-US"/>
-        </w:rPr>
-      </w:pPr>
-      <w:r>
-        <w:rPr>
-          <w:b/>
-          <w:bCs/>
-          <w:lang w:val="en-US"/>
-        </w:rPr>
-        <w:t>EXAMPLE STYLE 1</w:t>
+          <w:lang w:val="en-US"/>
+        </w:rPr>
+      </w:pPr>
+      <w:r>
+        <w:rPr>
+          <w:lang w:val="en-US"/>
+        </w:rPr>
+        <w:t>25.04.2025</w:t>
+      </w:r>
+      <w:r>
+        <w:rPr>
+          <w:lang w:val="en-US"/>
+        </w:rPr>
+        <w:br/>
+      </w:r>
+      <w:r>
+        <w:rPr>
+          <w:lang w:val="en-US"/>
+        </w:rPr>
+        <w:t xml:space="preserve">I checked the general information about the course. I looked at the environment setup. I have already npm package manager, VS code and GIT installed. On VS code I have Git Graph, which is very similar to </w:t>
+      </w:r>
+      <w:r>
+        <w:rPr>
+          <w:lang w:val="en-US"/>
+        </w:rPr>
+        <w:t>SourceTree</w:t>
+      </w:r>
+      <w:r>
+        <w:rPr>
+          <w:lang w:val="en-US"/>
+        </w:rPr>
+        <w:t>.</w:t>
+      </w:r>
+      <w:r>
+        <w:rPr>
+          <w:lang w:val="en-US"/>
+        </w:rPr>
+        <w:t xml:space="preserve"> I have existing Github account so decided to use that</w:t>
+      </w:r>
+      <w:r>
+        <w:rPr>
+          <w:lang w:val="en-US"/>
+        </w:rPr>
+        <w:t xml:space="preserve"> instead of Bitbucket</w:t>
+      </w:r>
+      <w:r>
+        <w:rPr>
+          <w:lang w:val="en-US"/>
+        </w:rPr>
+        <w:t xml:space="preserve">. Created the project but didn’t commit </w:t>
+      </w:r>
+      <w:r>
+        <w:rPr>
+          <w:lang w:val="en-US"/>
+        </w:rPr>
+        <w:t>anything</w:t>
+      </w:r>
+      <w:r>
+        <w:rPr>
+          <w:lang w:val="en-US"/>
+        </w:rPr>
+        <w:t xml:space="preserve"> yet.</w:t>
       </w:r>
     </w:p>
     <w:p>
@@ -622,11 +703,85 @@
           <w:lang w:val="en-US"/>
         </w:rPr>
       </w:pPr>
-      <w:r>
-        <w:rPr>
-          <w:lang w:val="en-US"/>
-        </w:rPr>
-        <w:t>25.04.2025</w:t>
+    </w:p>
+    <w:p>
+      <w:pPr>
+        <w:pStyle w:val="BodyText"/>
+        <w:rPr>
+          <w:lang w:val="en-US"/>
+        </w:rPr>
+      </w:pPr>
+      <w:r>
+        <w:rPr>
+          <w:lang w:val="en-US"/>
+        </w:rPr>
+        <w:t>2</w:t>
+      </w:r>
+      <w:r>
+        <w:rPr>
+          <w:lang w:val="en-US"/>
+        </w:rPr>
+        <w:t>0.</w:t>
+      </w:r>
+      <w:r>
+        <w:rPr>
+          <w:lang w:val="en-US"/>
+        </w:rPr>
+        <w:t>05.2026</w:t>
+      </w:r>
+    </w:p>
+    <w:p>
+      <w:pPr>
+        <w:pStyle w:val="BodyText"/>
+        <w:rPr>
+          <w:lang w:val="en-US"/>
+        </w:rPr>
+      </w:pPr>
+      <w:r>
+        <w:rPr>
+          <w:lang w:val="en-US"/>
+        </w:rPr>
+        <w:t>I viewed the coursework video. Now I have clear visio what to do. I also looked at the Figma and downloaded necessary image materials</w:t>
+      </w:r>
+      <w:r>
+        <w:rPr>
+          <w:lang w:val="en-US"/>
+        </w:rPr>
+        <w:t xml:space="preserve"> from </w:t>
+      </w:r>
+      <w:r>
+        <w:rPr>
+          <w:lang w:val="en-US"/>
+        </w:rPr>
+        <w:t>GitHub</w:t>
+      </w:r>
+      <w:r>
+        <w:rPr>
+          <w:lang w:val="en-US"/>
+        </w:rPr>
+        <w:t>.</w:t>
+      </w:r>
+    </w:p>
+    <w:p>
+      <w:pPr>
+        <w:pStyle w:val="BodyText"/>
+        <w:rPr>
+          <w:lang w:val="en-US"/>
+        </w:rPr>
+      </w:pPr>
+    </w:p>
+    <w:p>
+      <w:pPr>
+        <w:pStyle w:val="BodyText"/>
+        <w:rPr>
+          <w:lang w:val="en-US"/>
+        </w:rPr>
+      </w:pPr>
+      <w:r>
+        <w:rPr>
+          <w:lang w:val="en-US"/>
+        </w:rPr>
+        <w:t>24.05.2026</w:t>
       </w:r>
       <w:r>
         <w:rPr>
@@ -638,19 +793,99 @@
         <w:rPr>
           <w:lang w:val="en-US"/>
         </w:rPr>
-        <w:br/>
-      </w:r>
-      <w:r>
-        <w:rPr>
-          <w:lang w:val="en-US"/>
-        </w:rPr>
-        <w:t xml:space="preserve">I checked the general information about the course. I looked at the environment setup. I have already npm package manager, VS code and GIT installed. On VS code I have Git Graph, which is very similar to </w:t>
-      </w:r>
-      <w:r>
-        <w:rPr>
-          <w:lang w:val="en-US"/>
-        </w:rPr>
-        <w:t>SourceTree</w:t>
+        <w:t xml:space="preserve">Created better project structure according to course instructions. </w:t>
+      </w:r>
+      <w:r>
+        <w:rPr>
+          <w:lang w:val="en-US"/>
+        </w:rPr>
+        <w:t xml:space="preserve">Also published the first version. </w:t>
+      </w:r>
+      <w:r>
+        <w:rPr>
+          <w:lang w:val="en-US"/>
+        </w:rPr>
+        <w:t>Created README and VideoLink files so the structure is now complete.</w:t>
+      </w:r>
+      <w:r>
+        <w:rPr>
+          <w:lang w:val="en-US"/>
+        </w:rPr>
+        <w:t xml:space="preserve"> I started building the structure and links like shown on the video. </w:t>
+      </w:r>
+      <w:r>
+        <w:rPr>
+          <w:lang w:val="en-US"/>
+        </w:rPr>
+        <w:t xml:space="preserve">Created also files inside “Coursework” folder and connected </w:t>
+      </w:r>
+      <w:proofErr w:type="spellStart"/>
+      <w:r>
+        <w:rPr>
+          <w:lang w:val="en-US"/>
+        </w:rPr>
+        <w:t>css</w:t>
+      </w:r>
+      <w:proofErr w:type="spellEnd"/>
+      <w:r>
+        <w:rPr>
+          <w:lang w:val="en-US"/>
+        </w:rPr>
+        <w:t xml:space="preserve"> with html file. </w:t>
+      </w:r>
+      <w:r>
+        <w:rPr>
+          <w:lang w:val="en-US"/>
+        </w:rPr>
+        <w:t>For previewing the project while building I use VS code Live Server plugin</w:t>
+      </w:r>
+      <w:r>
+        <w:rPr>
+          <w:lang w:val="en-US"/>
+        </w:rPr>
+        <w:t>, which I already have installed,</w:t>
+      </w:r>
+      <w:r>
+        <w:rPr>
+          <w:lang w:val="en-US"/>
+        </w:rPr>
+        <w:t xml:space="preserve"> so I don’t need to continuously refresh the page. </w:t>
+      </w:r>
+      <w:r>
+        <w:rPr>
+          <w:lang w:val="en-US"/>
+        </w:rPr>
+        <w:t xml:space="preserve">Setting </w:t>
+      </w:r>
+      <w:r>
+        <w:rPr>
+          <w:lang w:val="en-US"/>
+        </w:rPr>
+        <w:t>favicon</w:t>
+      </w:r>
+      <w:r>
+        <w:rPr>
+          <w:lang w:val="en-US"/>
+        </w:rPr>
+        <w:t xml:space="preserve"> in plain html was new for me.</w:t>
+      </w:r>
+      <w:r>
+        <w:rPr>
+          <w:lang w:val="en-US"/>
+        </w:rPr>
+        <w:t xml:space="preserve"> Regarding CSS the setup looks </w:t>
+      </w:r>
+      <w:r>
+        <w:rPr>
+          <w:lang w:val="en-US"/>
+        </w:rPr>
+        <w:t>quite basic. I’m already familiar for instance, with border-box. For fonts instead of px I prefer using rems</w:t>
+      </w:r>
+      <w:r>
+        <w:rPr>
+          <w:lang w:val="en-US"/>
+        </w:rPr>
+        <w:t xml:space="preserve"> also for margins etc</w:t>
       </w:r>
       <w:r>
         <w:rPr>
@@ -662,31 +897,25 @@
         <w:rPr>
           <w:lang w:val="en-US"/>
         </w:rPr>
-        <w:t xml:space="preserve"> I have existing Github account so decided to use that</w:t>
-      </w:r>
-      <w:r>
-        <w:rPr>
-          <w:lang w:val="en-US"/>
-        </w:rPr>
-        <w:t xml:space="preserve"> instead of Bitbucket</w:t>
-      </w:r>
-      <w:r>
-        <w:rPr>
-          <w:lang w:val="en-US"/>
-        </w:rPr>
-        <w:t xml:space="preserve">. Created the project but didn’t commit </w:t>
-      </w:r>
-      <w:r>
-        <w:rPr>
-          <w:lang w:val="en-US"/>
-        </w:rPr>
-        <w:t>anything</w:t>
-      </w:r>
-      <w:r>
-        <w:rPr>
-          <w:lang w:val="en-US"/>
-        </w:rPr>
-        <w:t xml:space="preserve"> yet.</w:t>
+        <w:t xml:space="preserve"> </w:t>
+      </w:r>
+      <w:r>
+        <w:rPr>
+          <w:lang w:val="en-US"/>
+        </w:rPr>
+        <w:t>CSS</w:t>
+      </w:r>
+      <w:r>
+        <w:rPr>
+          <w:lang w:val="en-US"/>
+        </w:rPr>
+        <w:t xml:space="preserve"> variables are smart thing to do as we are going to use the same colors many times. </w:t>
+      </w:r>
+      <w:r>
+        <w:rPr>
+          <w:lang w:val="en-US"/>
+        </w:rPr>
+        <w:t>This could be also done with class, for each color we would have class with background color for instance.</w:t>
       </w:r>
     </w:p>
     <w:p>
@@ -708,19 +937,25 @@
         <w:rPr>
           <w:lang w:val="en-US"/>
         </w:rPr>
-        <w:t>2</w:t>
-      </w:r>
-      <w:r>
-        <w:rPr>
-          <w:lang w:val="en-US"/>
-        </w:rPr>
-        <w:t>0.</w:t>
-      </w:r>
-      <w:r>
-        <w:rPr>
-          <w:lang w:val="en-US"/>
-        </w:rPr>
-        <w:t>05.2026</w:t>
+        <w:t xml:space="preserve">I have usually used </w:t>
+      </w:r>
+      <w:r>
+        <w:rPr>
+          <w:lang w:val="en-US"/>
+        </w:rPr>
+        <w:t>lucide icons</w:t>
+      </w:r>
+      <w:r>
+        <w:rPr>
+          <w:lang w:val="en-US"/>
+        </w:rPr>
+        <w:t xml:space="preserve"> or similar, but the font-awesome icons are handy too. Of course, it takes time to learn them.</w:t>
+      </w:r>
+      <w:r>
+        <w:rPr>
+          <w:lang w:val="en-US"/>
+        </w:rPr>
+        <w:t xml:space="preserve"> I have slightly different project structure. Took one moment to realize I should remove one dot from hero bg image url.</w:t>
       </w:r>
     </w:p>
     <w:p>
@@ -730,18 +965,6 @@
           <w:lang w:val="en-US"/>
         </w:rPr>
       </w:pPr>
-      <w:r>
-        <w:rPr>
-          <w:lang w:val="en-US"/>
-        </w:rPr>
-        <w:t>I viewed the coursework video. Now I have clear visio what to do. I also looked at the Figma and downloaded necessary image materials</w:t>
-      </w:r>
-      <w:r>
-        <w:rPr>
-          <w:lang w:val="en-US"/>
-        </w:rPr>
-        <w:t xml:space="preserve"> from github.</w:t>
-      </w:r>
     </w:p>
     <w:p>
       <w:pPr>
@@ -758,120 +981,6 @@
           <w:lang w:val="en-US"/>
         </w:rPr>
       </w:pPr>
-      <w:r>
-        <w:rPr>
-          <w:lang w:val="en-US"/>
-        </w:rPr>
-        <w:t>24.05.2026</w:t>
-      </w:r>
-      <w:r>
-        <w:rPr>
-          <w:lang w:val="en-US"/>
-        </w:rPr>
-        <w:br/>
-      </w:r>
-      <w:r>
-        <w:rPr>
-          <w:lang w:val="en-US"/>
-        </w:rPr>
-        <w:t xml:space="preserve">Created better project structure according to course instructions. </w:t>
-      </w:r>
-      <w:r>
-        <w:rPr>
-          <w:lang w:val="en-US"/>
-        </w:rPr>
-        <w:t xml:space="preserve">Also published the first version. </w:t>
-      </w:r>
-      <w:r>
-        <w:rPr>
-          <w:lang w:val="en-US"/>
-        </w:rPr>
-        <w:t>Created README and VideoLink files so the structure is now complete.</w:t>
-      </w:r>
-      <w:r>
-        <w:rPr>
-          <w:lang w:val="en-US"/>
-        </w:rPr>
-        <w:t xml:space="preserve"> I started building the structure and links like shown on the video. </w:t>
-      </w:r>
-      <w:r>
-        <w:rPr>
-          <w:lang w:val="en-US"/>
-        </w:rPr>
-        <w:t xml:space="preserve">Created also files inside “Coursework” folder and connected css with html file. </w:t>
-      </w:r>
-      <w:r>
-        <w:rPr>
-          <w:lang w:val="en-US"/>
-        </w:rPr>
-        <w:t>For previewing the project while building I use VS code Live Server plugin</w:t>
-      </w:r>
-      <w:r>
-        <w:rPr>
-          <w:lang w:val="en-US"/>
-        </w:rPr>
-        <w:t>, which I already have installed,</w:t>
-      </w:r>
-      <w:r>
-        <w:rPr>
-          <w:lang w:val="en-US"/>
-        </w:rPr>
-        <w:t xml:space="preserve"> so I don’t need to continuously refresh the page. </w:t>
-      </w:r>
-      <w:r>
-        <w:rPr>
-          <w:lang w:val="en-US"/>
-        </w:rPr>
-        <w:t xml:space="preserve">Setting </w:t>
-      </w:r>
-      <w:r>
-        <w:rPr>
-          <w:lang w:val="en-US"/>
-        </w:rPr>
-        <w:t>favicon</w:t>
-      </w:r>
-      <w:r>
-        <w:rPr>
-          <w:lang w:val="en-US"/>
-        </w:rPr>
-        <w:t xml:space="preserve"> in plain html was new for me.</w:t>
-      </w:r>
-      <w:r>
-        <w:rPr>
-          <w:lang w:val="en-US"/>
-        </w:rPr>
-        <w:t xml:space="preserve"> Regarding CSS the setup looks </w:t>
-      </w:r>
-      <w:r>
-        <w:rPr>
-          <w:lang w:val="en-US"/>
-        </w:rPr>
-        <w:t>quite basic. I’m already familiar for instance, with border-box. For fonts instead of px I prefer using rems.</w:t>
-      </w:r>
-      <w:r>
-        <w:rPr>
-          <w:lang w:val="en-US"/>
-        </w:rPr>
-        <w:t xml:space="preserve"> </w:t>
-      </w:r>
-      <w:r>
-        <w:rPr>
-          <w:lang w:val="en-US"/>
-        </w:rPr>
-        <w:t>CSS</w:t>
-      </w:r>
-      <w:r>
-        <w:rPr>
-          <w:lang w:val="en-US"/>
-        </w:rPr>
-        <w:t xml:space="preserve"> variables are smart thing to do as we are going to use the same colors many times. </w:t>
-      </w:r>
-      <w:r>
-        <w:rPr>
-          <w:lang w:val="en-US"/>
-        </w:rPr>
-        <w:t>This could be also done with class, for each color we would have class with background color for instance.</w:t>
-      </w:r>
     </w:p>
     <w:p>
       <w:pPr>
@@ -880,273 +989,6 @@
           <w:lang w:val="en-US"/>
         </w:rPr>
       </w:pPr>
-    </w:p>
-    <w:p>
-      <w:pPr>
-        <w:pStyle w:val="BodyText"/>
-        <w:rPr>
-          <w:lang w:val="en-US"/>
-        </w:rPr>
-      </w:pPr>
-      <w:r>
-        <w:rPr>
-          <w:lang w:val="en-US"/>
-        </w:rPr>
-        <w:t>I have usually used lucid icons or similar, but the font-awesome icons are handy too. Of course, it takes time to learn them.</w:t>
-      </w:r>
-      <w:r>
-        <w:rPr>
-          <w:lang w:val="en-US"/>
-        </w:rPr>
-        <w:t xml:space="preserve"> I have slightly different project structure. Took one moment to realize I should remove one dot from hero bg image url.</w:t>
-      </w:r>
-    </w:p>
-    <w:p>
-      <w:pPr>
-        <w:pStyle w:val="BodyText"/>
-        <w:rPr>
-          <w:lang w:val="en-US"/>
-        </w:rPr>
-      </w:pPr>
-    </w:p>
-    <w:p>
-      <w:pPr>
-        <w:pStyle w:val="BodyText"/>
-        <w:rPr>
-          <w:lang w:val="en-US"/>
-        </w:rPr>
-      </w:pPr>
-    </w:p>
-    <w:p>
-      <w:pPr>
-        <w:pStyle w:val="BodyText"/>
-        <w:rPr>
-          <w:b/>
-          <w:lang w:val="en-US"/>
-        </w:rPr>
-      </w:pPr>
-      <w:r>
-        <w:rPr>
-          <w:lang w:val="en-US"/>
-        </w:rPr>
-        <w:br w:type="page"/>
-      </w:r>
-      <w:r>
-        <w:rPr>
-          <w:b/>
-          <w:lang w:val="en-US"/>
-        </w:rPr>
-        <w:lastRenderedPageBreak/>
-        <w:t>EXAMPLE STYLE 2</w:t>
-      </w:r>
-    </w:p>
-    <w:p>
-      <w:pPr>
-        <w:pStyle w:val="BodyText"/>
-        <w:rPr>
-          <w:b/>
-          <w:lang w:val="en-US"/>
-        </w:rPr>
-      </w:pPr>
-    </w:p>
-    <w:p>
-      <w:pPr>
-        <w:pStyle w:val="BodyText"/>
-        <w:rPr>
-          <w:lang w:val="en-US"/>
-        </w:rPr>
-      </w:pPr>
-      <w:r>
-        <w:rPr>
-          <w:lang w:val="en-US"/>
-        </w:rPr>
-        <w:t>10.9.2018</w:t>
-      </w:r>
-    </w:p>
-    <w:p>
-      <w:pPr>
-        <w:pStyle w:val="BodyText"/>
-        <w:rPr>
-          <w:lang w:val="en-US"/>
-        </w:rPr>
-      </w:pPr>
-    </w:p>
-    <w:p>
-      <w:pPr>
-        <w:pStyle w:val="BodyText"/>
-        <w:rPr>
-          <w:lang w:val="en-US"/>
-        </w:rPr>
-      </w:pPr>
-      <w:r>
-        <w:rPr>
-          <w:lang w:val="en-US"/>
-        </w:rPr>
-        <w:t>I learned about,</w:t>
-      </w:r>
-    </w:p>
-    <w:p>
-      <w:pPr>
-        <w:pStyle w:val="BodyText"/>
-        <w:rPr>
-          <w:lang w:val="en-US"/>
-        </w:rPr>
-      </w:pPr>
-    </w:p>
-    <w:p>
-      <w:pPr>
-        <w:pStyle w:val="BodyText"/>
-        <w:rPr>
-          <w:lang w:val="en-US"/>
-        </w:rPr>
-      </w:pPr>
-      <w:r>
-        <w:rPr>
-          <w:lang w:val="en-US"/>
-        </w:rPr>
-        <w:t>version control, but mostly it was just refreshing my memory. What I learned was…</w:t>
-      </w:r>
-    </w:p>
-    <w:p>
-      <w:pPr>
-        <w:pStyle w:val="BodyText"/>
-        <w:rPr>
-          <w:lang w:val="en-US"/>
-        </w:rPr>
-      </w:pPr>
-    </w:p>
-    <w:p>
-      <w:pPr>
-        <w:pStyle w:val="BodyText"/>
-        <w:rPr>
-          <w:lang w:val="en-US"/>
-        </w:rPr>
-      </w:pPr>
-      <w:r>
-        <w:rPr>
-          <w:lang w:val="en-US"/>
-        </w:rPr>
-        <w:t>how to develop as a becoming software professional. I find &lt;something&gt; interesting, because…</w:t>
-      </w:r>
-    </w:p>
-    <w:p>
-      <w:pPr>
-        <w:pStyle w:val="BodyText"/>
-        <w:rPr>
-          <w:lang w:val="en-US"/>
-        </w:rPr>
-      </w:pPr>
-    </w:p>
-    <w:p>
-      <w:pPr>
-        <w:pStyle w:val="BodyText"/>
-        <w:rPr>
-          <w:lang w:val="en-US"/>
-        </w:rPr>
-      </w:pPr>
-      <w:r>
-        <w:rPr>
-          <w:lang w:val="en-US"/>
-        </w:rPr>
-        <w:t>how to set up Atom environment with addons. There was one problem that took me a lot of time to solve. The problem was about …</w:t>
-      </w:r>
-    </w:p>
-    <w:p>
-      <w:pPr>
-        <w:pStyle w:val="BodyText"/>
-        <w:rPr>
-          <w:lang w:val="en-US"/>
-        </w:rPr>
-      </w:pPr>
-    </w:p>
-    <w:p>
-      <w:pPr>
-        <w:pStyle w:val="BodyText"/>
-        <w:rPr>
-          <w:lang w:val="en-US"/>
-        </w:rPr>
-      </w:pPr>
-      <w:r>
-        <w:rPr>
-          <w:lang w:val="en-US"/>
-        </w:rPr>
-        <w:t>Etc.</w:t>
-      </w:r>
-    </w:p>
-    <w:p>
-      <w:pPr>
-        <w:pStyle w:val="BodyText"/>
-        <w:rPr>
-          <w:lang w:val="en-US"/>
-        </w:rPr>
-      </w:pPr>
-    </w:p>
-    <w:p>
-      <w:pPr>
-        <w:pStyle w:val="BodyText"/>
-        <w:rPr>
-          <w:b/>
-          <w:lang w:val="en-US"/>
-        </w:rPr>
-      </w:pPr>
-      <w:r>
-        <w:rPr>
-          <w:b/>
-          <w:lang w:val="en-US"/>
-        </w:rPr>
-        <w:t>EXAMPLE STYLE 3</w:t>
-      </w:r>
-    </w:p>
-    <w:p>
-      <w:pPr>
-        <w:pStyle w:val="BodyText"/>
-        <w:rPr>
-          <w:b/>
-          <w:lang w:val="en-US"/>
-        </w:rPr>
-      </w:pPr>
-    </w:p>
-    <w:p>
-      <w:pPr>
-        <w:pStyle w:val="BodyText"/>
-        <w:rPr>
-          <w:lang w:val="en-US"/>
-        </w:rPr>
-      </w:pPr>
-      <w:r>
-        <w:rPr>
-          <w:lang w:val="en-US"/>
-        </w:rPr>
-        <w:t>Freeform.</w:t>
-      </w:r>
-    </w:p>
-    <w:p>
-      <w:pPr>
-        <w:pStyle w:val="BodyText"/>
-        <w:rPr>
-          <w:lang w:val="en-US"/>
-        </w:rPr>
-      </w:pPr>
-    </w:p>
-    <w:p>
-      <w:pPr>
-        <w:pStyle w:val="BodyText"/>
-        <w:rPr>
-          <w:lang w:val="en-US"/>
-        </w:rPr>
-      </w:pPr>
-      <w:r>
-        <w:rPr>
-          <w:lang w:val="en-US"/>
-        </w:rPr>
-        <w:t xml:space="preserve">Something else, but reasonable. </w:t>
-      </w:r>
-      <w:r>
-        <w:rPr>
-          <w:lang w:val="en-US"/>
-        </w:rPr>
-        <w:t>You must document what you have done, learned and when this have happened.</w:t>
-      </w:r>
     </w:p>
     <w:sectPr>
       <w:headerReference w:type="default" r:id="rId10"/>

--- a/LearningDiary/SDS_learning_diary_Miro_Kymäläinen.docx
+++ b/LearningDiary/SDS_learning_diary_Miro_Kymäläinen.docx
@@ -14,7 +14,6 @@
           <w:lang w:val="en-US"/>
         </w:rPr>
       </w:pPr>
-      <w:proofErr w:type="spellStart"/>
       <w:r>
         <w:rPr>
           <w:rFonts w:ascii="Times New Roman" w:hAnsi="Times New Roman" w:cs="Times New Roman"/>
@@ -23,53 +22,8 @@
           <w:szCs w:val="24"/>
           <w:lang w:val="en-US"/>
         </w:rPr>
-        <w:t>Lappeenrannan</w:t>
-      </w:r>
-      <w:proofErr w:type="spellEnd"/>
-      <w:r>
-        <w:rPr>
-          <w:rFonts w:ascii="Times New Roman" w:hAnsi="Times New Roman" w:cs="Times New Roman"/>
-          <w:b w:val="0"/>
-          <w:sz w:val="24"/>
-          <w:szCs w:val="24"/>
-          <w:lang w:val="en-US"/>
-        </w:rPr>
-        <w:t xml:space="preserve"> </w:t>
-      </w:r>
-      <w:proofErr w:type="spellStart"/>
-      <w:r>
-        <w:rPr>
-          <w:rFonts w:ascii="Times New Roman" w:hAnsi="Times New Roman" w:cs="Times New Roman"/>
-          <w:b w:val="0"/>
-          <w:sz w:val="24"/>
-          <w:szCs w:val="24"/>
-          <w:lang w:val="en-US"/>
-        </w:rPr>
-        <w:t>teknillinen</w:t>
-      </w:r>
-      <w:proofErr w:type="spellEnd"/>
-      <w:r>
-        <w:rPr>
-          <w:rFonts w:ascii="Times New Roman" w:hAnsi="Times New Roman" w:cs="Times New Roman"/>
-          <w:b w:val="0"/>
-          <w:sz w:val="24"/>
-          <w:szCs w:val="24"/>
-          <w:lang w:val="en-US"/>
-        </w:rPr>
-        <w:t xml:space="preserve"> </w:t>
-      </w:r>
-      <w:proofErr w:type="spellStart"/>
-      <w:r>
-        <w:rPr>
-          <w:rFonts w:ascii="Times New Roman" w:hAnsi="Times New Roman" w:cs="Times New Roman"/>
-          <w:b w:val="0"/>
-          <w:sz w:val="24"/>
-          <w:szCs w:val="24"/>
-          <w:lang w:val="en-US"/>
-        </w:rPr>
-        <w:t>yliopisto</w:t>
-      </w:r>
-      <w:proofErr w:type="spellEnd"/>
+        <w:t>Lappeenrannan teknillinen yliopisto</w:t>
+      </w:r>
     </w:p>
     <w:p>
       <w:pPr>
@@ -817,21 +771,7 @@
         <w:rPr>
           <w:lang w:val="en-US"/>
         </w:rPr>
-        <w:t xml:space="preserve">Created also files inside “Coursework” folder and connected </w:t>
-      </w:r>
-      <w:proofErr w:type="spellStart"/>
-      <w:r>
-        <w:rPr>
-          <w:lang w:val="en-US"/>
-        </w:rPr>
-        <w:t>css</w:t>
-      </w:r>
-      <w:proofErr w:type="spellEnd"/>
-      <w:r>
-        <w:rPr>
-          <w:lang w:val="en-US"/>
-        </w:rPr>
-        <w:t xml:space="preserve"> with html file. </w:t>
+        <w:t xml:space="preserve">Created also files inside “Coursework” folder and connected css with html file. </w:t>
       </w:r>
       <w:r>
         <w:rPr>
@@ -973,6 +913,25 @@
           <w:lang w:val="en-US"/>
         </w:rPr>
       </w:pPr>
+      <w:r>
+        <w:rPr>
+          <w:lang w:val="en-US"/>
+        </w:rPr>
+        <w:t xml:space="preserve">Creating the card p styles is a bit over engineered, I think. Instead of using nth-child we could just easily give classes for each as the structure is always the same. Maybe the point here is just to thought how those selectors work. I would use the nth-child if I have a list of </w:t>
+      </w:r>
+      <w:r>
+        <w:rPr>
+          <w:lang w:val="en-US"/>
+        </w:rPr>
+        <w:lastRenderedPageBreak/>
+        <w:t>items which are looped and then the last one, for instance, needs to be different</w:t>
+      </w:r>
+      <w:r>
+        <w:rPr>
+          <w:lang w:val="en-US"/>
+        </w:rPr>
+        <w:t xml:space="preserve"> like on the nav. </w:t>
+      </w:r>
     </w:p>
     <w:p>
       <w:pPr>

--- a/LearningDiary/SDS_learning_diary_Miro_Kymäläinen.docx
+++ b/LearningDiary/SDS_learning_diary_Miro_Kymäläinen.docx
@@ -14,6 +14,7 @@
           <w:lang w:val="en-US"/>
         </w:rPr>
       </w:pPr>
+      <w:proofErr w:type="spellStart"/>
       <w:r>
         <w:rPr>
           <w:rFonts w:ascii="Times New Roman" w:hAnsi="Times New Roman" w:cs="Times New Roman"/>
@@ -22,8 +23,53 @@
           <w:szCs w:val="24"/>
           <w:lang w:val="en-US"/>
         </w:rPr>
-        <w:t>Lappeenrannan teknillinen yliopisto</w:t>
-      </w:r>
+        <w:t>Lappeenrannan</w:t>
+      </w:r>
+      <w:proofErr w:type="spellEnd"/>
+      <w:r>
+        <w:rPr>
+          <w:rFonts w:ascii="Times New Roman" w:hAnsi="Times New Roman" w:cs="Times New Roman"/>
+          <w:b w:val="0"/>
+          <w:sz w:val="24"/>
+          <w:szCs w:val="24"/>
+          <w:lang w:val="en-US"/>
+        </w:rPr>
+        <w:t xml:space="preserve"> </w:t>
+      </w:r>
+      <w:proofErr w:type="spellStart"/>
+      <w:r>
+        <w:rPr>
+          <w:rFonts w:ascii="Times New Roman" w:hAnsi="Times New Roman" w:cs="Times New Roman"/>
+          <w:b w:val="0"/>
+          <w:sz w:val="24"/>
+          <w:szCs w:val="24"/>
+          <w:lang w:val="en-US"/>
+        </w:rPr>
+        <w:t>teknillinen</w:t>
+      </w:r>
+      <w:proofErr w:type="spellEnd"/>
+      <w:r>
+        <w:rPr>
+          <w:rFonts w:ascii="Times New Roman" w:hAnsi="Times New Roman" w:cs="Times New Roman"/>
+          <w:b w:val="0"/>
+          <w:sz w:val="24"/>
+          <w:szCs w:val="24"/>
+          <w:lang w:val="en-US"/>
+        </w:rPr>
+        <w:t xml:space="preserve"> </w:t>
+      </w:r>
+      <w:proofErr w:type="spellStart"/>
+      <w:r>
+        <w:rPr>
+          <w:rFonts w:ascii="Times New Roman" w:hAnsi="Times New Roman" w:cs="Times New Roman"/>
+          <w:b w:val="0"/>
+          <w:sz w:val="24"/>
+          <w:szCs w:val="24"/>
+          <w:lang w:val="en-US"/>
+        </w:rPr>
+        <w:t>yliopisto</w:t>
+      </w:r>
+      <w:proofErr w:type="spellEnd"/>
     </w:p>
     <w:p>
       <w:pPr>
@@ -771,7 +817,21 @@
         <w:rPr>
           <w:lang w:val="en-US"/>
         </w:rPr>
-        <w:t xml:space="preserve">Created also files inside “Coursework” folder and connected css with html file. </w:t>
+        <w:t xml:space="preserve">Created also files inside “Coursework” folder and connected </w:t>
+      </w:r>
+      <w:proofErr w:type="spellStart"/>
+      <w:r>
+        <w:rPr>
+          <w:lang w:val="en-US"/>
+        </w:rPr>
+        <w:t>css</w:t>
+      </w:r>
+      <w:proofErr w:type="spellEnd"/>
+      <w:r>
+        <w:rPr>
+          <w:lang w:val="en-US"/>
+        </w:rPr>
+        <w:t xml:space="preserve"> with html file. </w:t>
       </w:r>
       <w:r>
         <w:rPr>
@@ -917,7 +977,35 @@
         <w:rPr>
           <w:lang w:val="en-US"/>
         </w:rPr>
-        <w:t xml:space="preserve">Creating the card p styles is a bit over engineered, I think. Instead of using nth-child we could just easily give classes for each as the structure is always the same. Maybe the point here is just to thought how those selectors work. I would use the nth-child if I have a list of </w:t>
+        <w:t xml:space="preserve">Creating the card p styles is a bit over engineered, I think. Instead of using </w:t>
+      </w:r>
+      <w:proofErr w:type="gramStart"/>
+      <w:r>
+        <w:rPr>
+          <w:lang w:val="en-US"/>
+        </w:rPr>
+        <w:t>nth-child</w:t>
+      </w:r>
+      <w:proofErr w:type="gramEnd"/>
+      <w:r>
+        <w:rPr>
+          <w:lang w:val="en-US"/>
+        </w:rPr>
+        <w:t xml:space="preserve"> we could just easily give classes for each as the structure is always the same. Maybe the point here is just to thought how those selectors work. I would use the </w:t>
+      </w:r>
+      <w:proofErr w:type="gramStart"/>
+      <w:r>
+        <w:rPr>
+          <w:lang w:val="en-US"/>
+        </w:rPr>
+        <w:t>nth-child</w:t>
+      </w:r>
+      <w:proofErr w:type="gramEnd"/>
+      <w:r>
+        <w:rPr>
+          <w:lang w:val="en-US"/>
+        </w:rPr>
+        <w:t xml:space="preserve"> if I have a list of </w:t>
       </w:r>
       <w:r>
         <w:rPr>
@@ -931,6 +1019,28 @@
           <w:lang w:val="en-US"/>
         </w:rPr>
         <w:t xml:space="preserve"> like on the nav. </w:t>
+      </w:r>
+    </w:p>
+    <w:p>
+      <w:pPr>
+        <w:pStyle w:val="BodyText"/>
+        <w:rPr>
+          <w:lang w:val="en-US"/>
+        </w:rPr>
+      </w:pPr>
+    </w:p>
+    <w:p>
+      <w:pPr>
+        <w:pStyle w:val="BodyText"/>
+        <w:rPr>
+          <w:lang w:val="en-US"/>
+        </w:rPr>
+      </w:pPr>
+      <w:r>
+        <w:rPr>
+          <w:lang w:val="en-US"/>
+        </w:rPr>
+        <w:t xml:space="preserve">Also made the same mistake when creating cards as on the video. CSS file is read from top to bottom. </w:t>
       </w:r>
     </w:p>
     <w:p>

--- a/LearningDiary/SDS_learning_diary_Miro_Kymäläinen.docx
+++ b/LearningDiary/SDS_learning_diary_Miro_Kymäläinen.docx
@@ -14,7 +14,6 @@
           <w:lang w:val="en-US"/>
         </w:rPr>
       </w:pPr>
-      <w:proofErr w:type="spellStart"/>
       <w:r>
         <w:rPr>
           <w:rFonts w:ascii="Times New Roman" w:hAnsi="Times New Roman" w:cs="Times New Roman"/>
@@ -23,53 +22,8 @@
           <w:szCs w:val="24"/>
           <w:lang w:val="en-US"/>
         </w:rPr>
-        <w:t>Lappeenrannan</w:t>
-      </w:r>
-      <w:proofErr w:type="spellEnd"/>
-      <w:r>
-        <w:rPr>
-          <w:rFonts w:ascii="Times New Roman" w:hAnsi="Times New Roman" w:cs="Times New Roman"/>
-          <w:b w:val="0"/>
-          <w:sz w:val="24"/>
-          <w:szCs w:val="24"/>
-          <w:lang w:val="en-US"/>
-        </w:rPr>
-        <w:t xml:space="preserve"> </w:t>
-      </w:r>
-      <w:proofErr w:type="spellStart"/>
-      <w:r>
-        <w:rPr>
-          <w:rFonts w:ascii="Times New Roman" w:hAnsi="Times New Roman" w:cs="Times New Roman"/>
-          <w:b w:val="0"/>
-          <w:sz w:val="24"/>
-          <w:szCs w:val="24"/>
-          <w:lang w:val="en-US"/>
-        </w:rPr>
-        <w:t>teknillinen</w:t>
-      </w:r>
-      <w:proofErr w:type="spellEnd"/>
-      <w:r>
-        <w:rPr>
-          <w:rFonts w:ascii="Times New Roman" w:hAnsi="Times New Roman" w:cs="Times New Roman"/>
-          <w:b w:val="0"/>
-          <w:sz w:val="24"/>
-          <w:szCs w:val="24"/>
-          <w:lang w:val="en-US"/>
-        </w:rPr>
-        <w:t xml:space="preserve"> </w:t>
-      </w:r>
-      <w:proofErr w:type="spellStart"/>
-      <w:r>
-        <w:rPr>
-          <w:rFonts w:ascii="Times New Roman" w:hAnsi="Times New Roman" w:cs="Times New Roman"/>
-          <w:b w:val="0"/>
-          <w:sz w:val="24"/>
-          <w:szCs w:val="24"/>
-          <w:lang w:val="en-US"/>
-        </w:rPr>
-        <w:t>yliopisto</w:t>
-      </w:r>
-      <w:proofErr w:type="spellEnd"/>
+        <w:t>Lappeenrannan teknillinen yliopisto</w:t>
+      </w:r>
     </w:p>
     <w:p>
       <w:pPr>
@@ -817,21 +771,7 @@
         <w:rPr>
           <w:lang w:val="en-US"/>
         </w:rPr>
-        <w:t xml:space="preserve">Created also files inside “Coursework” folder and connected </w:t>
-      </w:r>
-      <w:proofErr w:type="spellStart"/>
-      <w:r>
-        <w:rPr>
-          <w:lang w:val="en-US"/>
-        </w:rPr>
-        <w:t>css</w:t>
-      </w:r>
-      <w:proofErr w:type="spellEnd"/>
-      <w:r>
-        <w:rPr>
-          <w:lang w:val="en-US"/>
-        </w:rPr>
-        <w:t xml:space="preserve"> with html file. </w:t>
+        <w:t xml:space="preserve">Created also files inside “Coursework” folder and connected css with html file. </w:t>
       </w:r>
       <w:r>
         <w:rPr>
@@ -977,35 +917,7 @@
         <w:rPr>
           <w:lang w:val="en-US"/>
         </w:rPr>
-        <w:t xml:space="preserve">Creating the card p styles is a bit over engineered, I think. Instead of using </w:t>
-      </w:r>
-      <w:proofErr w:type="gramStart"/>
-      <w:r>
-        <w:rPr>
-          <w:lang w:val="en-US"/>
-        </w:rPr>
-        <w:t>nth-child</w:t>
-      </w:r>
-      <w:proofErr w:type="gramEnd"/>
-      <w:r>
-        <w:rPr>
-          <w:lang w:val="en-US"/>
-        </w:rPr>
-        <w:t xml:space="preserve"> we could just easily give classes for each as the structure is always the same. Maybe the point here is just to thought how those selectors work. I would use the </w:t>
-      </w:r>
-      <w:proofErr w:type="gramStart"/>
-      <w:r>
-        <w:rPr>
-          <w:lang w:val="en-US"/>
-        </w:rPr>
-        <w:t>nth-child</w:t>
-      </w:r>
-      <w:proofErr w:type="gramEnd"/>
-      <w:r>
-        <w:rPr>
-          <w:lang w:val="en-US"/>
-        </w:rPr>
-        <w:t xml:space="preserve"> if I have a list of </w:t>
+        <w:t xml:space="preserve">Creating the card p styles is a bit over engineered, I think. Instead of using nth-child we could just easily give classes for each as the structure is always the same. Maybe the point here is just to thought how those selectors work. I would use the nth-child if I have a list of </w:t>
       </w:r>
       <w:r>
         <w:rPr>
@@ -1040,7 +952,65 @@
         <w:rPr>
           <w:lang w:val="en-US"/>
         </w:rPr>
-        <w:t xml:space="preserve">Also made the same mistake when creating cards as on the video. CSS file is read from top to bottom. </w:t>
+        <w:t xml:space="preserve">Also made the same mistake </w:t>
+      </w:r>
+      <w:r>
+        <w:rPr>
+          <w:lang w:val="en-US"/>
+        </w:rPr>
+        <w:t xml:space="preserve">regarding background </w:t>
+      </w:r>
+      <w:r>
+        <w:rPr>
+          <w:lang w:val="en-US"/>
+        </w:rPr>
+        <w:t xml:space="preserve">when creating </w:t>
+      </w:r>
+      <w:r>
+        <w:rPr>
+          <w:lang w:val="en-US"/>
+        </w:rPr>
+        <w:t xml:space="preserve">pricing </w:t>
+      </w:r>
+      <w:r>
+        <w:rPr>
+          <w:lang w:val="en-US"/>
+        </w:rPr>
+        <w:t>cards</w:t>
+      </w:r>
+      <w:r>
+        <w:rPr>
+          <w:lang w:val="en-US"/>
+        </w:rPr>
+        <w:t xml:space="preserve"> (at 01:07) </w:t>
+      </w:r>
+      <w:r>
+        <w:rPr>
+          <w:lang w:val="en-US"/>
+        </w:rPr>
+        <w:t xml:space="preserve"> as on the video. CSS file is read from top to bottom. </w:t>
+      </w:r>
+    </w:p>
+    <w:p>
+      <w:pPr>
+        <w:pStyle w:val="BodyText"/>
+        <w:rPr>
+          <w:lang w:val="en-US"/>
+        </w:rPr>
+      </w:pPr>
+    </w:p>
+    <w:p>
+      <w:pPr>
+        <w:pStyle w:val="BodyText"/>
+        <w:rPr>
+          <w:lang w:val="en-US"/>
+        </w:rPr>
+      </w:pPr>
+      <w:r>
+        <w:rPr>
+          <w:lang w:val="en-US"/>
+        </w:rPr>
+        <w:t>Pricing section finalized. I maybe missed something on the video as at the end I had the pricing cards aligned little bit different. I added for the pricing grid align-items center and that fixed the issue.</w:t>
       </w:r>
     </w:p>
     <w:p>

--- a/LearningDiary/SDS_learning_diary_Miro_Kymäläinen.docx
+++ b/LearningDiary/SDS_learning_diary_Miro_Kymäläinen.docx
@@ -14,6 +14,7 @@
           <w:lang w:val="en-US"/>
         </w:rPr>
       </w:pPr>
+      <w:proofErr w:type="spellStart"/>
       <w:r>
         <w:rPr>
           <w:rFonts w:ascii="Times New Roman" w:hAnsi="Times New Roman" w:cs="Times New Roman"/>
@@ -22,8 +23,53 @@
           <w:szCs w:val="24"/>
           <w:lang w:val="en-US"/>
         </w:rPr>
-        <w:t>Lappeenrannan teknillinen yliopisto</w:t>
-      </w:r>
+        <w:t>Lappeenrannan</w:t>
+      </w:r>
+      <w:proofErr w:type="spellEnd"/>
+      <w:r>
+        <w:rPr>
+          <w:rFonts w:ascii="Times New Roman" w:hAnsi="Times New Roman" w:cs="Times New Roman"/>
+          <w:b w:val="0"/>
+          <w:sz w:val="24"/>
+          <w:szCs w:val="24"/>
+          <w:lang w:val="en-US"/>
+        </w:rPr>
+        <w:t xml:space="preserve"> </w:t>
+      </w:r>
+      <w:proofErr w:type="spellStart"/>
+      <w:r>
+        <w:rPr>
+          <w:rFonts w:ascii="Times New Roman" w:hAnsi="Times New Roman" w:cs="Times New Roman"/>
+          <w:b w:val="0"/>
+          <w:sz w:val="24"/>
+          <w:szCs w:val="24"/>
+          <w:lang w:val="en-US"/>
+        </w:rPr>
+        <w:t>teknillinen</w:t>
+      </w:r>
+      <w:proofErr w:type="spellEnd"/>
+      <w:r>
+        <w:rPr>
+          <w:rFonts w:ascii="Times New Roman" w:hAnsi="Times New Roman" w:cs="Times New Roman"/>
+          <w:b w:val="0"/>
+          <w:sz w:val="24"/>
+          <w:szCs w:val="24"/>
+          <w:lang w:val="en-US"/>
+        </w:rPr>
+        <w:t xml:space="preserve"> </w:t>
+      </w:r>
+      <w:proofErr w:type="spellStart"/>
+      <w:r>
+        <w:rPr>
+          <w:rFonts w:ascii="Times New Roman" w:hAnsi="Times New Roman" w:cs="Times New Roman"/>
+          <w:b w:val="0"/>
+          <w:sz w:val="24"/>
+          <w:szCs w:val="24"/>
+          <w:lang w:val="en-US"/>
+        </w:rPr>
+        <w:t>yliopisto</w:t>
+      </w:r>
+      <w:proofErr w:type="spellEnd"/>
     </w:p>
     <w:p>
       <w:pPr>
@@ -771,7 +817,21 @@
         <w:rPr>
           <w:lang w:val="en-US"/>
         </w:rPr>
-        <w:t xml:space="preserve">Created also files inside “Coursework” folder and connected css with html file. </w:t>
+        <w:t xml:space="preserve">Created also files inside “Coursework” folder and connected </w:t>
+      </w:r>
+      <w:proofErr w:type="spellStart"/>
+      <w:r>
+        <w:rPr>
+          <w:lang w:val="en-US"/>
+        </w:rPr>
+        <w:t>css</w:t>
+      </w:r>
+      <w:proofErr w:type="spellEnd"/>
+      <w:r>
+        <w:rPr>
+          <w:lang w:val="en-US"/>
+        </w:rPr>
+        <w:t xml:space="preserve"> with html file. </w:t>
       </w:r>
       <w:r>
         <w:rPr>
@@ -917,7 +977,35 @@
         <w:rPr>
           <w:lang w:val="en-US"/>
         </w:rPr>
-        <w:t xml:space="preserve">Creating the card p styles is a bit over engineered, I think. Instead of using nth-child we could just easily give classes for each as the structure is always the same. Maybe the point here is just to thought how those selectors work. I would use the nth-child if I have a list of </w:t>
+        <w:t xml:space="preserve">Creating the card p styles is a bit over engineered, I think. Instead of using </w:t>
+      </w:r>
+      <w:proofErr w:type="gramStart"/>
+      <w:r>
+        <w:rPr>
+          <w:lang w:val="en-US"/>
+        </w:rPr>
+        <w:t>nth-child</w:t>
+      </w:r>
+      <w:proofErr w:type="gramEnd"/>
+      <w:r>
+        <w:rPr>
+          <w:lang w:val="en-US"/>
+        </w:rPr>
+        <w:t xml:space="preserve"> we could just easily give classes for each as the structure is always the same. Maybe the point here is just to thought how those selectors work. I would use the </w:t>
+      </w:r>
+      <w:proofErr w:type="gramStart"/>
+      <w:r>
+        <w:rPr>
+          <w:lang w:val="en-US"/>
+        </w:rPr>
+        <w:t>nth-child</w:t>
+      </w:r>
+      <w:proofErr w:type="gramEnd"/>
+      <w:r>
+        <w:rPr>
+          <w:lang w:val="en-US"/>
+        </w:rPr>
+        <w:t xml:space="preserve"> if I have a list of </w:t>
       </w:r>
       <w:r>
         <w:rPr>
@@ -982,13 +1070,27 @@
         <w:rPr>
           <w:lang w:val="en-US"/>
         </w:rPr>
-        <w:t xml:space="preserve"> (at 01:07) </w:t>
-      </w:r>
-      <w:r>
-        <w:rPr>
-          <w:lang w:val="en-US"/>
-        </w:rPr>
-        <w:t xml:space="preserve"> as on the video. CSS file is read from top to bottom. </w:t>
+        <w:t xml:space="preserve"> (at 01:07</w:t>
+      </w:r>
+      <w:proofErr w:type="gramStart"/>
+      <w:r>
+        <w:rPr>
+          <w:lang w:val="en-US"/>
+        </w:rPr>
+        <w:t xml:space="preserve">) </w:t>
+      </w:r>
+      <w:r>
+        <w:rPr>
+          <w:lang w:val="en-US"/>
+        </w:rPr>
+        <w:t xml:space="preserve"> as</w:t>
+      </w:r>
+      <w:proofErr w:type="gramEnd"/>
+      <w:r>
+        <w:rPr>
+          <w:lang w:val="en-US"/>
+        </w:rPr>
+        <w:t xml:space="preserve"> on the video. CSS file is read from top to bottom. </w:t>
       </w:r>
     </w:p>
     <w:p>
@@ -1011,6 +1113,136 @@
           <w:lang w:val="en-US"/>
         </w:rPr>
         <w:t>Pricing section finalized. I maybe missed something on the video as at the end I had the pricing cards aligned little bit different. I added for the pricing grid align-items center and that fixed the issue.</w:t>
+      </w:r>
+    </w:p>
+    <w:p>
+      <w:pPr>
+        <w:pStyle w:val="BodyText"/>
+        <w:rPr>
+          <w:lang w:val="en-US"/>
+        </w:rPr>
+      </w:pPr>
+    </w:p>
+    <w:p>
+      <w:pPr>
+        <w:pStyle w:val="BodyText"/>
+        <w:rPr>
+          <w:lang w:val="en-US"/>
+        </w:rPr>
+      </w:pPr>
+      <w:r>
+        <w:rPr>
+          <w:lang w:val="en-US"/>
+        </w:rPr>
+        <w:t xml:space="preserve">I am okay at coding in </w:t>
+      </w:r>
+      <w:proofErr w:type="gramStart"/>
+      <w:r>
+        <w:rPr>
+          <w:lang w:val="en-US"/>
+        </w:rPr>
+        <w:t>JS</w:t>
+      </w:r>
+      <w:proofErr w:type="gramEnd"/>
+      <w:r>
+        <w:rPr>
+          <w:lang w:val="en-US"/>
+        </w:rPr>
+        <w:t xml:space="preserve"> but I haven’t done the basics for a long time. </w:t>
+      </w:r>
+      <w:r>
+        <w:rPr>
+          <w:lang w:val="en-US"/>
+        </w:rPr>
+        <w:t>Also,</w:t>
+      </w:r>
+      <w:r>
+        <w:rPr>
+          <w:lang w:val="en-US"/>
+        </w:rPr>
+        <w:t xml:space="preserve"> when AI has become </w:t>
+      </w:r>
+      <w:r>
+        <w:rPr>
+          <w:lang w:val="en-US"/>
+        </w:rPr>
+        <w:t xml:space="preserve">useful it’s interesting to back to basics. The JS part is quite simple as you only need to listen to basic HTML elements and clicking action. </w:t>
+      </w:r>
+    </w:p>
+    <w:p>
+      <w:pPr>
+        <w:pStyle w:val="BodyText"/>
+        <w:rPr>
+          <w:lang w:val="en-US"/>
+        </w:rPr>
+      </w:pPr>
+    </w:p>
+    <w:p>
+      <w:pPr>
+        <w:pStyle w:val="BodyText"/>
+        <w:rPr>
+          <w:lang w:val="en-US"/>
+        </w:rPr>
+      </w:pPr>
+      <w:r>
+        <w:rPr>
+          <w:lang w:val="en-US"/>
+        </w:rPr>
+        <w:t xml:space="preserve">There was minor typo on JS. I mistyped </w:t>
+      </w:r>
+      <w:proofErr w:type="spellStart"/>
+      <w:r>
+        <w:rPr>
+          <w:lang w:val="en-GB"/>
+        </w:rPr>
+        <w:t>otherGroup</w:t>
+      </w:r>
+      <w:proofErr w:type="spellEnd"/>
+      <w:r>
+        <w:rPr>
+          <w:lang w:val="en-GB"/>
+        </w:rPr>
+        <w:t xml:space="preserve"> as </w:t>
+      </w:r>
+      <w:proofErr w:type="spellStart"/>
+      <w:r>
+        <w:rPr>
+          <w:lang w:val="en-GB"/>
+        </w:rPr>
+        <w:t>other</w:t>
+      </w:r>
+      <w:r>
+        <w:rPr>
+          <w:lang w:val="en-GB"/>
+        </w:rPr>
+        <w:t>g</w:t>
+      </w:r>
+      <w:r>
+        <w:rPr>
+          <w:lang w:val="en-GB"/>
+        </w:rPr>
+        <w:t>roup</w:t>
+      </w:r>
+      <w:proofErr w:type="spellEnd"/>
+      <w:r>
+        <w:rPr>
+          <w:lang w:val="en-GB"/>
+        </w:rPr>
+        <w:t xml:space="preserve"> on the if check and that caused a bug so other </w:t>
+      </w:r>
+      <w:proofErr w:type="spellStart"/>
+      <w:r>
+        <w:rPr>
+          <w:lang w:val="en-GB"/>
+        </w:rPr>
+        <w:t>faqs</w:t>
+      </w:r>
+      <w:proofErr w:type="spellEnd"/>
+      <w:r>
+        <w:rPr>
+          <w:lang w:val="en-GB"/>
+        </w:rPr>
+        <w:t xml:space="preserve"> didn’t close when one was opened.</w:t>
       </w:r>
     </w:p>
     <w:p>

--- a/LearningDiary/SDS_learning_diary_Miro_Kymäläinen.docx
+++ b/LearningDiary/SDS_learning_diary_Miro_Kymäläinen.docx
@@ -1072,25 +1072,93 @@
         </w:rPr>
         <w:t xml:space="preserve"> (at 01:07</w:t>
       </w:r>
+      <w:r>
+        <w:rPr>
+          <w:lang w:val="en-US"/>
+        </w:rPr>
+        <w:t>) as</w:t>
+      </w:r>
+      <w:r>
+        <w:rPr>
+          <w:lang w:val="en-US"/>
+        </w:rPr>
+        <w:t xml:space="preserve"> on the video. CSS file is read from top to bottom. </w:t>
+      </w:r>
+    </w:p>
+    <w:p>
+      <w:pPr>
+        <w:pStyle w:val="BodyText"/>
+        <w:rPr>
+          <w:lang w:val="en-US"/>
+        </w:rPr>
+      </w:pPr>
+    </w:p>
+    <w:p>
+      <w:pPr>
+        <w:pStyle w:val="BodyText"/>
+        <w:rPr>
+          <w:lang w:val="en-US"/>
+        </w:rPr>
+      </w:pPr>
+      <w:r>
+        <w:rPr>
+          <w:lang w:val="en-US"/>
+        </w:rPr>
+        <w:t>Pricing section finalized. I maybe missed something on the video as at the end I had the pricing cards aligned little bit different. I added for the pricing grid align-items center and that fixed the issue.</w:t>
+      </w:r>
+    </w:p>
+    <w:p>
+      <w:pPr>
+        <w:pStyle w:val="BodyText"/>
+        <w:rPr>
+          <w:lang w:val="en-US"/>
+        </w:rPr>
+      </w:pPr>
+    </w:p>
+    <w:p>
+      <w:pPr>
+        <w:pStyle w:val="BodyText"/>
+        <w:rPr>
+          <w:lang w:val="en-US"/>
+        </w:rPr>
+      </w:pPr>
+      <w:r>
+        <w:rPr>
+          <w:lang w:val="en-US"/>
+        </w:rPr>
+        <w:t xml:space="preserve">I am okay at coding in </w:t>
+      </w:r>
       <w:proofErr w:type="gramStart"/>
       <w:r>
         <w:rPr>
           <w:lang w:val="en-US"/>
         </w:rPr>
-        <w:t xml:space="preserve">) </w:t>
-      </w:r>
-      <w:r>
-        <w:rPr>
-          <w:lang w:val="en-US"/>
-        </w:rPr>
-        <w:t xml:space="preserve"> as</w:t>
+        <w:t>JS</w:t>
       </w:r>
       <w:proofErr w:type="gramEnd"/>
       <w:r>
         <w:rPr>
           <w:lang w:val="en-US"/>
         </w:rPr>
-        <w:t xml:space="preserve"> on the video. CSS file is read from top to bottom. </w:t>
+        <w:t xml:space="preserve"> but I haven’t done the basics for a long time. </w:t>
+      </w:r>
+      <w:r>
+        <w:rPr>
+          <w:lang w:val="en-US"/>
+        </w:rPr>
+        <w:t>Also,</w:t>
+      </w:r>
+      <w:r>
+        <w:rPr>
+          <w:lang w:val="en-US"/>
+        </w:rPr>
+        <w:t xml:space="preserve"> when AI has become </w:t>
+      </w:r>
+      <w:r>
+        <w:rPr>
+          <w:lang w:val="en-US"/>
+        </w:rPr>
+        <w:t xml:space="preserve">useful it’s interesting to back to basics. The JS part is quite simple as you only need to listen to basic HTML elements and clicking action. </w:t>
       </w:r>
     </w:p>
     <w:p>
@@ -1112,7 +1180,61 @@
         <w:rPr>
           <w:lang w:val="en-US"/>
         </w:rPr>
-        <w:t>Pricing section finalized. I maybe missed something on the video as at the end I had the pricing cards aligned little bit different. I added for the pricing grid align-items center and that fixed the issue.</w:t>
+        <w:t xml:space="preserve">There was minor typo on JS. I mistyped </w:t>
+      </w:r>
+      <w:proofErr w:type="spellStart"/>
+      <w:r>
+        <w:rPr>
+          <w:lang w:val="en-GB"/>
+        </w:rPr>
+        <w:t>otherGroup</w:t>
+      </w:r>
+      <w:proofErr w:type="spellEnd"/>
+      <w:r>
+        <w:rPr>
+          <w:lang w:val="en-GB"/>
+        </w:rPr>
+        <w:t xml:space="preserve"> as </w:t>
+      </w:r>
+      <w:proofErr w:type="spellStart"/>
+      <w:r>
+        <w:rPr>
+          <w:lang w:val="en-GB"/>
+        </w:rPr>
+        <w:t>other</w:t>
+      </w:r>
+      <w:r>
+        <w:rPr>
+          <w:lang w:val="en-GB"/>
+        </w:rPr>
+        <w:t>g</w:t>
+      </w:r>
+      <w:r>
+        <w:rPr>
+          <w:lang w:val="en-GB"/>
+        </w:rPr>
+        <w:t>roup</w:t>
+      </w:r>
+      <w:proofErr w:type="spellEnd"/>
+      <w:r>
+        <w:rPr>
+          <w:lang w:val="en-GB"/>
+        </w:rPr>
+        <w:t xml:space="preserve"> on the if check and that caused a bug so other </w:t>
+      </w:r>
+      <w:proofErr w:type="spellStart"/>
+      <w:r>
+        <w:rPr>
+          <w:lang w:val="en-GB"/>
+        </w:rPr>
+        <w:t>faqs</w:t>
+      </w:r>
+      <w:proofErr w:type="spellEnd"/>
+      <w:r>
+        <w:rPr>
+          <w:lang w:val="en-GB"/>
+        </w:rPr>
+        <w:t xml:space="preserve"> didn’t close when one was opened.</w:t>
       </w:r>
     </w:p>
     <w:p>
@@ -1134,132 +1256,8 @@
         <w:rPr>
           <w:lang w:val="en-US"/>
         </w:rPr>
-        <w:t xml:space="preserve">I am okay at coding in </w:t>
-      </w:r>
-      <w:proofErr w:type="gramStart"/>
-      <w:r>
-        <w:rPr>
-          <w:lang w:val="en-US"/>
-        </w:rPr>
-        <w:t>JS</w:t>
-      </w:r>
-      <w:proofErr w:type="gramEnd"/>
-      <w:r>
-        <w:rPr>
-          <w:lang w:val="en-US"/>
-        </w:rPr>
-        <w:t xml:space="preserve"> but I haven’t done the basics for a long time. </w:t>
-      </w:r>
-      <w:r>
-        <w:rPr>
-          <w:lang w:val="en-US"/>
-        </w:rPr>
-        <w:t>Also,</w:t>
-      </w:r>
-      <w:r>
-        <w:rPr>
-          <w:lang w:val="en-US"/>
-        </w:rPr>
-        <w:t xml:space="preserve"> when AI has become </w:t>
-      </w:r>
-      <w:r>
-        <w:rPr>
-          <w:lang w:val="en-US"/>
-        </w:rPr>
-        <w:t xml:space="preserve">useful it’s interesting to back to basics. The JS part is quite simple as you only need to listen to basic HTML elements and clicking action. </w:t>
-      </w:r>
-    </w:p>
-    <w:p>
-      <w:pPr>
-        <w:pStyle w:val="BodyText"/>
-        <w:rPr>
-          <w:lang w:val="en-US"/>
-        </w:rPr>
-      </w:pPr>
-    </w:p>
-    <w:p>
-      <w:pPr>
-        <w:pStyle w:val="BodyText"/>
-        <w:rPr>
-          <w:lang w:val="en-US"/>
-        </w:rPr>
-      </w:pPr>
-      <w:r>
-        <w:rPr>
-          <w:lang w:val="en-US"/>
-        </w:rPr>
-        <w:t xml:space="preserve">There was minor typo on JS. I mistyped </w:t>
-      </w:r>
-      <w:proofErr w:type="spellStart"/>
-      <w:r>
-        <w:rPr>
-          <w:lang w:val="en-GB"/>
-        </w:rPr>
-        <w:t>otherGroup</w:t>
-      </w:r>
-      <w:proofErr w:type="spellEnd"/>
-      <w:r>
-        <w:rPr>
-          <w:lang w:val="en-GB"/>
-        </w:rPr>
-        <w:t xml:space="preserve"> as </w:t>
-      </w:r>
-      <w:proofErr w:type="spellStart"/>
-      <w:r>
-        <w:rPr>
-          <w:lang w:val="en-GB"/>
-        </w:rPr>
-        <w:t>other</w:t>
-      </w:r>
-      <w:r>
-        <w:rPr>
-          <w:lang w:val="en-GB"/>
-        </w:rPr>
-        <w:t>g</w:t>
-      </w:r>
-      <w:r>
-        <w:rPr>
-          <w:lang w:val="en-GB"/>
-        </w:rPr>
-        <w:t>roup</w:t>
-      </w:r>
-      <w:proofErr w:type="spellEnd"/>
-      <w:r>
-        <w:rPr>
-          <w:lang w:val="en-GB"/>
-        </w:rPr>
-        <w:t xml:space="preserve"> on the if check and that caused a bug so other </w:t>
-      </w:r>
-      <w:proofErr w:type="spellStart"/>
-      <w:r>
-        <w:rPr>
-          <w:lang w:val="en-GB"/>
-        </w:rPr>
-        <w:t>faqs</w:t>
-      </w:r>
-      <w:proofErr w:type="spellEnd"/>
-      <w:r>
-        <w:rPr>
-          <w:lang w:val="en-GB"/>
-        </w:rPr>
-        <w:t xml:space="preserve"> didn’t close when one was opened.</w:t>
-      </w:r>
-    </w:p>
-    <w:p>
-      <w:pPr>
-        <w:pStyle w:val="BodyText"/>
-        <w:rPr>
-          <w:lang w:val="en-US"/>
-        </w:rPr>
-      </w:pPr>
-    </w:p>
-    <w:p>
-      <w:pPr>
-        <w:pStyle w:val="BodyText"/>
-        <w:rPr>
-          <w:lang w:val="en-US"/>
-        </w:rPr>
-      </w:pPr>
+        <w:t>https://www.youtube.com/watch?v=HXYZxVbWkjc&amp;t=1160s</w:t>
+      </w:r>
     </w:p>
     <w:sectPr>
       <w:headerReference w:type="default" r:id="rId10"/>

--- a/LearningDiary/SDS_learning_diary_Miro_Kymäläinen.docx
+++ b/LearningDiary/SDS_learning_diary_Miro_Kymäläinen.docx
@@ -387,14 +387,154 @@
         <w:rPr>
           <w:lang w:val="en-US"/>
         </w:rPr>
+        <w:t>Activity: Overviewing the coursework video.</w:t>
+      </w:r>
+    </w:p>
+    <w:p>
+      <w:pPr>
+        <w:rPr>
+          <w:lang w:val="en-US"/>
+        </w:rPr>
+      </w:pPr>
+      <w:r>
+        <w:rPr>
+          <w:lang w:val="en-US"/>
+        </w:rPr>
+        <w:t xml:space="preserve">Learning outcome: Clear plan for completing the </w:t>
+      </w:r>
+      <w:r>
+        <w:rPr>
+          <w:lang w:val="en-US"/>
+        </w:rPr>
+        <w:t>coursework</w:t>
+      </w:r>
+      <w:r>
+        <w:rPr>
+          <w:lang w:val="en-US"/>
+        </w:rPr>
+        <w:t>.</w:t>
+      </w:r>
+    </w:p>
+    <w:p>
+      <w:pPr>
+        <w:rPr>
+          <w:lang w:val="en-US"/>
+        </w:rPr>
+      </w:pPr>
+    </w:p>
+    <w:p>
+      <w:pPr>
+        <w:rPr>
+          <w:lang w:val="en-US"/>
+        </w:rPr>
+      </w:pPr>
+      <w:r>
+        <w:rPr>
+          <w:lang w:val="en-US"/>
+        </w:rPr>
+        <w:t>Date:</w:t>
+      </w:r>
+      <w:r>
+        <w:rPr>
+          <w:lang w:val="en-US"/>
+        </w:rPr>
+        <w:t xml:space="preserve"> </w:t>
+      </w:r>
+      <w:r>
+        <w:rPr>
+          <w:lang w:val="en-US"/>
+        </w:rPr>
+        <w:t>24.05.2026</w:t>
+      </w:r>
+    </w:p>
+    <w:p>
+      <w:pPr>
+        <w:rPr>
+          <w:lang w:val="en-US"/>
+        </w:rPr>
+      </w:pPr>
+      <w:r>
+        <w:rPr>
+          <w:lang w:val="en-US"/>
+        </w:rPr>
+        <w:t>Activity:</w:t>
+      </w:r>
+      <w:r>
+        <w:rPr>
+          <w:lang w:val="en-US"/>
+        </w:rPr>
+        <w:t xml:space="preserve"> </w:t>
+      </w:r>
+      <w:r>
+        <w:rPr>
+          <w:lang w:val="en-US"/>
+        </w:rPr>
+        <w:t>Starting Coursework.</w:t>
+      </w:r>
+    </w:p>
+    <w:p>
+      <w:pPr>
+        <w:rPr>
+          <w:lang w:val="en-US"/>
+        </w:rPr>
+      </w:pPr>
+      <w:r>
+        <w:rPr>
+          <w:lang w:val="en-US"/>
+        </w:rPr>
+        <w:t xml:space="preserve">Learning outcome: </w:t>
+      </w:r>
+      <w:r>
+        <w:rPr>
+          <w:lang w:val="en-US"/>
+        </w:rPr>
+        <w:t>Getting back to basics with CSS and HTML.</w:t>
+      </w:r>
+    </w:p>
+    <w:p>
+      <w:pPr>
+        <w:rPr>
+          <w:lang w:val="en-US"/>
+        </w:rPr>
+      </w:pPr>
+    </w:p>
+    <w:p>
+      <w:pPr>
+        <w:rPr>
+          <w:lang w:val="en-US"/>
+        </w:rPr>
+      </w:pPr>
+      <w:r>
+        <w:rPr>
+          <w:lang w:val="en-US"/>
+        </w:rPr>
+        <w:t>Date: 2</w:t>
+      </w:r>
+      <w:r>
+        <w:rPr>
+          <w:lang w:val="en-US"/>
+        </w:rPr>
+        <w:t>6</w:t>
+      </w:r>
+      <w:r>
+        <w:rPr>
+          <w:lang w:val="en-US"/>
+        </w:rPr>
+        <w:t>.05.2026</w:t>
+      </w:r>
+    </w:p>
+    <w:p>
+      <w:pPr>
+        <w:rPr>
+          <w:lang w:val="en-US"/>
+        </w:rPr>
+      </w:pPr>
+      <w:r>
+        <w:rPr>
+          <w:lang w:val="en-US"/>
+        </w:rPr>
         <w:t xml:space="preserve">Activity: </w:t>
       </w:r>
-      <w:r>
-        <w:rPr>
-          <w:lang w:val="en-US"/>
-        </w:rPr>
-        <w:t>Overviewing the coursework video.</w:t>
-      </w:r>
     </w:p>
     <w:p>
       <w:pPr>
@@ -408,107 +548,6 @@
         </w:rPr>
         <w:t xml:space="preserve">Learning outcome: </w:t>
       </w:r>
-      <w:r>
-        <w:rPr>
-          <w:lang w:val="en-US"/>
-        </w:rPr>
-        <w:t xml:space="preserve">Clear plan for completing the </w:t>
-      </w:r>
-      <w:r>
-        <w:rPr>
-          <w:lang w:val="en-US"/>
-        </w:rPr>
-        <w:t>coursework</w:t>
-      </w:r>
-      <w:r>
-        <w:rPr>
-          <w:lang w:val="en-US"/>
-        </w:rPr>
-        <w:t>.</w:t>
-      </w:r>
-    </w:p>
-    <w:p>
-      <w:pPr>
-        <w:rPr>
-          <w:lang w:val="en-US"/>
-        </w:rPr>
-      </w:pPr>
-    </w:p>
-    <w:p>
-      <w:pPr>
-        <w:rPr>
-          <w:lang w:val="en-US"/>
-        </w:rPr>
-      </w:pPr>
-      <w:r>
-        <w:rPr>
-          <w:lang w:val="en-US"/>
-        </w:rPr>
-        <w:t>Date:</w:t>
-      </w:r>
-      <w:r>
-        <w:rPr>
-          <w:lang w:val="en-US"/>
-        </w:rPr>
-        <w:t xml:space="preserve"> </w:t>
-      </w:r>
-      <w:r>
-        <w:rPr>
-          <w:lang w:val="en-US"/>
-        </w:rPr>
-        <w:t>24.05.2026</w:t>
-      </w:r>
-    </w:p>
-    <w:p>
-      <w:pPr>
-        <w:rPr>
-          <w:lang w:val="en-US"/>
-        </w:rPr>
-      </w:pPr>
-      <w:r>
-        <w:rPr>
-          <w:lang w:val="en-US"/>
-        </w:rPr>
-        <w:t>Activity:</w:t>
-      </w:r>
-      <w:r>
-        <w:rPr>
-          <w:lang w:val="en-US"/>
-        </w:rPr>
-        <w:t xml:space="preserve"> </w:t>
-      </w:r>
-      <w:r>
-        <w:rPr>
-          <w:lang w:val="en-US"/>
-        </w:rPr>
-        <w:t>Starting Coursework.</w:t>
-      </w:r>
-    </w:p>
-    <w:p>
-      <w:pPr>
-        <w:rPr>
-          <w:lang w:val="en-US"/>
-        </w:rPr>
-      </w:pPr>
-      <w:r>
-        <w:rPr>
-          <w:lang w:val="en-US"/>
-        </w:rPr>
-        <w:t xml:space="preserve">Learning outcome: </w:t>
-      </w:r>
-      <w:r>
-        <w:rPr>
-          <w:lang w:val="en-US"/>
-        </w:rPr>
-        <w:t>Getting back to basics with CSS and HTML.</w:t>
-      </w:r>
-    </w:p>
-    <w:p>
-      <w:pPr>
-        <w:rPr>
-          <w:lang w:val="en-US"/>
-        </w:rPr>
-      </w:pPr>
     </w:p>
     <w:p>
       <w:pPr>
@@ -715,19 +754,7 @@
         <w:rPr>
           <w:lang w:val="en-US"/>
         </w:rPr>
-        <w:t>2</w:t>
-      </w:r>
-      <w:r>
-        <w:rPr>
-          <w:lang w:val="en-US"/>
-        </w:rPr>
-        <w:t>0.</w:t>
-      </w:r>
-      <w:r>
-        <w:rPr>
-          <w:lang w:val="en-US"/>
-        </w:rPr>
-        <w:t>05.2026</w:t>
+        <w:t>20.05.2026</w:t>
       </w:r>
     </w:p>
     <w:p>
@@ -1201,40 +1228,166 @@
         <w:rPr>
           <w:lang w:val="en-GB"/>
         </w:rPr>
-        <w:t>other</w:t>
-      </w:r>
+        <w:t>othergroup</w:t>
+      </w:r>
+      <w:proofErr w:type="spellEnd"/>
       <w:r>
         <w:rPr>
           <w:lang w:val="en-GB"/>
         </w:rPr>
-        <w:t>g</w:t>
-      </w:r>
+        <w:t xml:space="preserve"> on the if check and that caused a bug so other </w:t>
+      </w:r>
+      <w:proofErr w:type="spellStart"/>
       <w:r>
         <w:rPr>
           <w:lang w:val="en-GB"/>
         </w:rPr>
-        <w:t>roup</w:t>
+        <w:t>faqs</w:t>
       </w:r>
       <w:proofErr w:type="spellEnd"/>
       <w:r>
         <w:rPr>
           <w:lang w:val="en-GB"/>
         </w:rPr>
-        <w:t xml:space="preserve"> on the if check and that caused a bug so other </w:t>
+        <w:t xml:space="preserve"> didn’t close when one was opened.</w:t>
+      </w:r>
+    </w:p>
+    <w:p>
+      <w:pPr>
+        <w:pStyle w:val="BodyText"/>
+        <w:rPr>
+          <w:lang w:val="en-US"/>
+        </w:rPr>
+      </w:pPr>
+    </w:p>
+    <w:p>
+      <w:pPr>
+        <w:pStyle w:val="BodyText"/>
+        <w:rPr>
+          <w:lang w:val="en-US"/>
+        </w:rPr>
+      </w:pPr>
+      <w:r>
+        <w:rPr>
+          <w:lang w:val="en-US"/>
+        </w:rPr>
+        <w:t>2</w:t>
+      </w:r>
+      <w:r>
+        <w:rPr>
+          <w:lang w:val="en-US"/>
+        </w:rPr>
+        <w:t>6</w:t>
+      </w:r>
+      <w:r>
+        <w:rPr>
+          <w:lang w:val="en-US"/>
+        </w:rPr>
+        <w:t>.05.2026</w:t>
+      </w:r>
+    </w:p>
+    <w:p>
+      <w:pPr>
+        <w:pStyle w:val="BodyText"/>
+        <w:rPr>
+          <w:lang w:val="en-US"/>
+        </w:rPr>
+      </w:pPr>
+    </w:p>
+    <w:p>
+      <w:pPr>
+        <w:pStyle w:val="BodyText"/>
+        <w:rPr>
+          <w:lang w:val="en-US"/>
+        </w:rPr>
+      </w:pPr>
+      <w:r>
+        <w:rPr>
+          <w:lang w:val="en-US"/>
+        </w:rPr>
+        <w:t xml:space="preserve">Started building the footer as </w:t>
+      </w:r>
+      <w:r>
+        <w:rPr>
+          <w:lang w:val="en-US"/>
+        </w:rPr>
+        <w:t xml:space="preserve">instructed on the video. It was quite simple and nothing </w:t>
+      </w:r>
+      <w:r>
+        <w:rPr>
+          <w:lang w:val="en-US"/>
+        </w:rPr>
+        <w:t>rally new</w:t>
+      </w:r>
+      <w:r>
+        <w:rPr>
+          <w:lang w:val="en-US"/>
+        </w:rPr>
+        <w:t xml:space="preserve"> there. The desktop version looks good to me and is very similar to the figma. </w:t>
+      </w:r>
+    </w:p>
+    <w:p>
+      <w:pPr>
+        <w:pStyle w:val="BodyText"/>
+        <w:rPr>
+          <w:lang w:val="en-US"/>
+        </w:rPr>
+      </w:pPr>
+    </w:p>
+    <w:p>
+      <w:pPr>
+        <w:pStyle w:val="BodyText"/>
+        <w:rPr>
+          <w:lang w:val="en-US"/>
+        </w:rPr>
+      </w:pPr>
+      <w:r>
+        <w:rPr>
+          <w:lang w:val="en-US"/>
+        </w:rPr>
+        <w:t xml:space="preserve">I tried to write the </w:t>
       </w:r>
       <w:proofErr w:type="spellStart"/>
       <w:r>
         <w:rPr>
-          <w:lang w:val="en-GB"/>
-        </w:rPr>
-        <w:t>faqs</w:t>
+          <w:lang w:val="en-US"/>
+        </w:rPr>
+        <w:t>js</w:t>
       </w:r>
       <w:proofErr w:type="spellEnd"/>
       <w:r>
         <w:rPr>
-          <w:lang w:val="en-GB"/>
-        </w:rPr>
-        <w:t xml:space="preserve"> didn’t close when one was opened.</w:t>
+          <w:lang w:val="en-US"/>
+        </w:rPr>
+        <w:t xml:space="preserve"> all by myself first before watching the video for mobile </w:t>
+      </w:r>
+      <w:proofErr w:type="spellStart"/>
+      <w:r>
+        <w:rPr>
+          <w:lang w:val="en-US"/>
+        </w:rPr>
+        <w:t>menu</w:t>
+      </w:r>
+      <w:proofErr w:type="spellEnd"/>
+      <w:r>
+        <w:rPr>
+          <w:lang w:val="en-US"/>
+        </w:rPr>
+        <w:t xml:space="preserve">. It was all right but again had a typo which caused the </w:t>
+      </w:r>
+      <w:proofErr w:type="spellStart"/>
+      <w:r>
+        <w:rPr>
+          <w:lang w:val="en-US"/>
+        </w:rPr>
+        <w:t>js</w:t>
+      </w:r>
+      <w:proofErr w:type="spellEnd"/>
+      <w:r>
+        <w:rPr>
+          <w:lang w:val="en-US"/>
+        </w:rPr>
+        <w:t xml:space="preserve"> not to work properly.</w:t>
       </w:r>
     </w:p>
     <w:p>
@@ -1252,12 +1405,36 @@
           <w:lang w:val="en-US"/>
         </w:rPr>
       </w:pPr>
-      <w:r>
-        <w:rPr>
-          <w:lang w:val="en-US"/>
-        </w:rPr>
-        <w:t>https://www.youtube.com/watch?v=HXYZxVbWkjc&amp;t=1160s</w:t>
-      </w:r>
+      <w:proofErr w:type="spellStart"/>
+      <w:r>
+        <w:rPr>
+          <w:lang w:val="en-US"/>
+        </w:rPr>
+        <w:t>Finalised</w:t>
+      </w:r>
+      <w:proofErr w:type="spellEnd"/>
+      <w:r>
+        <w:rPr>
+          <w:lang w:val="en-US"/>
+        </w:rPr>
+        <w:t xml:space="preserve"> the mobile optimization.</w:t>
+      </w:r>
+    </w:p>
+    <w:p>
+      <w:pPr>
+        <w:pStyle w:val="BodyText"/>
+        <w:rPr>
+          <w:lang w:val="en-US"/>
+        </w:rPr>
+      </w:pPr>
+    </w:p>
+    <w:p>
+      <w:pPr>
+        <w:pStyle w:val="BodyText"/>
+        <w:rPr>
+          <w:lang w:val="en-US"/>
+        </w:rPr>
+      </w:pPr>
     </w:p>
     <w:sectPr>
       <w:headerReference w:type="default" r:id="rId10"/>
@@ -3721,12 +3898,12 @@
 </file>
 
 <file path=customXml/item1.xml><?xml version="1.0" encoding="utf-8"?>
-<?mso-contentType ?>
-<FormTemplates xmlns="http://schemas.microsoft.com/sharepoint/v3/contenttype/forms">
-  <Display>DocumentLibraryForm</Display>
-  <Edit>DocumentLibraryForm</Edit>
-  <New>DocumentLibraryForm</New>
-</FormTemplates>
+<p:properties xmlns:p="http://schemas.microsoft.com/office/2006/metadata/properties" xmlns:xsi="http://www.w3.org/2001/XMLSchema-instance" xmlns:pc="http://schemas.microsoft.com/office/infopath/2007/PartnerControls">
+  <documentManagement>
+    <PublishingExpirationDate xmlns="http://schemas.microsoft.com/sharepoint/v3" xsi:nil="true"/>
+    <PublishingStartDate xmlns="http://schemas.microsoft.com/sharepoint/v3" xsi:nil="true"/>
+  </documentManagement>
+</p:properties>
 </file>
 
 <file path=customXml/item2.xml><?xml version="1.0" encoding="utf-8"?>
@@ -3796,18 +3973,20 @@
 </file>
 
 <file path=customXml/item3.xml><?xml version="1.0" encoding="utf-8"?>
-<p:properties xmlns:p="http://schemas.microsoft.com/office/2006/metadata/properties" xmlns:xsi="http://www.w3.org/2001/XMLSchema-instance" xmlns:pc="http://schemas.microsoft.com/office/infopath/2007/PartnerControls">
-  <documentManagement>
-    <PublishingExpirationDate xmlns="http://schemas.microsoft.com/sharepoint/v3" xsi:nil="true"/>
-    <PublishingStartDate xmlns="http://schemas.microsoft.com/sharepoint/v3" xsi:nil="true"/>
-  </documentManagement>
-</p:properties>
+<?mso-contentType ?>
+<FormTemplates xmlns="http://schemas.microsoft.com/sharepoint/v3/contenttype/forms">
+  <Display>DocumentLibraryForm</Display>
+  <Edit>DocumentLibraryForm</Edit>
+  <New>DocumentLibraryForm</New>
+</FormTemplates>
 </file>
 
 <file path=customXml/itemProps1.xml><?xml version="1.0" encoding="utf-8"?>
-<ds:datastoreItem xmlns:ds="http://schemas.openxmlformats.org/officeDocument/2006/customXml" ds:itemID="{13FBD2FA-5696-460D-A278-9A302A0F72AE}">
+<ds:datastoreItem xmlns:ds="http://schemas.openxmlformats.org/officeDocument/2006/customXml" ds:itemID="{FA8F0064-303C-446D-896E-46EEB9A79DC3}">
   <ds:schemaRefs>
-    <ds:schemaRef ds:uri="http://schemas.microsoft.com/sharepoint/v3/contenttype/forms"/>
+    <ds:schemaRef ds:uri="http://schemas.microsoft.com/office/2006/metadata/properties"/>
+    <ds:schemaRef ds:uri="http://schemas.microsoft.com/office/infopath/2007/PartnerControls"/>
+    <ds:schemaRef ds:uri="http://schemas.microsoft.com/sharepoint/v3"/>
   </ds:schemaRefs>
 </ds:datastoreItem>
 </file>
@@ -3830,11 +4009,9 @@
 </file>
 
 <file path=customXml/itemProps3.xml><?xml version="1.0" encoding="utf-8"?>
-<ds:datastoreItem xmlns:ds="http://schemas.openxmlformats.org/officeDocument/2006/customXml" ds:itemID="{FA8F0064-303C-446D-896E-46EEB9A79DC3}">
+<ds:datastoreItem xmlns:ds="http://schemas.openxmlformats.org/officeDocument/2006/customXml" ds:itemID="{13FBD2FA-5696-460D-A278-9A302A0F72AE}">
   <ds:schemaRefs>
-    <ds:schemaRef ds:uri="http://schemas.microsoft.com/office/2006/metadata/properties"/>
-    <ds:schemaRef ds:uri="http://schemas.microsoft.com/office/infopath/2007/PartnerControls"/>
-    <ds:schemaRef ds:uri="http://schemas.microsoft.com/sharepoint/v3"/>
+    <ds:schemaRef ds:uri="http://schemas.microsoft.com/sharepoint/v3/contenttype/forms"/>
   </ds:schemaRefs>
 </ds:datastoreItem>
 </file>
--- a/LearningDiary/SDS_learning_diary_Miro_Kymäläinen.docx
+++ b/LearningDiary/SDS_learning_diary_Miro_Kymäläinen.docx
@@ -14,7 +14,6 @@
           <w:lang w:val="en-US"/>
         </w:rPr>
       </w:pPr>
-      <w:proofErr w:type="spellStart"/>
       <w:r>
         <w:rPr>
           <w:rFonts w:ascii="Times New Roman" w:hAnsi="Times New Roman" w:cs="Times New Roman"/>
@@ -23,53 +22,8 @@
           <w:szCs w:val="24"/>
           <w:lang w:val="en-US"/>
         </w:rPr>
-        <w:t>Lappeenrannan</w:t>
-      </w:r>
-      <w:proofErr w:type="spellEnd"/>
-      <w:r>
-        <w:rPr>
-          <w:rFonts w:ascii="Times New Roman" w:hAnsi="Times New Roman" w:cs="Times New Roman"/>
-          <w:b w:val="0"/>
-          <w:sz w:val="24"/>
-          <w:szCs w:val="24"/>
-          <w:lang w:val="en-US"/>
-        </w:rPr>
-        <w:t xml:space="preserve"> </w:t>
-      </w:r>
-      <w:proofErr w:type="spellStart"/>
-      <w:r>
-        <w:rPr>
-          <w:rFonts w:ascii="Times New Roman" w:hAnsi="Times New Roman" w:cs="Times New Roman"/>
-          <w:b w:val="0"/>
-          <w:sz w:val="24"/>
-          <w:szCs w:val="24"/>
-          <w:lang w:val="en-US"/>
-        </w:rPr>
-        <w:t>teknillinen</w:t>
-      </w:r>
-      <w:proofErr w:type="spellEnd"/>
-      <w:r>
-        <w:rPr>
-          <w:rFonts w:ascii="Times New Roman" w:hAnsi="Times New Roman" w:cs="Times New Roman"/>
-          <w:b w:val="0"/>
-          <w:sz w:val="24"/>
-          <w:szCs w:val="24"/>
-          <w:lang w:val="en-US"/>
-        </w:rPr>
-        <w:t xml:space="preserve"> </w:t>
-      </w:r>
-      <w:proofErr w:type="spellStart"/>
-      <w:r>
-        <w:rPr>
-          <w:rFonts w:ascii="Times New Roman" w:hAnsi="Times New Roman" w:cs="Times New Roman"/>
-          <w:b w:val="0"/>
-          <w:sz w:val="24"/>
-          <w:szCs w:val="24"/>
-          <w:lang w:val="en-US"/>
-        </w:rPr>
-        <w:t>yliopisto</w:t>
-      </w:r>
-      <w:proofErr w:type="spellEnd"/>
+        <w:t>Lappeenrannan teknillinen yliopisto</w:t>
+      </w:r>
     </w:p>
     <w:p>
       <w:pPr>
@@ -508,19 +462,7 @@
         <w:rPr>
           <w:lang w:val="en-US"/>
         </w:rPr>
-        <w:t>Date: 2</w:t>
-      </w:r>
-      <w:r>
-        <w:rPr>
-          <w:lang w:val="en-US"/>
-        </w:rPr>
-        <w:t>6</w:t>
-      </w:r>
-      <w:r>
-        <w:rPr>
-          <w:lang w:val="en-US"/>
-        </w:rPr>
-        <w:t>.05.2026</w:t>
+        <w:t>Date: 26.05.2026</w:t>
       </w:r>
     </w:p>
     <w:p>
@@ -535,6 +477,12 @@
         </w:rPr>
         <w:t xml:space="preserve">Activity: </w:t>
       </w:r>
+      <w:r>
+        <w:rPr>
+          <w:lang w:val="en-US"/>
+        </w:rPr>
+        <w:t>Finalised project, deployed coursework.</w:t>
+      </w:r>
     </w:p>
     <w:p>
       <w:pPr>
@@ -547,6 +495,12 @@
           <w:lang w:val="en-US"/>
         </w:rPr>
         <w:t xml:space="preserve">Learning outcome: </w:t>
+      </w:r>
+      <w:r>
+        <w:rPr>
+          <w:lang w:val="en-US"/>
+        </w:rPr>
+        <w:t>How to use Netlify</w:t>
       </w:r>
     </w:p>
     <w:p>
@@ -844,21 +798,7 @@
         <w:rPr>
           <w:lang w:val="en-US"/>
         </w:rPr>
-        <w:t xml:space="preserve">Created also files inside “Coursework” folder and connected </w:t>
-      </w:r>
-      <w:proofErr w:type="spellStart"/>
-      <w:r>
-        <w:rPr>
-          <w:lang w:val="en-US"/>
-        </w:rPr>
-        <w:t>css</w:t>
-      </w:r>
-      <w:proofErr w:type="spellEnd"/>
-      <w:r>
-        <w:rPr>
-          <w:lang w:val="en-US"/>
-        </w:rPr>
-        <w:t xml:space="preserve"> with html file. </w:t>
+        <w:t xml:space="preserve">Created also files inside “Coursework” folder and connected css with html file. </w:t>
       </w:r>
       <w:r>
         <w:rPr>
@@ -1004,35 +944,7 @@
         <w:rPr>
           <w:lang w:val="en-US"/>
         </w:rPr>
-        <w:t xml:space="preserve">Creating the card p styles is a bit over engineered, I think. Instead of using </w:t>
-      </w:r>
-      <w:proofErr w:type="gramStart"/>
-      <w:r>
-        <w:rPr>
-          <w:lang w:val="en-US"/>
-        </w:rPr>
-        <w:t>nth-child</w:t>
-      </w:r>
-      <w:proofErr w:type="gramEnd"/>
-      <w:r>
-        <w:rPr>
-          <w:lang w:val="en-US"/>
-        </w:rPr>
-        <w:t xml:space="preserve"> we could just easily give classes for each as the structure is always the same. Maybe the point here is just to thought how those selectors work. I would use the </w:t>
-      </w:r>
-      <w:proofErr w:type="gramStart"/>
-      <w:r>
-        <w:rPr>
-          <w:lang w:val="en-US"/>
-        </w:rPr>
-        <w:t>nth-child</w:t>
-      </w:r>
-      <w:proofErr w:type="gramEnd"/>
-      <w:r>
-        <w:rPr>
-          <w:lang w:val="en-US"/>
-        </w:rPr>
-        <w:t xml:space="preserve"> if I have a list of </w:t>
+        <w:t xml:space="preserve">Creating the card p styles is a bit over engineered, I think. Instead of using nth-child we could just easily give classes for each as the structure is always the same. Maybe the point here is just to thought how those selectors work. I would use the nth-child if I have a list of </w:t>
       </w:r>
       <w:r>
         <w:rPr>
@@ -1153,21 +1065,7 @@
         <w:rPr>
           <w:lang w:val="en-US"/>
         </w:rPr>
-        <w:t xml:space="preserve">I am okay at coding in </w:t>
-      </w:r>
-      <w:proofErr w:type="gramStart"/>
-      <w:r>
-        <w:rPr>
-          <w:lang w:val="en-US"/>
-        </w:rPr>
-        <w:t>JS</w:t>
-      </w:r>
-      <w:proofErr w:type="gramEnd"/>
-      <w:r>
-        <w:rPr>
-          <w:lang w:val="en-US"/>
-        </w:rPr>
-        <w:t xml:space="preserve"> but I haven’t done the basics for a long time. </w:t>
+        <w:t xml:space="preserve">I am okay at coding in JS but I haven’t done the basics for a long time. </w:t>
       </w:r>
       <w:r>
         <w:rPr>
@@ -1209,47 +1107,17 @@
         </w:rPr>
         <w:t xml:space="preserve">There was minor typo on JS. I mistyped </w:t>
       </w:r>
-      <w:proofErr w:type="spellStart"/>
       <w:r>
         <w:rPr>
           <w:lang w:val="en-GB"/>
         </w:rPr>
-        <w:t>otherGroup</w:t>
-      </w:r>
-      <w:proofErr w:type="spellEnd"/>
+        <w:t>otherGroup as othergroup</w:t>
+      </w:r>
       <w:r>
         <w:rPr>
           <w:lang w:val="en-GB"/>
         </w:rPr>
-        <w:t xml:space="preserve"> as </w:t>
-      </w:r>
-      <w:proofErr w:type="spellStart"/>
-      <w:r>
-        <w:rPr>
-          <w:lang w:val="en-GB"/>
-        </w:rPr>
-        <w:t>othergroup</w:t>
-      </w:r>
-      <w:proofErr w:type="spellEnd"/>
-      <w:r>
-        <w:rPr>
-          <w:lang w:val="en-GB"/>
-        </w:rPr>
-        <w:t xml:space="preserve"> on the if check and that caused a bug so other </w:t>
-      </w:r>
-      <w:proofErr w:type="spellStart"/>
-      <w:r>
-        <w:rPr>
-          <w:lang w:val="en-GB"/>
-        </w:rPr>
-        <w:t>faqs</w:t>
-      </w:r>
-      <w:proofErr w:type="spellEnd"/>
-      <w:r>
-        <w:rPr>
-          <w:lang w:val="en-GB"/>
-        </w:rPr>
-        <w:t xml:space="preserve"> didn’t close when one was opened.</w:t>
+        <w:t xml:space="preserve"> on the if check and that caused a bug so other faqs didn’t close when one was opened.</w:t>
       </w:r>
     </w:p>
     <w:p>
@@ -1271,19 +1139,7 @@
         <w:rPr>
           <w:lang w:val="en-US"/>
         </w:rPr>
-        <w:t>2</w:t>
-      </w:r>
-      <w:r>
-        <w:rPr>
-          <w:lang w:val="en-US"/>
-        </w:rPr>
-        <w:t>6</w:t>
-      </w:r>
-      <w:r>
-        <w:rPr>
-          <w:lang w:val="en-US"/>
-        </w:rPr>
-        <w:t>.05.2026</w:t>
+        <w:t>26.05.2026</w:t>
       </w:r>
     </w:p>
     <w:p>
@@ -1345,49 +1201,7 @@
         <w:rPr>
           <w:lang w:val="en-US"/>
         </w:rPr>
-        <w:t xml:space="preserve">I tried to write the </w:t>
-      </w:r>
-      <w:proofErr w:type="spellStart"/>
-      <w:r>
-        <w:rPr>
-          <w:lang w:val="en-US"/>
-        </w:rPr>
-        <w:t>js</w:t>
-      </w:r>
-      <w:proofErr w:type="spellEnd"/>
-      <w:r>
-        <w:rPr>
-          <w:lang w:val="en-US"/>
-        </w:rPr>
-        <w:t xml:space="preserve"> all by myself first before watching the video for mobile </w:t>
-      </w:r>
-      <w:proofErr w:type="spellStart"/>
-      <w:r>
-        <w:rPr>
-          <w:lang w:val="en-US"/>
-        </w:rPr>
-        <w:t>menu</w:t>
-      </w:r>
-      <w:proofErr w:type="spellEnd"/>
-      <w:r>
-        <w:rPr>
-          <w:lang w:val="en-US"/>
-        </w:rPr>
-        <w:t xml:space="preserve">. It was all right but again had a typo which caused the </w:t>
-      </w:r>
-      <w:proofErr w:type="spellStart"/>
-      <w:r>
-        <w:rPr>
-          <w:lang w:val="en-US"/>
-        </w:rPr>
-        <w:t>js</w:t>
-      </w:r>
-      <w:proofErr w:type="spellEnd"/>
-      <w:r>
-        <w:rPr>
-          <w:lang w:val="en-US"/>
-        </w:rPr>
-        <w:t xml:space="preserve"> not to work properly.</w:t>
+        <w:t>I tried to write the js all by myself first before watching the video for mobile menu. It was all right but again had a typo which caused the js not to work properly.</w:t>
       </w:r>
     </w:p>
     <w:p>
@@ -1405,19 +1219,11 @@
           <w:lang w:val="en-US"/>
         </w:rPr>
       </w:pPr>
-      <w:proofErr w:type="spellStart"/>
-      <w:r>
-        <w:rPr>
-          <w:lang w:val="en-US"/>
-        </w:rPr>
-        <w:t>Finalised</w:t>
-      </w:r>
-      <w:proofErr w:type="spellEnd"/>
-      <w:r>
-        <w:rPr>
-          <w:lang w:val="en-US"/>
-        </w:rPr>
-        <w:t xml:space="preserve"> the mobile optimization.</w:t>
+      <w:r>
+        <w:rPr>
+          <w:lang w:val="en-US"/>
+        </w:rPr>
+        <w:t>Finalised the mobile optimization.</w:t>
       </w:r>
     </w:p>
     <w:p>
@@ -1435,10 +1241,85 @@
           <w:lang w:val="en-US"/>
         </w:rPr>
       </w:pPr>
+      <w:r>
+        <w:rPr>
+          <w:lang w:val="en-US"/>
+        </w:rPr>
+        <w:t>After doing that I signd up on Netlify. There was minor issues with publishing the site as I forgot to set the Publish directory to “Coursework”</w:t>
+      </w:r>
+      <w:r>
+        <w:rPr>
+          <w:lang w:val="en-US"/>
+        </w:rPr>
+        <w:t xml:space="preserve">. </w:t>
+      </w:r>
+    </w:p>
+    <w:p>
+      <w:pPr>
+        <w:pStyle w:val="BodyText"/>
+        <w:rPr>
+          <w:lang w:val="en-US"/>
+        </w:rPr>
+      </w:pPr>
+    </w:p>
+    <w:p>
+      <w:pPr>
+        <w:pStyle w:val="BodyText"/>
+        <w:rPr>
+          <w:lang w:val="en-US"/>
+        </w:rPr>
+      </w:pPr>
+      <w:r>
+        <w:rPr>
+          <w:lang w:val="en-US"/>
+        </w:rPr>
+        <w:t xml:space="preserve">After that got the deployment working: </w:t>
+      </w:r>
+      <w:hyperlink r:id="rId10" w:history="1">
+        <w:r>
+          <w:rPr>
+            <w:rStyle w:val="Hyperlink"/>
+            <w:lang w:val="en-US"/>
+          </w:rPr>
+          <w:t>https://dazzling-treacle-2c68f3.netlify.app/</w:t>
+        </w:r>
+      </w:hyperlink>
+    </w:p>
+    <w:p>
+      <w:pPr>
+        <w:pStyle w:val="BodyText"/>
+        <w:rPr>
+          <w:lang w:val="en-US"/>
+        </w:rPr>
+      </w:pPr>
+    </w:p>
+    <w:p>
+      <w:pPr>
+        <w:pStyle w:val="BodyText"/>
+        <w:rPr>
+          <w:lang w:val="en-US"/>
+        </w:rPr>
+      </w:pPr>
+    </w:p>
+    <w:p>
+      <w:pPr>
+        <w:pStyle w:val="BodyText"/>
+        <w:rPr>
+          <w:lang w:val="en-US"/>
+        </w:rPr>
+      </w:pPr>
+    </w:p>
+    <w:p>
+      <w:pPr>
+        <w:pStyle w:val="BodyText"/>
+        <w:rPr>
+          <w:lang w:val="en-US"/>
+        </w:rPr>
+      </w:pPr>
     </w:p>
     <w:sectPr>
-      <w:headerReference w:type="default" r:id="rId10"/>
-      <w:footerReference w:type="default" r:id="rId11"/>
+      <w:headerReference w:type="default" r:id="rId11"/>
+      <w:footerReference w:type="default" r:id="rId12"/>
       <w:pgSz w:w="11906" w:h="16838"/>
       <w:pgMar w:top="1701" w:right="1134" w:bottom="1701" w:left="1985" w:header="720" w:footer="720" w:gutter="0"/>
       <w:cols w:space="720"/>
@@ -3599,6 +3480,18 @@
       <w:lang w:val="fi-FI"/>
     </w:rPr>
   </w:style>
+  <w:style w:type="character" w:styleId="UnresolvedMention">
+    <w:name w:val="Unresolved Mention"/>
+    <w:basedOn w:val="DefaultParagraphFont"/>
+    <w:uiPriority w:val="99"/>
+    <w:semiHidden/>
+    <w:unhideWhenUsed/>
+    <w:rsid w:val="00A216FA"/>
+    <w:rPr>
+      <w:color w:val="605E5C"/>
+      <w:shd w:val="clear" w:color="auto" w:fill="E1DFDD"/>
+    </w:rPr>
+  </w:style>
 </w:styles>
 </file>
 
@@ -3898,12 +3791,12 @@
 </file>
 
 <file path=customXml/item1.xml><?xml version="1.0" encoding="utf-8"?>
-<p:properties xmlns:p="http://schemas.microsoft.com/office/2006/metadata/properties" xmlns:xsi="http://www.w3.org/2001/XMLSchema-instance" xmlns:pc="http://schemas.microsoft.com/office/infopath/2007/PartnerControls">
-  <documentManagement>
-    <PublishingExpirationDate xmlns="http://schemas.microsoft.com/sharepoint/v3" xsi:nil="true"/>
-    <PublishingStartDate xmlns="http://schemas.microsoft.com/sharepoint/v3" xsi:nil="true"/>
-  </documentManagement>
-</p:properties>
+<?mso-contentType ?>
+<FormTemplates xmlns="http://schemas.microsoft.com/sharepoint/v3/contenttype/forms">
+  <Display>DocumentLibraryForm</Display>
+  <Edit>DocumentLibraryForm</Edit>
+  <New>DocumentLibraryForm</New>
+</FormTemplates>
 </file>
 
 <file path=customXml/item2.xml><?xml version="1.0" encoding="utf-8"?>
@@ -3973,20 +3866,18 @@
 </file>
 
 <file path=customXml/item3.xml><?xml version="1.0" encoding="utf-8"?>
-<?mso-contentType ?>
-<FormTemplates xmlns="http://schemas.microsoft.com/sharepoint/v3/contenttype/forms">
-  <Display>DocumentLibraryForm</Display>
-  <Edit>DocumentLibraryForm</Edit>
-  <New>DocumentLibraryForm</New>
-</FormTemplates>
+<p:properties xmlns:p="http://schemas.microsoft.com/office/2006/metadata/properties" xmlns:xsi="http://www.w3.org/2001/XMLSchema-instance" xmlns:pc="http://schemas.microsoft.com/office/infopath/2007/PartnerControls">
+  <documentManagement>
+    <PublishingExpirationDate xmlns="http://schemas.microsoft.com/sharepoint/v3" xsi:nil="true"/>
+    <PublishingStartDate xmlns="http://schemas.microsoft.com/sharepoint/v3" xsi:nil="true"/>
+  </documentManagement>
+</p:properties>
 </file>
 
 <file path=customXml/itemProps1.xml><?xml version="1.0" encoding="utf-8"?>
-<ds:datastoreItem xmlns:ds="http://schemas.openxmlformats.org/officeDocument/2006/customXml" ds:itemID="{FA8F0064-303C-446D-896E-46EEB9A79DC3}">
+<ds:datastoreItem xmlns:ds="http://schemas.openxmlformats.org/officeDocument/2006/customXml" ds:itemID="{13FBD2FA-5696-460D-A278-9A302A0F72AE}">
   <ds:schemaRefs>
-    <ds:schemaRef ds:uri="http://schemas.microsoft.com/office/2006/metadata/properties"/>
-    <ds:schemaRef ds:uri="http://schemas.microsoft.com/office/infopath/2007/PartnerControls"/>
-    <ds:schemaRef ds:uri="http://schemas.microsoft.com/sharepoint/v3"/>
+    <ds:schemaRef ds:uri="http://schemas.microsoft.com/sharepoint/v3/contenttype/forms"/>
   </ds:schemaRefs>
 </ds:datastoreItem>
 </file>
@@ -4009,9 +3900,11 @@
 </file>
 
 <file path=customXml/itemProps3.xml><?xml version="1.0" encoding="utf-8"?>
-<ds:datastoreItem xmlns:ds="http://schemas.openxmlformats.org/officeDocument/2006/customXml" ds:itemID="{13FBD2FA-5696-460D-A278-9A302A0F72AE}">
+<ds:datastoreItem xmlns:ds="http://schemas.openxmlformats.org/officeDocument/2006/customXml" ds:itemID="{FA8F0064-303C-446D-896E-46EEB9A79DC3}">
   <ds:schemaRefs>
-    <ds:schemaRef ds:uri="http://schemas.microsoft.com/sharepoint/v3/contenttype/forms"/>
+    <ds:schemaRef ds:uri="http://schemas.microsoft.com/office/2006/metadata/properties"/>
+    <ds:schemaRef ds:uri="http://schemas.microsoft.com/office/infopath/2007/PartnerControls"/>
+    <ds:schemaRef ds:uri="http://schemas.microsoft.com/sharepoint/v3"/>
   </ds:schemaRefs>
 </ds:datastoreItem>
 </file>
--- a/LearningDiary/SDS_learning_diary_Miro_Kymäläinen.docx
+++ b/LearningDiary/SDS_learning_diary_Miro_Kymäläinen.docx
@@ -516,6 +516,71 @@
           <w:lang w:val="en-US"/>
         </w:rPr>
       </w:pPr>
+      <w:r>
+        <w:rPr>
+          <w:lang w:val="en-US"/>
+        </w:rPr>
+        <w:t>Date: 26.05.2026</w:t>
+      </w:r>
+    </w:p>
+    <w:p>
+      <w:pPr>
+        <w:rPr>
+          <w:lang w:val="en-US"/>
+        </w:rPr>
+      </w:pPr>
+      <w:r>
+        <w:rPr>
+          <w:lang w:val="en-US"/>
+        </w:rPr>
+        <w:t xml:space="preserve">Activity: </w:t>
+      </w:r>
+      <w:r>
+        <w:rPr>
+          <w:lang w:val="en-US"/>
+        </w:rPr>
+        <w:t>Started project.</w:t>
+      </w:r>
+    </w:p>
+    <w:p>
+      <w:pPr>
+        <w:rPr>
+          <w:lang w:val="en-US"/>
+        </w:rPr>
+      </w:pPr>
+      <w:r>
+        <w:rPr>
+          <w:lang w:val="en-US"/>
+        </w:rPr>
+        <w:t xml:space="preserve">Learning outcome: </w:t>
+      </w:r>
+      <w:r>
+        <w:rPr>
+          <w:lang w:val="en-US"/>
+        </w:rPr>
+        <w:t>How to plan website building.</w:t>
+      </w:r>
+    </w:p>
+    <w:p>
+      <w:pPr>
+        <w:rPr>
+          <w:lang w:val="en-US"/>
+        </w:rPr>
+      </w:pPr>
+    </w:p>
+    <w:p>
+      <w:pPr>
+        <w:rPr>
+          <w:lang w:val="en-US"/>
+        </w:rPr>
+      </w:pPr>
+    </w:p>
+    <w:p>
+      <w:pPr>
+        <w:rPr>
+          <w:lang w:val="en-US"/>
+        </w:rPr>
+      </w:pPr>
     </w:p>
     <w:p>
       <w:pPr>
@@ -1135,20 +1200,20 @@
           <w:lang w:val="en-US"/>
         </w:rPr>
       </w:pPr>
+    </w:p>
+    <w:p>
+      <w:pPr>
+        <w:pStyle w:val="BodyText"/>
+        <w:rPr>
+          <w:lang w:val="en-US"/>
+        </w:rPr>
+      </w:pPr>
       <w:r>
         <w:rPr>
           <w:lang w:val="en-US"/>
         </w:rPr>
         <w:t>26.05.2026</w:t>
       </w:r>
-    </w:p>
-    <w:p>
-      <w:pPr>
-        <w:pStyle w:val="BodyText"/>
-        <w:rPr>
-          <w:lang w:val="en-US"/>
-        </w:rPr>
-      </w:pPr>
     </w:p>
     <w:p>
       <w:pPr>
@@ -1292,6 +1357,175 @@
           <w:lang w:val="en-US"/>
         </w:rPr>
       </w:pPr>
+    </w:p>
+    <w:p>
+      <w:pPr>
+        <w:pStyle w:val="BodyText"/>
+        <w:rPr>
+          <w:lang w:val="en-US"/>
+        </w:rPr>
+      </w:pPr>
+      <w:r>
+        <w:rPr>
+          <w:lang w:val="en-US"/>
+        </w:rPr>
+        <w:lastRenderedPageBreak/>
+        <w:t>26.05.2026</w:t>
+      </w:r>
+    </w:p>
+    <w:p>
+      <w:pPr>
+        <w:pStyle w:val="BodyText"/>
+        <w:rPr>
+          <w:lang w:val="en-US"/>
+        </w:rPr>
+      </w:pPr>
+      <w:r>
+        <w:rPr>
+          <w:lang w:val="en-US"/>
+        </w:rPr>
+        <w:t xml:space="preserve">In the evening I started building the project website. I am planning to build personal portfolio. I have already some drafts on Figma so I will check those and based on the draft figure something out. Maybe the header and hero to start with. I crated 2 CSS files. One for utilities and other one for CSS. If I create border-radius class for instance, it will help keep everything aligned. </w:t>
+      </w:r>
+    </w:p>
+    <w:p>
+      <w:pPr>
+        <w:pStyle w:val="BodyText"/>
+        <w:rPr>
+          <w:lang w:val="en-US"/>
+        </w:rPr>
+      </w:pPr>
+    </w:p>
+    <w:p>
+      <w:pPr>
+        <w:pStyle w:val="BodyText"/>
+        <w:rPr>
+          <w:lang w:val="en-US"/>
+        </w:rPr>
+      </w:pPr>
+      <w:r>
+        <w:rPr>
+          <w:lang w:val="en-US"/>
+        </w:rPr>
+        <w:t>After thinking for a while I decided to build the entire page using sections and mostly grids. That way we can easily mobile optimize the page and we get nice structure for that.</w:t>
+      </w:r>
+    </w:p>
+    <w:p>
+      <w:pPr>
+        <w:pStyle w:val="BodyText"/>
+        <w:rPr>
+          <w:lang w:val="en-US"/>
+        </w:rPr>
+      </w:pPr>
+    </w:p>
+    <w:p>
+      <w:pPr>
+        <w:pStyle w:val="BodyText"/>
+        <w:rPr>
+          <w:lang w:val="en-US"/>
+        </w:rPr>
+      </w:pPr>
+      <w:r>
+        <w:rPr>
+          <w:lang w:val="en-US"/>
+        </w:rPr>
+        <w:t xml:space="preserve">I created some images. Used AI to remove the backgrounds. </w:t>
+      </w:r>
+      <w:r>
+        <w:rPr>
+          <w:lang w:val="en-US"/>
+        </w:rPr>
+        <w:t xml:space="preserve">I decided to first build the structure and some styles but for instance leave heading, </w:t>
+      </w:r>
+      <w:r>
+        <w:rPr>
+          <w:lang w:val="en-US"/>
+        </w:rPr>
+        <w:t>subheading,</w:t>
+      </w:r>
+      <w:r>
+        <w:rPr>
+          <w:lang w:val="en-US"/>
+        </w:rPr>
+        <w:t xml:space="preserve"> paragraph styling for later. For me it’s easier that way.</w:t>
+      </w:r>
+      <w:r>
+        <w:rPr>
+          <w:lang w:val="en-US"/>
+        </w:rPr>
+        <w:t xml:space="preserve"> Needed to use! imporant in a couple of places as I have card util class which may be needed to override party in some cases.</w:t>
+      </w:r>
+    </w:p>
+    <w:p>
+      <w:pPr>
+        <w:pStyle w:val="BodyText"/>
+        <w:rPr>
+          <w:lang w:val="en-US"/>
+        </w:rPr>
+      </w:pPr>
+    </w:p>
+    <w:p>
+      <w:pPr>
+        <w:pStyle w:val="BodyText"/>
+        <w:rPr>
+          <w:lang w:val="en-US"/>
+        </w:rPr>
+      </w:pPr>
+      <w:r>
+        <w:rPr>
+          <w:lang w:val="en-US"/>
+        </w:rPr>
+        <w:t>Instead of using font awesome I will use Lucide Icons for icons in a couple of places.</w:t>
+      </w:r>
+      <w:r>
+        <w:rPr>
+          <w:lang w:val="en-US"/>
+        </w:rPr>
+        <w:t xml:space="preserve"> I will just download the icons as svg files in images folder. </w:t>
+      </w:r>
+    </w:p>
+    <w:p>
+      <w:pPr>
+        <w:pStyle w:val="BodyText"/>
+        <w:rPr>
+          <w:lang w:val="en-US"/>
+        </w:rPr>
+      </w:pPr>
+    </w:p>
+    <w:p>
+      <w:pPr>
+        <w:pStyle w:val="BodyText"/>
+        <w:rPr>
+          <w:lang w:val="en-US"/>
+        </w:rPr>
+      </w:pPr>
+      <w:r>
+        <w:rPr>
+          <w:lang w:val="en-US"/>
+        </w:rPr>
+        <w:t>Finished structure for navigation, hero, about and projects section.</w:t>
+      </w:r>
+    </w:p>
+    <w:p>
+      <w:pPr>
+        <w:pStyle w:val="BodyText"/>
+        <w:rPr>
+          <w:lang w:val="en-US"/>
+        </w:rPr>
+      </w:pPr>
+    </w:p>
+    <w:p>
+      <w:pPr>
+        <w:pStyle w:val="BodyText"/>
+        <w:rPr>
+          <w:lang w:val="en-US"/>
+        </w:rPr>
+      </w:pPr>
+      <w:r>
+        <w:rPr>
+          <w:lang w:val="en-US"/>
+        </w:rPr>
+        <w:t>I actually, also started creating contact section but I will mostly leave that for tomorrow.</w:t>
+      </w:r>
     </w:p>
     <w:p>
       <w:pPr>
@@ -3800,6 +4034,15 @@
 </file>
 
 <file path=customXml/item2.xml><?xml version="1.0" encoding="utf-8"?>
+<p:properties xmlns:p="http://schemas.microsoft.com/office/2006/metadata/properties" xmlns:xsi="http://www.w3.org/2001/XMLSchema-instance" xmlns:pc="http://schemas.microsoft.com/office/infopath/2007/PartnerControls">
+  <documentManagement>
+    <PublishingExpirationDate xmlns="http://schemas.microsoft.com/sharepoint/v3" xsi:nil="true"/>
+    <PublishingStartDate xmlns="http://schemas.microsoft.com/sharepoint/v3" xsi:nil="true"/>
+  </documentManagement>
+</p:properties>
+</file>
+
+<file path=customXml/item3.xml><?xml version="1.0" encoding="utf-8"?>
 <ct:contentTypeSchema xmlns:ct="http://schemas.microsoft.com/office/2006/metadata/contentType" xmlns:ma="http://schemas.microsoft.com/office/2006/metadata/properties/metaAttributes" ct:_="" ma:_="" ma:contentTypeName="Asiakirja" ma:contentTypeID="0x01010017418C401CCB2042A3A99A19F43F356D" ma:contentTypeVersion="1" ma:contentTypeDescription="Luo uusi asiakirja." ma:contentTypeScope="" ma:versionID="f4b075d3ca74a5dbaed73e767a156aa0">
   <xsd:schema xmlns:xsd="http://www.w3.org/2001/XMLSchema" xmlns:p="http://schemas.microsoft.com/office/2006/metadata/properties" xmlns:ns1="http://schemas.microsoft.com/sharepoint/v3" targetNamespace="http://schemas.microsoft.com/office/2006/metadata/properties" ma:root="true" ma:fieldsID="4340a008e99365d80b71206bae222996" ns1:_="">
     <xsd:import namespace="http://schemas.microsoft.com/sharepoint/v3"/>
@@ -3865,15 +4108,6 @@
 </ct:contentTypeSchema>
 </file>
 
-<file path=customXml/item3.xml><?xml version="1.0" encoding="utf-8"?>
-<p:properties xmlns:p="http://schemas.microsoft.com/office/2006/metadata/properties" xmlns:xsi="http://www.w3.org/2001/XMLSchema-instance" xmlns:pc="http://schemas.microsoft.com/office/infopath/2007/PartnerControls">
-  <documentManagement>
-    <PublishingExpirationDate xmlns="http://schemas.microsoft.com/sharepoint/v3" xsi:nil="true"/>
-    <PublishingStartDate xmlns="http://schemas.microsoft.com/sharepoint/v3" xsi:nil="true"/>
-  </documentManagement>
-</p:properties>
-</file>
-
 <file path=customXml/itemProps1.xml><?xml version="1.0" encoding="utf-8"?>
 <ds:datastoreItem xmlns:ds="http://schemas.openxmlformats.org/officeDocument/2006/customXml" ds:itemID="{13FBD2FA-5696-460D-A278-9A302A0F72AE}">
   <ds:schemaRefs>
@@ -3883,6 +4117,16 @@
 </file>
 
 <file path=customXml/itemProps2.xml><?xml version="1.0" encoding="utf-8"?>
+<ds:datastoreItem xmlns:ds="http://schemas.openxmlformats.org/officeDocument/2006/customXml" ds:itemID="{FA8F0064-303C-446D-896E-46EEB9A79DC3}">
+  <ds:schemaRefs>
+    <ds:schemaRef ds:uri="http://schemas.microsoft.com/office/2006/metadata/properties"/>
+    <ds:schemaRef ds:uri="http://schemas.microsoft.com/office/infopath/2007/PartnerControls"/>
+    <ds:schemaRef ds:uri="http://schemas.microsoft.com/sharepoint/v3"/>
+  </ds:schemaRefs>
+</ds:datastoreItem>
+</file>
+
+<file path=customXml/itemProps3.xml><?xml version="1.0" encoding="utf-8"?>
 <ds:datastoreItem xmlns:ds="http://schemas.openxmlformats.org/officeDocument/2006/customXml" ds:itemID="{B9A87442-5A7B-46FD-BD28-170CE9B7256F}">
   <ds:schemaRefs>
     <ds:schemaRef ds:uri="http://schemas.microsoft.com/office/2006/metadata/contentType"/>
@@ -3897,14 +4141,4 @@
     <ds:schemaRef ds:uri="http://schemas.microsoft.com/office/internal/2005/internalDocumentation"/>
   </ds:schemaRefs>
 </ds:datastoreItem>
-</file>
-
-<file path=customXml/itemProps3.xml><?xml version="1.0" encoding="utf-8"?>
-<ds:datastoreItem xmlns:ds="http://schemas.openxmlformats.org/officeDocument/2006/customXml" ds:itemID="{FA8F0064-303C-446D-896E-46EEB9A79DC3}">
-  <ds:schemaRefs>
-    <ds:schemaRef ds:uri="http://schemas.microsoft.com/office/2006/metadata/properties"/>
-    <ds:schemaRef ds:uri="http://schemas.microsoft.com/office/infopath/2007/PartnerControls"/>
-    <ds:schemaRef ds:uri="http://schemas.microsoft.com/sharepoint/v3"/>
-  </ds:schemaRefs>
-</ds:datastoreItem>
 </file>
--- a/LearningDiary/SDS_learning_diary_Miro_Kymäläinen.docx
+++ b/LearningDiary/SDS_learning_diary_Miro_Kymäläinen.docx
@@ -533,13 +533,59 @@
         <w:rPr>
           <w:lang w:val="en-US"/>
         </w:rPr>
+        <w:t>Activity: Started project.</w:t>
+      </w:r>
+    </w:p>
+    <w:p>
+      <w:pPr>
+        <w:rPr>
+          <w:lang w:val="en-US"/>
+        </w:rPr>
+      </w:pPr>
+      <w:r>
+        <w:rPr>
+          <w:lang w:val="en-US"/>
+        </w:rPr>
+        <w:t>Learning outcome: How to plan website building.</w:t>
+      </w:r>
+    </w:p>
+    <w:p>
+      <w:pPr>
+        <w:rPr>
+          <w:lang w:val="en-US"/>
+        </w:rPr>
+      </w:pPr>
+    </w:p>
+    <w:p>
+      <w:pPr>
+        <w:rPr>
+          <w:lang w:val="en-US"/>
+        </w:rPr>
+      </w:pPr>
+      <w:r>
+        <w:rPr>
+          <w:lang w:val="en-US"/>
+        </w:rPr>
+        <w:t>28.5.2026</w:t>
+      </w:r>
+    </w:p>
+    <w:p>
+      <w:pPr>
+        <w:rPr>
+          <w:lang w:val="en-US"/>
+        </w:rPr>
+      </w:pPr>
+      <w:r>
+        <w:rPr>
+          <w:lang w:val="en-US"/>
+        </w:rPr>
         <w:t xml:space="preserve">Activity: </w:t>
       </w:r>
       <w:r>
         <w:rPr>
           <w:lang w:val="en-US"/>
         </w:rPr>
-        <w:t>Started project.</w:t>
+        <w:t>Started creating styles</w:t>
       </w:r>
     </w:p>
     <w:p>
@@ -558,7 +604,7 @@
         <w:rPr>
           <w:lang w:val="en-US"/>
         </w:rPr>
-        <w:t>How to plan website building.</w:t>
+        <w:t>How to style components and optimise</w:t>
       </w:r>
     </w:p>
     <w:p>
@@ -1537,19 +1583,304 @@
     </w:p>
     <w:p>
       <w:pPr>
-        <w:pStyle w:val="BodyText"/>
-        <w:rPr>
-          <w:lang w:val="en-US"/>
-        </w:rPr>
-      </w:pPr>
-    </w:p>
-    <w:p>
-      <w:pPr>
-        <w:pStyle w:val="BodyText"/>
-        <w:rPr>
-          <w:lang w:val="en-US"/>
-        </w:rPr>
-      </w:pPr>
+        <w:rPr>
+          <w:lang w:val="en-US"/>
+        </w:rPr>
+      </w:pPr>
+      <w:r>
+        <w:rPr>
+          <w:lang w:val="en-US"/>
+        </w:rPr>
+        <w:t>28.5.2026</w:t>
+      </w:r>
+    </w:p>
+    <w:p>
+      <w:pPr>
+        <w:pStyle w:val="BodyText"/>
+        <w:rPr>
+          <w:lang w:val="en-US"/>
+        </w:rPr>
+      </w:pPr>
+    </w:p>
+    <w:p>
+      <w:pPr>
+        <w:pStyle w:val="BodyText"/>
+        <w:rPr>
+          <w:lang w:val="en-US"/>
+        </w:rPr>
+      </w:pPr>
+      <w:r>
+        <w:rPr>
+          <w:lang w:val="en-US"/>
+        </w:rPr>
+        <w:t xml:space="preserve">Today I started with building conjtact section structure. I decided to add small heading for the setion. I </w:t>
+      </w:r>
+      <w:r>
+        <w:rPr>
+          <w:lang w:val="en-US"/>
+        </w:rPr>
+        <w:t>will use there small blob. First I thought to use ::before tag but it ended up being a bit over engineered at that point so just made .blob util class and replaced the ::before with basic div. Also made the Project section header similar.</w:t>
+      </w:r>
+    </w:p>
+    <w:p>
+      <w:pPr>
+        <w:pStyle w:val="BodyText"/>
+        <w:rPr>
+          <w:lang w:val="en-US"/>
+        </w:rPr>
+      </w:pPr>
+    </w:p>
+    <w:p>
+      <w:pPr>
+        <w:pStyle w:val="BodyText"/>
+        <w:rPr>
+          <w:lang w:val="en-US"/>
+        </w:rPr>
+      </w:pPr>
+      <w:r>
+        <w:rPr>
+          <w:lang w:val="en-US"/>
+        </w:rPr>
+        <w:t>Now I have the structure almost ready and I will start implementing styles. When I started doing styles I noticed some components had very similar styles but I had written the CSS multiple times. I decided to create couple more util classes and use them instead of writing the same code over and over again.</w:t>
+      </w:r>
+    </w:p>
+    <w:p>
+      <w:pPr>
+        <w:pStyle w:val="BodyText"/>
+        <w:rPr>
+          <w:lang w:val="en-US"/>
+        </w:rPr>
+      </w:pPr>
+      <w:r>
+        <w:rPr>
+          <w:lang w:val="en-US"/>
+        </w:rPr>
+        <w:lastRenderedPageBreak/>
+        <w:t>I think the text util classes helped to make the project much better looking. The grids make nice structure and heading between are also nice, I think. I have now also done the styling. Next, I will do the mobile optimization. After that I will review everything and look for if there is anything I should optimize, mostly regarding the html.</w:t>
+      </w:r>
+      <w:r>
+        <w:rPr>
+          <w:lang w:val="en-US"/>
+        </w:rPr>
+        <w:t xml:space="preserve"> </w:t>
+      </w:r>
+    </w:p>
+    <w:p>
+      <w:pPr>
+        <w:pStyle w:val="BodyText"/>
+        <w:rPr>
+          <w:lang w:val="en-US"/>
+        </w:rPr>
+      </w:pPr>
+    </w:p>
+    <w:p>
+      <w:pPr>
+        <w:pStyle w:val="BodyText"/>
+        <w:rPr>
+          <w:lang w:val="en-US"/>
+        </w:rPr>
+      </w:pPr>
+      <w:r>
+        <w:rPr>
+          <w:lang w:val="en-US"/>
+        </w:rPr>
+        <w:t xml:space="preserve">For media queries I did some googling. I found </w:t>
+      </w:r>
+      <w:r>
+        <w:rPr>
+          <w:lang w:val="en-US"/>
+        </w:rPr>
+        <w:t xml:space="preserve">according to W3schools </w:t>
+      </w:r>
+      <w:r>
+        <w:rPr>
+          <w:lang w:val="en-US"/>
+        </w:rPr>
+        <w:t xml:space="preserve">out the </w:t>
+      </w:r>
+      <w:r>
+        <w:rPr>
+          <w:lang w:val="en-US"/>
+        </w:rPr>
+        <w:t>popular breakpoints</w:t>
+      </w:r>
+      <w:r>
+        <w:rPr>
+          <w:lang w:val="en-US"/>
+        </w:rPr>
+        <w:t xml:space="preserve"> are </w:t>
+      </w:r>
+      <w:r>
+        <w:rPr>
+          <w:lang w:val="en-US"/>
+        </w:rPr>
+        <w:t>600px</w:t>
+      </w:r>
+      <w:r>
+        <w:rPr>
+          <w:lang w:val="en-US"/>
+        </w:rPr>
+        <w:t xml:space="preserve">, </w:t>
+      </w:r>
+      <w:r>
+        <w:rPr>
+          <w:lang w:val="en-US"/>
+        </w:rPr>
+        <w:t>768px</w:t>
+      </w:r>
+      <w:r>
+        <w:rPr>
+          <w:lang w:val="en-US"/>
+        </w:rPr>
+        <w:t xml:space="preserve"> and 992px. </w:t>
+      </w:r>
+      <w:r>
+        <w:rPr>
+          <w:lang w:val="en-US"/>
+        </w:rPr>
+        <w:br/>
+        <w:t>I think I will just go with 600px and 992px needed.</w:t>
+      </w:r>
+      <w:r>
+        <w:rPr>
+          <w:lang w:val="en-US"/>
+        </w:rPr>
+        <w:t xml:space="preserve"> For doing the optimization its really handy to use browser inspect tools and the toggle device option for screen size simulation. </w:t>
+      </w:r>
+    </w:p>
+    <w:p>
+      <w:pPr>
+        <w:pStyle w:val="BodyText"/>
+        <w:rPr>
+          <w:lang w:val="en-US"/>
+        </w:rPr>
+      </w:pPr>
+    </w:p>
+    <w:p>
+      <w:pPr>
+        <w:pStyle w:val="BodyText"/>
+        <w:rPr>
+          <w:lang w:val="en-GB"/>
+        </w:rPr>
+      </w:pPr>
+    </w:p>
+    <w:p>
+      <w:pPr>
+        <w:pStyle w:val="BodyText"/>
+        <w:rPr>
+          <w:lang w:val="en-US"/>
+        </w:rPr>
+      </w:pPr>
+      <w:r>
+        <w:rPr>
+          <w:lang w:val="en-US"/>
+        </w:rPr>
+        <w:t xml:space="preserve">I have doen the optimization. It was </w:t>
+      </w:r>
+      <w:r>
+        <w:rPr>
+          <w:lang w:val="en-US"/>
+        </w:rPr>
+        <w:t>straight</w:t>
+      </w:r>
+      <w:r>
+        <w:rPr>
+          <w:lang w:val="en-US"/>
+        </w:rPr>
+        <w:t xml:space="preserve"> forward. I </w:t>
+      </w:r>
+      <w:r>
+        <w:rPr>
+          <w:lang w:val="en-US"/>
+        </w:rPr>
+        <w:t>need</w:t>
+      </w:r>
+      <w:r>
+        <w:rPr>
+          <w:lang w:val="en-US"/>
+        </w:rPr>
+        <w:t xml:space="preserve"> </w:t>
+      </w:r>
+      <w:r>
+        <w:rPr>
+          <w:lang w:val="en-US"/>
+        </w:rPr>
+        <w:t>ed</w:t>
+      </w:r>
+      <w:r>
+        <w:rPr>
+          <w:lang w:val="en-US"/>
+        </w:rPr>
+        <w:t xml:space="preserve">to </w:t>
+      </w:r>
+      <w:r>
+        <w:rPr>
+          <w:lang w:val="en-US"/>
+        </w:rPr>
+        <w:t>use! important</w:t>
+      </w:r>
+      <w:r>
+        <w:rPr>
+          <w:lang w:val="en-US"/>
+        </w:rPr>
+        <w:t xml:space="preserve"> in a couple of places but minimal use for that should be ok. </w:t>
+      </w:r>
+    </w:p>
+    <w:p>
+      <w:pPr>
+        <w:pStyle w:val="BodyText"/>
+        <w:rPr>
+          <w:lang w:val="en-US"/>
+        </w:rPr>
+      </w:pPr>
+    </w:p>
+    <w:p>
+      <w:pPr>
+        <w:pStyle w:val="BodyText"/>
+        <w:rPr>
+          <w:lang w:val="en-US"/>
+        </w:rPr>
+      </w:pPr>
+      <w:r>
+        <w:rPr>
+          <w:lang w:val="en-US"/>
+        </w:rPr>
+        <w:t xml:space="preserve">I took the mobile hamburger menu html and css from coursework as it’s easy to create but just takes a bit time. I will re-create the mobile menu </w:t>
+      </w:r>
+      <w:r>
+        <w:rPr>
+          <w:lang w:val="en-US"/>
+        </w:rPr>
+        <w:t>but, in a bit,</w:t>
+      </w:r>
+      <w:r>
+        <w:rPr>
+          <w:lang w:val="en-US"/>
+        </w:rPr>
+        <w:t xml:space="preserve"> different way. Let’s see how it turns out as it should open from upside. </w:t>
+      </w:r>
+    </w:p>
+    <w:p>
+      <w:pPr>
+        <w:pStyle w:val="BodyText"/>
+        <w:rPr>
+          <w:lang w:val="en-US"/>
+        </w:rPr>
+      </w:pPr>
+    </w:p>
+    <w:p>
+      <w:pPr>
+        <w:pStyle w:val="BodyText"/>
+        <w:rPr>
+          <w:lang w:val="en-US"/>
+        </w:rPr>
+      </w:pPr>
+      <w:r>
+        <w:rPr>
+          <w:lang w:val="en-US"/>
+        </w:rPr>
+        <w:t>The mobile menu is a bit tricky but mostly the site is ready. I also crated contact page which I will implement tomorrow.</w:t>
+      </w:r>
     </w:p>
     <w:sectPr>
       <w:headerReference w:type="default" r:id="rId11"/>
@@ -4034,15 +4365,6 @@
 </file>
 
 <file path=customXml/item2.xml><?xml version="1.0" encoding="utf-8"?>
-<p:properties xmlns:p="http://schemas.microsoft.com/office/2006/metadata/properties" xmlns:xsi="http://www.w3.org/2001/XMLSchema-instance" xmlns:pc="http://schemas.microsoft.com/office/infopath/2007/PartnerControls">
-  <documentManagement>
-    <PublishingExpirationDate xmlns="http://schemas.microsoft.com/sharepoint/v3" xsi:nil="true"/>
-    <PublishingStartDate xmlns="http://schemas.microsoft.com/sharepoint/v3" xsi:nil="true"/>
-  </documentManagement>
-</p:properties>
-</file>
-
-<file path=customXml/item3.xml><?xml version="1.0" encoding="utf-8"?>
 <ct:contentTypeSchema xmlns:ct="http://schemas.microsoft.com/office/2006/metadata/contentType" xmlns:ma="http://schemas.microsoft.com/office/2006/metadata/properties/metaAttributes" ct:_="" ma:_="" ma:contentTypeName="Asiakirja" ma:contentTypeID="0x01010017418C401CCB2042A3A99A19F43F356D" ma:contentTypeVersion="1" ma:contentTypeDescription="Luo uusi asiakirja." ma:contentTypeScope="" ma:versionID="f4b075d3ca74a5dbaed73e767a156aa0">
   <xsd:schema xmlns:xsd="http://www.w3.org/2001/XMLSchema" xmlns:p="http://schemas.microsoft.com/office/2006/metadata/properties" xmlns:ns1="http://schemas.microsoft.com/sharepoint/v3" targetNamespace="http://schemas.microsoft.com/office/2006/metadata/properties" ma:root="true" ma:fieldsID="4340a008e99365d80b71206bae222996" ns1:_="">
     <xsd:import namespace="http://schemas.microsoft.com/sharepoint/v3"/>
@@ -4108,6 +4430,15 @@
 </ct:contentTypeSchema>
 </file>
 
+<file path=customXml/item3.xml><?xml version="1.0" encoding="utf-8"?>
+<p:properties xmlns:p="http://schemas.microsoft.com/office/2006/metadata/properties" xmlns:xsi="http://www.w3.org/2001/XMLSchema-instance" xmlns:pc="http://schemas.microsoft.com/office/infopath/2007/PartnerControls">
+  <documentManagement>
+    <PublishingExpirationDate xmlns="http://schemas.microsoft.com/sharepoint/v3" xsi:nil="true"/>
+    <PublishingStartDate xmlns="http://schemas.microsoft.com/sharepoint/v3" xsi:nil="true"/>
+  </documentManagement>
+</p:properties>
+</file>
+
 <file path=customXml/itemProps1.xml><?xml version="1.0" encoding="utf-8"?>
 <ds:datastoreItem xmlns:ds="http://schemas.openxmlformats.org/officeDocument/2006/customXml" ds:itemID="{13FBD2FA-5696-460D-A278-9A302A0F72AE}">
   <ds:schemaRefs>
@@ -4117,16 +4448,6 @@
 </file>
 
 <file path=customXml/itemProps2.xml><?xml version="1.0" encoding="utf-8"?>
-<ds:datastoreItem xmlns:ds="http://schemas.openxmlformats.org/officeDocument/2006/customXml" ds:itemID="{FA8F0064-303C-446D-896E-46EEB9A79DC3}">
-  <ds:schemaRefs>
-    <ds:schemaRef ds:uri="http://schemas.microsoft.com/office/2006/metadata/properties"/>
-    <ds:schemaRef ds:uri="http://schemas.microsoft.com/office/infopath/2007/PartnerControls"/>
-    <ds:schemaRef ds:uri="http://schemas.microsoft.com/sharepoint/v3"/>
-  </ds:schemaRefs>
-</ds:datastoreItem>
-</file>
-
-<file path=customXml/itemProps3.xml><?xml version="1.0" encoding="utf-8"?>
 <ds:datastoreItem xmlns:ds="http://schemas.openxmlformats.org/officeDocument/2006/customXml" ds:itemID="{B9A87442-5A7B-46FD-BD28-170CE9B7256F}">
   <ds:schemaRefs>
     <ds:schemaRef ds:uri="http://schemas.microsoft.com/office/2006/metadata/contentType"/>
@@ -4141,4 +4462,14 @@
     <ds:schemaRef ds:uri="http://schemas.microsoft.com/office/internal/2005/internalDocumentation"/>
   </ds:schemaRefs>
 </ds:datastoreItem>
+</file>
+
+<file path=customXml/itemProps3.xml><?xml version="1.0" encoding="utf-8"?>
+<ds:datastoreItem xmlns:ds="http://schemas.openxmlformats.org/officeDocument/2006/customXml" ds:itemID="{FA8F0064-303C-446D-896E-46EEB9A79DC3}">
+  <ds:schemaRefs>
+    <ds:schemaRef ds:uri="http://schemas.microsoft.com/office/2006/metadata/properties"/>
+    <ds:schemaRef ds:uri="http://schemas.microsoft.com/office/infopath/2007/PartnerControls"/>
+    <ds:schemaRef ds:uri="http://schemas.microsoft.com/sharepoint/v3"/>
+  </ds:schemaRefs>
+</ds:datastoreItem>
 </file>
--- a/LearningDiary/SDS_learning_diary_Miro_Kymäläinen.docx
+++ b/LearningDiary/SDS_learning_diary_Miro_Kymäläinen.docx
@@ -14,6 +14,7 @@
           <w:lang w:val="en-US"/>
         </w:rPr>
       </w:pPr>
+      <w:proofErr w:type="spellStart"/>
       <w:r>
         <w:rPr>
           <w:rFonts w:ascii="Times New Roman" w:hAnsi="Times New Roman" w:cs="Times New Roman"/>
@@ -22,8 +23,53 @@
           <w:szCs w:val="24"/>
           <w:lang w:val="en-US"/>
         </w:rPr>
-        <w:t>Lappeenrannan teknillinen yliopisto</w:t>
-      </w:r>
+        <w:t>Lappeenrannan</w:t>
+      </w:r>
+      <w:proofErr w:type="spellEnd"/>
+      <w:r>
+        <w:rPr>
+          <w:rFonts w:ascii="Times New Roman" w:hAnsi="Times New Roman" w:cs="Times New Roman"/>
+          <w:b w:val="0"/>
+          <w:sz w:val="24"/>
+          <w:szCs w:val="24"/>
+          <w:lang w:val="en-US"/>
+        </w:rPr>
+        <w:t xml:space="preserve"> </w:t>
+      </w:r>
+      <w:proofErr w:type="spellStart"/>
+      <w:r>
+        <w:rPr>
+          <w:rFonts w:ascii="Times New Roman" w:hAnsi="Times New Roman" w:cs="Times New Roman"/>
+          <w:b w:val="0"/>
+          <w:sz w:val="24"/>
+          <w:szCs w:val="24"/>
+          <w:lang w:val="en-US"/>
+        </w:rPr>
+        <w:t>teknillinen</w:t>
+      </w:r>
+      <w:proofErr w:type="spellEnd"/>
+      <w:r>
+        <w:rPr>
+          <w:rFonts w:ascii="Times New Roman" w:hAnsi="Times New Roman" w:cs="Times New Roman"/>
+          <w:b w:val="0"/>
+          <w:sz w:val="24"/>
+          <w:szCs w:val="24"/>
+          <w:lang w:val="en-US"/>
+        </w:rPr>
+        <w:t xml:space="preserve"> </w:t>
+      </w:r>
+      <w:proofErr w:type="spellStart"/>
+      <w:r>
+        <w:rPr>
+          <w:rFonts w:ascii="Times New Roman" w:hAnsi="Times New Roman" w:cs="Times New Roman"/>
+          <w:b w:val="0"/>
+          <w:sz w:val="24"/>
+          <w:szCs w:val="24"/>
+          <w:lang w:val="en-US"/>
+        </w:rPr>
+        <w:t>yliopisto</w:t>
+      </w:r>
+      <w:proofErr w:type="spellEnd"/>
     </w:p>
     <w:p>
       <w:pPr>
@@ -477,11 +523,19 @@
         </w:rPr>
         <w:t xml:space="preserve">Activity: </w:t>
       </w:r>
-      <w:r>
-        <w:rPr>
-          <w:lang w:val="en-US"/>
-        </w:rPr>
-        <w:t>Finalised project, deployed coursework.</w:t>
+      <w:proofErr w:type="spellStart"/>
+      <w:r>
+        <w:rPr>
+          <w:lang w:val="en-US"/>
+        </w:rPr>
+        <w:t>Finalised</w:t>
+      </w:r>
+      <w:proofErr w:type="spellEnd"/>
+      <w:r>
+        <w:rPr>
+          <w:lang w:val="en-US"/>
+        </w:rPr>
+        <w:t xml:space="preserve"> project, deployed coursework.</w:t>
       </w:r>
     </w:p>
     <w:p>
@@ -579,14 +633,72 @@
         <w:rPr>
           <w:lang w:val="en-US"/>
         </w:rPr>
+        <w:t>Activity: Started creating styles</w:t>
+      </w:r>
+    </w:p>
+    <w:p>
+      <w:pPr>
+        <w:rPr>
+          <w:lang w:val="en-US"/>
+        </w:rPr>
+      </w:pPr>
+      <w:r>
+        <w:rPr>
+          <w:lang w:val="en-US"/>
+        </w:rPr>
+        <w:t xml:space="preserve">Learning outcome: How to style components and </w:t>
+      </w:r>
+      <w:r>
+        <w:rPr>
+          <w:lang w:val="en-US"/>
+        </w:rPr>
+        <w:t>optimize</w:t>
+      </w:r>
+    </w:p>
+    <w:p>
+      <w:pPr>
+        <w:rPr>
+          <w:lang w:val="en-US"/>
+        </w:rPr>
+      </w:pPr>
+    </w:p>
+    <w:p>
+      <w:pPr>
+        <w:rPr>
+          <w:lang w:val="en-US"/>
+        </w:rPr>
+      </w:pPr>
+      <w:r>
+        <w:rPr>
+          <w:lang w:val="en-US"/>
+        </w:rPr>
+        <w:t>2</w:t>
+      </w:r>
+      <w:r>
+        <w:rPr>
+          <w:lang w:val="en-US"/>
+        </w:rPr>
+        <w:t>9</w:t>
+      </w:r>
+      <w:r>
+        <w:rPr>
+          <w:lang w:val="en-US"/>
+        </w:rPr>
+        <w:t>.5.2026</w:t>
+      </w:r>
+    </w:p>
+    <w:p>
+      <w:pPr>
+        <w:rPr>
+          <w:lang w:val="en-US"/>
+        </w:rPr>
+      </w:pPr>
+      <w:r>
+        <w:rPr>
+          <w:lang w:val="en-US"/>
+        </w:rPr>
         <w:t xml:space="preserve">Activity: </w:t>
       </w:r>
-      <w:r>
-        <w:rPr>
-          <w:lang w:val="en-US"/>
-        </w:rPr>
-        <w:t>Started creating styles</w:t>
-      </w:r>
     </w:p>
     <w:p>
       <w:pPr>
@@ -600,12 +712,13 @@
         </w:rPr>
         <w:t xml:space="preserve">Learning outcome: </w:t>
       </w:r>
-      <w:r>
-        <w:rPr>
-          <w:lang w:val="en-US"/>
-        </w:rPr>
-        <w:t>How to style components and optimise</w:t>
-      </w:r>
+    </w:p>
+    <w:p>
+      <w:pPr>
+        <w:rPr>
+          <w:lang w:val="en-US"/>
+        </w:rPr>
+      </w:pPr>
     </w:p>
     <w:p>
       <w:pPr>
@@ -755,7 +868,21 @@
         <w:rPr>
           <w:lang w:val="en-US"/>
         </w:rPr>
-        <w:t xml:space="preserve">I checked the general information about the course. I looked at the environment setup. I have already npm package manager, VS code and GIT installed. On VS code I have Git Graph, which is very similar to </w:t>
+        <w:t xml:space="preserve">I checked the general information about the course. I looked at the environment setup. I have already </w:t>
+      </w:r>
+      <w:proofErr w:type="spellStart"/>
+      <w:r>
+        <w:rPr>
+          <w:lang w:val="en-US"/>
+        </w:rPr>
+        <w:t>npm</w:t>
+      </w:r>
+      <w:proofErr w:type="spellEnd"/>
+      <w:r>
+        <w:rPr>
+          <w:lang w:val="en-US"/>
+        </w:rPr>
+        <w:t xml:space="preserve"> package manager, VS code and GIT installed. On VS code I have Git Graph, which is very similar to </w:t>
       </w:r>
       <w:r>
         <w:rPr>
@@ -773,7 +900,21 @@
         <w:rPr>
           <w:lang w:val="en-US"/>
         </w:rPr>
-        <w:t xml:space="preserve"> I have existing Github account so decided to use that</w:t>
+        <w:t xml:space="preserve"> I have existing </w:t>
+      </w:r>
+      <w:proofErr w:type="spellStart"/>
+      <w:r>
+        <w:rPr>
+          <w:lang w:val="en-US"/>
+        </w:rPr>
+        <w:t>Github</w:t>
+      </w:r>
+      <w:proofErr w:type="spellEnd"/>
+      <w:r>
+        <w:rPr>
+          <w:lang w:val="en-US"/>
+        </w:rPr>
+        <w:t xml:space="preserve"> account so decided to use that</w:t>
       </w:r>
       <w:r>
         <w:rPr>
@@ -833,7 +974,21 @@
         <w:rPr>
           <w:lang w:val="en-US"/>
         </w:rPr>
-        <w:t>I viewed the coursework video. Now I have clear visio what to do. I also looked at the Figma and downloaded necessary image materials</w:t>
+        <w:t xml:space="preserve">I viewed the coursework video. Now I have clear </w:t>
+      </w:r>
+      <w:proofErr w:type="spellStart"/>
+      <w:r>
+        <w:rPr>
+          <w:lang w:val="en-US"/>
+        </w:rPr>
+        <w:t>visio</w:t>
+      </w:r>
+      <w:proofErr w:type="spellEnd"/>
+      <w:r>
+        <w:rPr>
+          <w:lang w:val="en-US"/>
+        </w:rPr>
+        <w:t xml:space="preserve"> what to do. I also looked at the Figma and downloaded necessary image materials</w:t>
       </w:r>
       <w:r>
         <w:rPr>
@@ -897,7 +1052,21 @@
         <w:rPr>
           <w:lang w:val="en-US"/>
         </w:rPr>
-        <w:t>Created README and VideoLink files so the structure is now complete.</w:t>
+        <w:t xml:space="preserve">Created README and </w:t>
+      </w:r>
+      <w:proofErr w:type="spellStart"/>
+      <w:r>
+        <w:rPr>
+          <w:lang w:val="en-US"/>
+        </w:rPr>
+        <w:t>VideoLink</w:t>
+      </w:r>
+      <w:proofErr w:type="spellEnd"/>
+      <w:r>
+        <w:rPr>
+          <w:lang w:val="en-US"/>
+        </w:rPr>
+        <w:t xml:space="preserve"> files so the structure is now complete.</w:t>
       </w:r>
       <w:r>
         <w:rPr>
@@ -909,7 +1078,21 @@
         <w:rPr>
           <w:lang w:val="en-US"/>
         </w:rPr>
-        <w:t xml:space="preserve">Created also files inside “Coursework” folder and connected css with html file. </w:t>
+        <w:t xml:space="preserve">Created also files inside “Coursework” folder and connected </w:t>
+      </w:r>
+      <w:proofErr w:type="spellStart"/>
+      <w:r>
+        <w:rPr>
+          <w:lang w:val="en-US"/>
+        </w:rPr>
+        <w:t>css</w:t>
+      </w:r>
+      <w:proofErr w:type="spellEnd"/>
+      <w:r>
+        <w:rPr>
+          <w:lang w:val="en-US"/>
+        </w:rPr>
+        <w:t xml:space="preserve"> with html file. </w:t>
       </w:r>
       <w:r>
         <w:rPr>
@@ -957,7 +1140,21 @@
         <w:rPr>
           <w:lang w:val="en-US"/>
         </w:rPr>
-        <w:t>quite basic. I’m already familiar for instance, with border-box. For fonts instead of px I prefer using rems</w:t>
+        <w:t xml:space="preserve">quite basic. I’m already familiar for instance, with border-box. For fonts instead of </w:t>
+      </w:r>
+      <w:proofErr w:type="spellStart"/>
+      <w:r>
+        <w:rPr>
+          <w:lang w:val="en-US"/>
+        </w:rPr>
+        <w:t>px</w:t>
+      </w:r>
+      <w:proofErr w:type="spellEnd"/>
+      <w:r>
+        <w:rPr>
+          <w:lang w:val="en-US"/>
+        </w:rPr>
+        <w:t xml:space="preserve"> I prefer using rems</w:t>
       </w:r>
       <w:r>
         <w:rPr>
@@ -1017,11 +1214,19 @@
         </w:rPr>
         <w:t xml:space="preserve">I have usually used </w:t>
       </w:r>
-      <w:r>
-        <w:rPr>
-          <w:lang w:val="en-US"/>
-        </w:rPr>
-        <w:t>lucide icons</w:t>
+      <w:proofErr w:type="spellStart"/>
+      <w:r>
+        <w:rPr>
+          <w:lang w:val="en-US"/>
+        </w:rPr>
+        <w:t>lucide</w:t>
+      </w:r>
+      <w:proofErr w:type="spellEnd"/>
+      <w:r>
+        <w:rPr>
+          <w:lang w:val="en-US"/>
+        </w:rPr>
+        <w:t xml:space="preserve"> icons</w:t>
       </w:r>
       <w:r>
         <w:rPr>
@@ -1033,29 +1238,85 @@
         <w:rPr>
           <w:lang w:val="en-US"/>
         </w:rPr>
-        <w:t xml:space="preserve"> I have slightly different project structure. Took one moment to realize I should remove one dot from hero bg image url.</w:t>
-      </w:r>
-    </w:p>
-    <w:p>
-      <w:pPr>
-        <w:pStyle w:val="BodyText"/>
-        <w:rPr>
-          <w:lang w:val="en-US"/>
-        </w:rPr>
-      </w:pPr>
-    </w:p>
-    <w:p>
-      <w:pPr>
-        <w:pStyle w:val="BodyText"/>
-        <w:rPr>
-          <w:lang w:val="en-US"/>
-        </w:rPr>
-      </w:pPr>
-      <w:r>
-        <w:rPr>
-          <w:lang w:val="en-US"/>
-        </w:rPr>
-        <w:t xml:space="preserve">Creating the card p styles is a bit over engineered, I think. Instead of using nth-child we could just easily give classes for each as the structure is always the same. Maybe the point here is just to thought how those selectors work. I would use the nth-child if I have a list of </w:t>
+        <w:t xml:space="preserve"> I have slightly different project structure. Took one moment to realize I should remove one dot from hero </w:t>
+      </w:r>
+      <w:proofErr w:type="spellStart"/>
+      <w:r>
+        <w:rPr>
+          <w:lang w:val="en-US"/>
+        </w:rPr>
+        <w:t>bg</w:t>
+      </w:r>
+      <w:proofErr w:type="spellEnd"/>
+      <w:r>
+        <w:rPr>
+          <w:lang w:val="en-US"/>
+        </w:rPr>
+        <w:t xml:space="preserve"> image </w:t>
+      </w:r>
+      <w:proofErr w:type="spellStart"/>
+      <w:r>
+        <w:rPr>
+          <w:lang w:val="en-US"/>
+        </w:rPr>
+        <w:t>url</w:t>
+      </w:r>
+      <w:proofErr w:type="spellEnd"/>
+      <w:r>
+        <w:rPr>
+          <w:lang w:val="en-US"/>
+        </w:rPr>
+        <w:t>.</w:t>
+      </w:r>
+    </w:p>
+    <w:p>
+      <w:pPr>
+        <w:pStyle w:val="BodyText"/>
+        <w:rPr>
+          <w:lang w:val="en-US"/>
+        </w:rPr>
+      </w:pPr>
+    </w:p>
+    <w:p>
+      <w:pPr>
+        <w:pStyle w:val="BodyText"/>
+        <w:rPr>
+          <w:lang w:val="en-US"/>
+        </w:rPr>
+      </w:pPr>
+      <w:r>
+        <w:rPr>
+          <w:lang w:val="en-US"/>
+        </w:rPr>
+        <w:t xml:space="preserve">Creating the card p styles is a bit over engineered, I think. Instead of using </w:t>
+      </w:r>
+      <w:proofErr w:type="gramStart"/>
+      <w:r>
+        <w:rPr>
+          <w:lang w:val="en-US"/>
+        </w:rPr>
+        <w:t>nth-child</w:t>
+      </w:r>
+      <w:proofErr w:type="gramEnd"/>
+      <w:r>
+        <w:rPr>
+          <w:lang w:val="en-US"/>
+        </w:rPr>
+        <w:t xml:space="preserve"> we could just easily give classes for each as the structure is always the same. Maybe the point here is just to thought how those selectors work. I would use the </w:t>
+      </w:r>
+      <w:proofErr w:type="gramStart"/>
+      <w:r>
+        <w:rPr>
+          <w:lang w:val="en-US"/>
+        </w:rPr>
+        <w:t>nth-child</w:t>
+      </w:r>
+      <w:proofErr w:type="gramEnd"/>
+      <w:r>
+        <w:rPr>
+          <w:lang w:val="en-US"/>
+        </w:rPr>
+        <w:t xml:space="preserve"> if I have a list of </w:t>
       </w:r>
       <w:r>
         <w:rPr>
@@ -1176,7 +1437,21 @@
         <w:rPr>
           <w:lang w:val="en-US"/>
         </w:rPr>
-        <w:t xml:space="preserve">I am okay at coding in JS but I haven’t done the basics for a long time. </w:t>
+        <w:t xml:space="preserve">I am okay at coding in </w:t>
+      </w:r>
+      <w:proofErr w:type="gramStart"/>
+      <w:r>
+        <w:rPr>
+          <w:lang w:val="en-US"/>
+        </w:rPr>
+        <w:t>JS</w:t>
+      </w:r>
+      <w:proofErr w:type="gramEnd"/>
+      <w:r>
+        <w:rPr>
+          <w:lang w:val="en-US"/>
+        </w:rPr>
+        <w:t xml:space="preserve"> but I haven’t done the basics for a long time. </w:t>
       </w:r>
       <w:r>
         <w:rPr>
@@ -1218,17 +1493,47 @@
         </w:rPr>
         <w:t xml:space="preserve">There was minor typo on JS. I mistyped </w:t>
       </w:r>
+      <w:proofErr w:type="spellStart"/>
       <w:r>
         <w:rPr>
           <w:lang w:val="en-GB"/>
         </w:rPr>
-        <w:t>otherGroup as othergroup</w:t>
-      </w:r>
+        <w:t>otherGroup</w:t>
+      </w:r>
+      <w:proofErr w:type="spellEnd"/>
       <w:r>
         <w:rPr>
           <w:lang w:val="en-GB"/>
         </w:rPr>
-        <w:t xml:space="preserve"> on the if check and that caused a bug so other faqs didn’t close when one was opened.</w:t>
+        <w:t xml:space="preserve"> as </w:t>
+      </w:r>
+      <w:proofErr w:type="spellStart"/>
+      <w:r>
+        <w:rPr>
+          <w:lang w:val="en-GB"/>
+        </w:rPr>
+        <w:t>othergroup</w:t>
+      </w:r>
+      <w:proofErr w:type="spellEnd"/>
+      <w:r>
+        <w:rPr>
+          <w:lang w:val="en-GB"/>
+        </w:rPr>
+        <w:t xml:space="preserve"> on the if check and that caused a bug so other </w:t>
+      </w:r>
+      <w:proofErr w:type="spellStart"/>
+      <w:r>
+        <w:rPr>
+          <w:lang w:val="en-GB"/>
+        </w:rPr>
+        <w:t>faqs</w:t>
+      </w:r>
+      <w:proofErr w:type="spellEnd"/>
+      <w:r>
+        <w:rPr>
+          <w:lang w:val="en-GB"/>
+        </w:rPr>
+        <w:t xml:space="preserve"> didn’t close when one was opened.</w:t>
       </w:r>
     </w:p>
     <w:p>
@@ -1290,73 +1595,151 @@
         <w:rPr>
           <w:lang w:val="en-US"/>
         </w:rPr>
-        <w:t xml:space="preserve"> there. The desktop version looks good to me and is very similar to the figma. </w:t>
-      </w:r>
-    </w:p>
-    <w:p>
-      <w:pPr>
-        <w:pStyle w:val="BodyText"/>
-        <w:rPr>
-          <w:lang w:val="en-US"/>
-        </w:rPr>
-      </w:pPr>
-    </w:p>
-    <w:p>
-      <w:pPr>
-        <w:pStyle w:val="BodyText"/>
-        <w:rPr>
-          <w:lang w:val="en-US"/>
-        </w:rPr>
-      </w:pPr>
-      <w:r>
-        <w:rPr>
-          <w:lang w:val="en-US"/>
-        </w:rPr>
-        <w:t>I tried to write the js all by myself first before watching the video for mobile menu. It was all right but again had a typo which caused the js not to work properly.</w:t>
-      </w:r>
-    </w:p>
-    <w:p>
-      <w:pPr>
-        <w:pStyle w:val="BodyText"/>
-        <w:rPr>
-          <w:lang w:val="en-US"/>
-        </w:rPr>
-      </w:pPr>
-    </w:p>
-    <w:p>
-      <w:pPr>
-        <w:pStyle w:val="BodyText"/>
-        <w:rPr>
-          <w:lang w:val="en-US"/>
-        </w:rPr>
-      </w:pPr>
-      <w:r>
-        <w:rPr>
-          <w:lang w:val="en-US"/>
-        </w:rPr>
-        <w:t>Finalised the mobile optimization.</w:t>
-      </w:r>
-    </w:p>
-    <w:p>
-      <w:pPr>
-        <w:pStyle w:val="BodyText"/>
-        <w:rPr>
-          <w:lang w:val="en-US"/>
-        </w:rPr>
-      </w:pPr>
-    </w:p>
-    <w:p>
-      <w:pPr>
-        <w:pStyle w:val="BodyText"/>
-        <w:rPr>
-          <w:lang w:val="en-US"/>
-        </w:rPr>
-      </w:pPr>
-      <w:r>
-        <w:rPr>
-          <w:lang w:val="en-US"/>
-        </w:rPr>
-        <w:t>After doing that I signd up on Netlify. There was minor issues with publishing the site as I forgot to set the Publish directory to “Coursework”</w:t>
+        <w:t xml:space="preserve"> there. The desktop version looks good to me and is very similar to the </w:t>
+      </w:r>
+      <w:proofErr w:type="spellStart"/>
+      <w:r>
+        <w:rPr>
+          <w:lang w:val="en-US"/>
+        </w:rPr>
+        <w:t>figma</w:t>
+      </w:r>
+      <w:proofErr w:type="spellEnd"/>
+      <w:r>
+        <w:rPr>
+          <w:lang w:val="en-US"/>
+        </w:rPr>
+        <w:t xml:space="preserve">. </w:t>
+      </w:r>
+    </w:p>
+    <w:p>
+      <w:pPr>
+        <w:pStyle w:val="BodyText"/>
+        <w:rPr>
+          <w:lang w:val="en-US"/>
+        </w:rPr>
+      </w:pPr>
+    </w:p>
+    <w:p>
+      <w:pPr>
+        <w:pStyle w:val="BodyText"/>
+        <w:rPr>
+          <w:lang w:val="en-US"/>
+        </w:rPr>
+      </w:pPr>
+      <w:r>
+        <w:rPr>
+          <w:lang w:val="en-US"/>
+        </w:rPr>
+        <w:t xml:space="preserve">I tried to write the </w:t>
+      </w:r>
+      <w:proofErr w:type="spellStart"/>
+      <w:r>
+        <w:rPr>
+          <w:lang w:val="en-US"/>
+        </w:rPr>
+        <w:t>js</w:t>
+      </w:r>
+      <w:proofErr w:type="spellEnd"/>
+      <w:r>
+        <w:rPr>
+          <w:lang w:val="en-US"/>
+        </w:rPr>
+        <w:t xml:space="preserve"> all by myself first before watching the video for mobile menu. It was all right but again had a typo which caused the </w:t>
+      </w:r>
+      <w:proofErr w:type="spellStart"/>
+      <w:r>
+        <w:rPr>
+          <w:lang w:val="en-US"/>
+        </w:rPr>
+        <w:t>js</w:t>
+      </w:r>
+      <w:proofErr w:type="spellEnd"/>
+      <w:r>
+        <w:rPr>
+          <w:lang w:val="en-US"/>
+        </w:rPr>
+        <w:t xml:space="preserve"> not to work properly.</w:t>
+      </w:r>
+    </w:p>
+    <w:p>
+      <w:pPr>
+        <w:pStyle w:val="BodyText"/>
+        <w:rPr>
+          <w:lang w:val="en-US"/>
+        </w:rPr>
+      </w:pPr>
+    </w:p>
+    <w:p>
+      <w:pPr>
+        <w:pStyle w:val="BodyText"/>
+        <w:rPr>
+          <w:lang w:val="en-US"/>
+        </w:rPr>
+      </w:pPr>
+      <w:proofErr w:type="spellStart"/>
+      <w:r>
+        <w:rPr>
+          <w:lang w:val="en-US"/>
+        </w:rPr>
+        <w:t>Finalised</w:t>
+      </w:r>
+      <w:proofErr w:type="spellEnd"/>
+      <w:r>
+        <w:rPr>
+          <w:lang w:val="en-US"/>
+        </w:rPr>
+        <w:t xml:space="preserve"> the mobile optimization.</w:t>
+      </w:r>
+    </w:p>
+    <w:p>
+      <w:pPr>
+        <w:pStyle w:val="BodyText"/>
+        <w:rPr>
+          <w:lang w:val="en-US"/>
+        </w:rPr>
+      </w:pPr>
+    </w:p>
+    <w:p>
+      <w:pPr>
+        <w:pStyle w:val="BodyText"/>
+        <w:rPr>
+          <w:lang w:val="en-US"/>
+        </w:rPr>
+      </w:pPr>
+      <w:r>
+        <w:rPr>
+          <w:lang w:val="en-US"/>
+        </w:rPr>
+        <w:t xml:space="preserve">After doing that I </w:t>
+      </w:r>
+      <w:proofErr w:type="spellStart"/>
+      <w:r>
+        <w:rPr>
+          <w:lang w:val="en-US"/>
+        </w:rPr>
+        <w:t>signd</w:t>
+      </w:r>
+      <w:proofErr w:type="spellEnd"/>
+      <w:r>
+        <w:rPr>
+          <w:lang w:val="en-US"/>
+        </w:rPr>
+        <w:t xml:space="preserve"> up on Netlify. There </w:t>
+      </w:r>
+      <w:proofErr w:type="gramStart"/>
+      <w:r>
+        <w:rPr>
+          <w:lang w:val="en-US"/>
+        </w:rPr>
+        <w:t>was</w:t>
+      </w:r>
+      <w:proofErr w:type="gramEnd"/>
+      <w:r>
+        <w:rPr>
+          <w:lang w:val="en-US"/>
+        </w:rPr>
+        <w:t xml:space="preserve"> minor issues with publishing the site as I forgot to set the Publish directory to “Coursework”</w:t>
       </w:r>
       <w:r>
         <w:rPr>
@@ -1498,35 +1881,77 @@
         <w:rPr>
           <w:lang w:val="en-US"/>
         </w:rPr>
-        <w:t xml:space="preserve"> Needed to use! imporant in a couple of places as I have card util class which may be needed to override party in some cases.</w:t>
-      </w:r>
-    </w:p>
-    <w:p>
-      <w:pPr>
-        <w:pStyle w:val="BodyText"/>
-        <w:rPr>
-          <w:lang w:val="en-US"/>
-        </w:rPr>
-      </w:pPr>
-    </w:p>
-    <w:p>
-      <w:pPr>
-        <w:pStyle w:val="BodyText"/>
-        <w:rPr>
-          <w:lang w:val="en-US"/>
-        </w:rPr>
-      </w:pPr>
-      <w:r>
-        <w:rPr>
-          <w:lang w:val="en-US"/>
-        </w:rPr>
-        <w:t>Instead of using font awesome I will use Lucide Icons for icons in a couple of places.</w:t>
-      </w:r>
-      <w:r>
-        <w:rPr>
-          <w:lang w:val="en-US"/>
-        </w:rPr>
-        <w:t xml:space="preserve"> I will just download the icons as svg files in images folder. </w:t>
+        <w:t xml:space="preserve"> Needed to use! </w:t>
+      </w:r>
+      <w:proofErr w:type="spellStart"/>
+      <w:r>
+        <w:rPr>
+          <w:lang w:val="en-US"/>
+        </w:rPr>
+        <w:t>imporant</w:t>
+      </w:r>
+      <w:proofErr w:type="spellEnd"/>
+      <w:r>
+        <w:rPr>
+          <w:lang w:val="en-US"/>
+        </w:rPr>
+        <w:t xml:space="preserve"> in a couple of places as I have card util class which may be needed to override party in some cases.</w:t>
+      </w:r>
+    </w:p>
+    <w:p>
+      <w:pPr>
+        <w:pStyle w:val="BodyText"/>
+        <w:rPr>
+          <w:lang w:val="en-US"/>
+        </w:rPr>
+      </w:pPr>
+    </w:p>
+    <w:p>
+      <w:pPr>
+        <w:pStyle w:val="BodyText"/>
+        <w:rPr>
+          <w:lang w:val="en-US"/>
+        </w:rPr>
+      </w:pPr>
+      <w:r>
+        <w:rPr>
+          <w:lang w:val="en-US"/>
+        </w:rPr>
+        <w:t xml:space="preserve">Instead of using font awesome I will use </w:t>
+      </w:r>
+      <w:proofErr w:type="spellStart"/>
+      <w:r>
+        <w:rPr>
+          <w:lang w:val="en-US"/>
+        </w:rPr>
+        <w:t>Lucide</w:t>
+      </w:r>
+      <w:proofErr w:type="spellEnd"/>
+      <w:r>
+        <w:rPr>
+          <w:lang w:val="en-US"/>
+        </w:rPr>
+        <w:t xml:space="preserve"> Icons for icons in a couple of places.</w:t>
+      </w:r>
+      <w:r>
+        <w:rPr>
+          <w:lang w:val="en-US"/>
+        </w:rPr>
+        <w:t xml:space="preserve"> I will just download the icons as </w:t>
+      </w:r>
+      <w:proofErr w:type="spellStart"/>
+      <w:r>
+        <w:rPr>
+          <w:lang w:val="en-US"/>
+        </w:rPr>
+        <w:t>svg</w:t>
+      </w:r>
+      <w:proofErr w:type="spellEnd"/>
+      <w:r>
+        <w:rPr>
+          <w:lang w:val="en-US"/>
+        </w:rPr>
+        <w:t xml:space="preserve"> files in images folder. </w:t>
       </w:r>
     </w:p>
     <w:p>
@@ -1566,11 +1991,19 @@
           <w:lang w:val="en-US"/>
         </w:rPr>
       </w:pPr>
-      <w:r>
-        <w:rPr>
-          <w:lang w:val="en-US"/>
-        </w:rPr>
-        <w:t>I actually, also started creating contact section but I will mostly leave that for tomorrow.</w:t>
+      <w:proofErr w:type="gramStart"/>
+      <w:r>
+        <w:rPr>
+          <w:lang w:val="en-US"/>
+        </w:rPr>
+        <w:t>I actually, also</w:t>
+      </w:r>
+      <w:proofErr w:type="gramEnd"/>
+      <w:r>
+        <w:rPr>
+          <w:lang w:val="en-US"/>
+        </w:rPr>
+        <w:t xml:space="preserve"> started creating contact section but I will mostly leave that for tomorrow.</w:t>
       </w:r>
     </w:p>
     <w:p>
@@ -1613,35 +2046,191 @@
         <w:rPr>
           <w:lang w:val="en-US"/>
         </w:rPr>
-        <w:t xml:space="preserve">Today I started with building conjtact section structure. I decided to add small heading for the setion. I </w:t>
-      </w:r>
-      <w:r>
-        <w:rPr>
-          <w:lang w:val="en-US"/>
-        </w:rPr>
-        <w:t>will use there small blob. First I thought to use ::before tag but it ended up being a bit over engineered at that point so just made .blob util class and replaced the ::before with basic div. Also made the Project section header similar.</w:t>
-      </w:r>
-    </w:p>
-    <w:p>
-      <w:pPr>
-        <w:pStyle w:val="BodyText"/>
-        <w:rPr>
-          <w:lang w:val="en-US"/>
-        </w:rPr>
-      </w:pPr>
-    </w:p>
-    <w:p>
-      <w:pPr>
-        <w:pStyle w:val="BodyText"/>
-        <w:rPr>
-          <w:lang w:val="en-US"/>
-        </w:rPr>
-      </w:pPr>
-      <w:r>
-        <w:rPr>
-          <w:lang w:val="en-US"/>
-        </w:rPr>
-        <w:t>Now I have the structure almost ready and I will start implementing styles. When I started doing styles I noticed some components had very similar styles but I had written the CSS multiple times. I decided to create couple more util classes and use them instead of writing the same code over and over again.</w:t>
+        <w:t xml:space="preserve">Today I started with building </w:t>
+      </w:r>
+      <w:proofErr w:type="spellStart"/>
+      <w:r>
+        <w:rPr>
+          <w:lang w:val="en-US"/>
+        </w:rPr>
+        <w:t>conjtact</w:t>
+      </w:r>
+      <w:proofErr w:type="spellEnd"/>
+      <w:r>
+        <w:rPr>
+          <w:lang w:val="en-US"/>
+        </w:rPr>
+        <w:t xml:space="preserve"> section structure. I decided to add small heading for the </w:t>
+      </w:r>
+      <w:proofErr w:type="spellStart"/>
+      <w:r>
+        <w:rPr>
+          <w:lang w:val="en-US"/>
+        </w:rPr>
+        <w:t>setion</w:t>
+      </w:r>
+      <w:proofErr w:type="spellEnd"/>
+      <w:r>
+        <w:rPr>
+          <w:lang w:val="en-US"/>
+        </w:rPr>
+        <w:t xml:space="preserve">. I </w:t>
+      </w:r>
+      <w:r>
+        <w:rPr>
+          <w:lang w:val="en-US"/>
+        </w:rPr>
+        <w:t xml:space="preserve">will use </w:t>
+      </w:r>
+      <w:proofErr w:type="spellStart"/>
+      <w:proofErr w:type="gramStart"/>
+      <w:r>
+        <w:rPr>
+          <w:lang w:val="en-US"/>
+        </w:rPr>
+        <w:t>there</w:t>
+      </w:r>
+      <w:proofErr w:type="spellEnd"/>
+      <w:proofErr w:type="gramEnd"/>
+      <w:r>
+        <w:rPr>
+          <w:lang w:val="en-US"/>
+        </w:rPr>
+        <w:t xml:space="preserve"> small blob. </w:t>
+      </w:r>
+      <w:proofErr w:type="gramStart"/>
+      <w:r>
+        <w:rPr>
+          <w:lang w:val="en-US"/>
+        </w:rPr>
+        <w:t>First</w:t>
+      </w:r>
+      <w:proofErr w:type="gramEnd"/>
+      <w:r>
+        <w:rPr>
+          <w:lang w:val="en-US"/>
+        </w:rPr>
+        <w:t xml:space="preserve"> I thought to </w:t>
+      </w:r>
+      <w:proofErr w:type="gramStart"/>
+      <w:r>
+        <w:rPr>
+          <w:lang w:val="en-US"/>
+        </w:rPr>
+        <w:t>use ::before</w:t>
+      </w:r>
+      <w:proofErr w:type="gramEnd"/>
+      <w:r>
+        <w:rPr>
+          <w:lang w:val="en-US"/>
+        </w:rPr>
+        <w:t xml:space="preserve"> tag but it ended up being a bit over engineered at that point so just </w:t>
+      </w:r>
+      <w:proofErr w:type="gramStart"/>
+      <w:r>
+        <w:rPr>
+          <w:lang w:val="en-US"/>
+        </w:rPr>
+        <w:t>made .blob</w:t>
+      </w:r>
+      <w:proofErr w:type="gramEnd"/>
+      <w:r>
+        <w:rPr>
+          <w:lang w:val="en-US"/>
+        </w:rPr>
+        <w:t xml:space="preserve"> util class and replaced </w:t>
+      </w:r>
+      <w:proofErr w:type="gramStart"/>
+      <w:r>
+        <w:rPr>
+          <w:lang w:val="en-US"/>
+        </w:rPr>
+        <w:t>the ::before</w:t>
+      </w:r>
+      <w:proofErr w:type="gramEnd"/>
+      <w:r>
+        <w:rPr>
+          <w:lang w:val="en-US"/>
+        </w:rPr>
+        <w:t xml:space="preserve"> with basic div. Also made the Project section header similar.</w:t>
+      </w:r>
+    </w:p>
+    <w:p>
+      <w:pPr>
+        <w:pStyle w:val="BodyText"/>
+        <w:rPr>
+          <w:lang w:val="en-US"/>
+        </w:rPr>
+      </w:pPr>
+    </w:p>
+    <w:p>
+      <w:pPr>
+        <w:pStyle w:val="BodyText"/>
+        <w:rPr>
+          <w:lang w:val="en-US"/>
+        </w:rPr>
+      </w:pPr>
+      <w:r>
+        <w:rPr>
+          <w:lang w:val="en-US"/>
+        </w:rPr>
+        <w:t xml:space="preserve">Now I have the structure almost </w:t>
+      </w:r>
+      <w:proofErr w:type="gramStart"/>
+      <w:r>
+        <w:rPr>
+          <w:lang w:val="en-US"/>
+        </w:rPr>
+        <w:t>ready</w:t>
+      </w:r>
+      <w:proofErr w:type="gramEnd"/>
+      <w:r>
+        <w:rPr>
+          <w:lang w:val="en-US"/>
+        </w:rPr>
+        <w:t xml:space="preserve"> and I will start implementing styles. When I started doing </w:t>
+      </w:r>
+      <w:proofErr w:type="gramStart"/>
+      <w:r>
+        <w:rPr>
+          <w:lang w:val="en-US"/>
+        </w:rPr>
+        <w:t>styles</w:t>
+      </w:r>
+      <w:proofErr w:type="gramEnd"/>
+      <w:r>
+        <w:rPr>
+          <w:lang w:val="en-US"/>
+        </w:rPr>
+        <w:t xml:space="preserve"> I noticed some components had very similar </w:t>
+      </w:r>
+      <w:proofErr w:type="gramStart"/>
+      <w:r>
+        <w:rPr>
+          <w:lang w:val="en-US"/>
+        </w:rPr>
+        <w:t>styles</w:t>
+      </w:r>
+      <w:proofErr w:type="gramEnd"/>
+      <w:r>
+        <w:rPr>
+          <w:lang w:val="en-US"/>
+        </w:rPr>
+        <w:t xml:space="preserve"> but I had written the CSS multiple times. I decided to create couple more util classes and use them instead of writing the same code </w:t>
+      </w:r>
+      <w:proofErr w:type="gramStart"/>
+      <w:r>
+        <w:rPr>
+          <w:lang w:val="en-US"/>
+        </w:rPr>
+        <w:t>over and over again</w:t>
+      </w:r>
+      <w:proofErr w:type="gramEnd"/>
+      <w:r>
+        <w:rPr>
+          <w:lang w:val="en-US"/>
+        </w:rPr>
+        <w:t>.</w:t>
       </w:r>
     </w:p>
     <w:p>
@@ -1745,7 +2334,37 @@
         <w:rPr>
           <w:lang w:val="en-US"/>
         </w:rPr>
-        <w:t xml:space="preserve"> For doing the optimization its really handy to use browser inspect tools and the toggle device option for screen size simulation. </w:t>
+        <w:t xml:space="preserve"> For doing the optimization </w:t>
+      </w:r>
+      <w:proofErr w:type="spellStart"/>
+      <w:proofErr w:type="gramStart"/>
+      <w:r>
+        <w:rPr>
+          <w:lang w:val="en-US"/>
+        </w:rPr>
+        <w:t>its</w:t>
+      </w:r>
+      <w:proofErr w:type="spellEnd"/>
+      <w:proofErr w:type="gramEnd"/>
+      <w:r>
+        <w:rPr>
+          <w:lang w:val="en-US"/>
+        </w:rPr>
+        <w:t xml:space="preserve"> </w:t>
+      </w:r>
+      <w:proofErr w:type="gramStart"/>
+      <w:r>
+        <w:rPr>
+          <w:lang w:val="en-US"/>
+        </w:rPr>
+        <w:t>really handy</w:t>
+      </w:r>
+      <w:proofErr w:type="gramEnd"/>
+      <w:r>
+        <w:rPr>
+          <w:lang w:val="en-US"/>
+        </w:rPr>
+        <w:t xml:space="preserve"> to use browser inspect tools and the toggle device option for screen size simulation. </w:t>
       </w:r>
     </w:p>
     <w:p>
@@ -1775,7 +2394,21 @@
         <w:rPr>
           <w:lang w:val="en-US"/>
         </w:rPr>
-        <w:t xml:space="preserve">I have doen the optimization. It was </w:t>
+        <w:t xml:space="preserve">I have </w:t>
+      </w:r>
+      <w:proofErr w:type="spellStart"/>
+      <w:r>
+        <w:rPr>
+          <w:lang w:val="en-US"/>
+        </w:rPr>
+        <w:t>doen</w:t>
+      </w:r>
+      <w:proofErr w:type="spellEnd"/>
+      <w:r>
+        <w:rPr>
+          <w:lang w:val="en-US"/>
+        </w:rPr>
+        <w:t xml:space="preserve"> the optimization. It was </w:t>
       </w:r>
       <w:r>
         <w:rPr>
@@ -1801,6 +2434,7 @@
         </w:rPr>
         <w:t xml:space="preserve"> </w:t>
       </w:r>
+      <w:proofErr w:type="spellStart"/>
       <w:r>
         <w:rPr>
           <w:lang w:val="en-US"/>
@@ -1811,7 +2445,14 @@
         <w:rPr>
           <w:lang w:val="en-US"/>
         </w:rPr>
-        <w:t xml:space="preserve">to </w:t>
+        <w:t>to</w:t>
+      </w:r>
+      <w:proofErr w:type="spellEnd"/>
+      <w:r>
+        <w:rPr>
+          <w:lang w:val="en-US"/>
+        </w:rPr>
+        <w:t xml:space="preserve"> </w:t>
       </w:r>
       <w:r>
         <w:rPr>
@@ -1845,7 +2486,21 @@
         <w:rPr>
           <w:lang w:val="en-US"/>
         </w:rPr>
-        <w:t xml:space="preserve">I took the mobile hamburger menu html and css from coursework as it’s easy to create but just takes a bit time. I will re-create the mobile menu </w:t>
+        <w:t xml:space="preserve">I took the mobile hamburger menu html and </w:t>
+      </w:r>
+      <w:proofErr w:type="spellStart"/>
+      <w:r>
+        <w:rPr>
+          <w:lang w:val="en-US"/>
+        </w:rPr>
+        <w:t>css</w:t>
+      </w:r>
+      <w:proofErr w:type="spellEnd"/>
+      <w:r>
+        <w:rPr>
+          <w:lang w:val="en-US"/>
+        </w:rPr>
+        <w:t xml:space="preserve"> from coursework as it’s easy to create but just takes a bit time. I will re-create the mobile menu </w:t>
       </w:r>
       <w:r>
         <w:rPr>
@@ -1880,6 +2535,132 @@
           <w:lang w:val="en-US"/>
         </w:rPr>
         <w:t>The mobile menu is a bit tricky but mostly the site is ready. I also crated contact page which I will implement tomorrow.</w:t>
+      </w:r>
+    </w:p>
+    <w:p>
+      <w:pPr>
+        <w:pStyle w:val="BodyText"/>
+        <w:rPr>
+          <w:lang w:val="en-US"/>
+        </w:rPr>
+      </w:pPr>
+    </w:p>
+    <w:p>
+      <w:pPr>
+        <w:pStyle w:val="BodyText"/>
+        <w:rPr>
+          <w:lang w:val="en-US"/>
+        </w:rPr>
+      </w:pPr>
+      <w:r>
+        <w:rPr>
+          <w:lang w:val="en-US"/>
+        </w:rPr>
+        <w:t>29.5</w:t>
+      </w:r>
+    </w:p>
+    <w:p>
+      <w:pPr>
+        <w:pStyle w:val="BodyText"/>
+        <w:rPr>
+          <w:lang w:val="en-US"/>
+        </w:rPr>
+      </w:pPr>
+    </w:p>
+    <w:p>
+      <w:pPr>
+        <w:pStyle w:val="BodyText"/>
+        <w:rPr>
+          <w:lang w:val="en-US"/>
+        </w:rPr>
+      </w:pPr>
+      <w:r>
+        <w:rPr>
+          <w:lang w:val="en-US"/>
+        </w:rPr>
+        <w:t xml:space="preserve">I started by finalizing mobile menu popover. I got it working btu I had a problem. If the mobile menu was </w:t>
+      </w:r>
+      <w:r>
+        <w:rPr>
+          <w:lang w:val="en-US"/>
+        </w:rPr>
+        <w:t>opened</w:t>
+      </w:r>
+      <w:r>
+        <w:rPr>
+          <w:lang w:val="en-US"/>
+        </w:rPr>
+        <w:t xml:space="preserve"> and the screen size widened the hamburger icon would </w:t>
+      </w:r>
+      <w:proofErr w:type="gramStart"/>
+      <w:r>
+        <w:rPr>
+          <w:lang w:val="en-US"/>
+        </w:rPr>
+        <w:t>disappears</w:t>
+      </w:r>
+      <w:proofErr w:type="gramEnd"/>
+      <w:r>
+        <w:rPr>
+          <w:lang w:val="en-US"/>
+        </w:rPr>
+        <w:t xml:space="preserve"> but the menu would be left open. Even this is unlikely happening on production I needed to fix the issues. I added one media query below -mobile-</w:t>
+      </w:r>
+      <w:proofErr w:type="gramStart"/>
+      <w:r>
+        <w:rPr>
+          <w:lang w:val="en-US"/>
+        </w:rPr>
+        <w:t>menue.active</w:t>
+      </w:r>
+      <w:proofErr w:type="gramEnd"/>
+      <w:r>
+        <w:rPr>
+          <w:lang w:val="en-US"/>
+        </w:rPr>
+        <w:t xml:space="preserve"> so that fixed the issue.</w:t>
+      </w:r>
+    </w:p>
+    <w:p>
+      <w:pPr>
+        <w:pStyle w:val="BodyText"/>
+        <w:rPr>
+          <w:lang w:val="en-US"/>
+        </w:rPr>
+      </w:pPr>
+    </w:p>
+    <w:p>
+      <w:pPr>
+        <w:pStyle w:val="BodyText"/>
+        <w:rPr>
+          <w:lang w:val="en-US"/>
+        </w:rPr>
+      </w:pPr>
+      <w:proofErr w:type="gramStart"/>
+      <w:r>
+        <w:rPr>
+          <w:lang w:val="en-US"/>
+        </w:rPr>
+        <w:t>Next</w:t>
+      </w:r>
+      <w:proofErr w:type="gramEnd"/>
+      <w:r>
+        <w:rPr>
+          <w:lang w:val="en-US"/>
+        </w:rPr>
+        <w:t xml:space="preserve"> I will once </w:t>
+      </w:r>
+      <w:r>
+        <w:rPr>
+          <w:lang w:val="en-US"/>
+        </w:rPr>
+        <w:t>review</w:t>
+      </w:r>
+      <w:r>
+        <w:rPr>
+          <w:lang w:val="en-US"/>
+        </w:rPr>
+        <w:t xml:space="preserve"> everything and then build the Contact page, which is going to be very simple. </w:t>
       </w:r>
     </w:p>
     <w:sectPr>
@@ -4356,12 +5137,12 @@
 </file>
 
 <file path=customXml/item1.xml><?xml version="1.0" encoding="utf-8"?>
-<?mso-contentType ?>
-<FormTemplates xmlns="http://schemas.microsoft.com/sharepoint/v3/contenttype/forms">
-  <Display>DocumentLibraryForm</Display>
-  <Edit>DocumentLibraryForm</Edit>
-  <New>DocumentLibraryForm</New>
-</FormTemplates>
+<p:properties xmlns:p="http://schemas.microsoft.com/office/2006/metadata/properties" xmlns:xsi="http://www.w3.org/2001/XMLSchema-instance" xmlns:pc="http://schemas.microsoft.com/office/infopath/2007/PartnerControls">
+  <documentManagement>
+    <PublishingExpirationDate xmlns="http://schemas.microsoft.com/sharepoint/v3" xsi:nil="true"/>
+    <PublishingStartDate xmlns="http://schemas.microsoft.com/sharepoint/v3" xsi:nil="true"/>
+  </documentManagement>
+</p:properties>
 </file>
 
 <file path=customXml/item2.xml><?xml version="1.0" encoding="utf-8"?>
@@ -4431,18 +5212,20 @@
 </file>
 
 <file path=customXml/item3.xml><?xml version="1.0" encoding="utf-8"?>
-<p:properties xmlns:p="http://schemas.microsoft.com/office/2006/metadata/properties" xmlns:xsi="http://www.w3.org/2001/XMLSchema-instance" xmlns:pc="http://schemas.microsoft.com/office/infopath/2007/PartnerControls">
-  <documentManagement>
-    <PublishingExpirationDate xmlns="http://schemas.microsoft.com/sharepoint/v3" xsi:nil="true"/>
-    <PublishingStartDate xmlns="http://schemas.microsoft.com/sharepoint/v3" xsi:nil="true"/>
-  </documentManagement>
-</p:properties>
+<?mso-contentType ?>
+<FormTemplates xmlns="http://schemas.microsoft.com/sharepoint/v3/contenttype/forms">
+  <Display>DocumentLibraryForm</Display>
+  <Edit>DocumentLibraryForm</Edit>
+  <New>DocumentLibraryForm</New>
+</FormTemplates>
 </file>
 
 <file path=customXml/itemProps1.xml><?xml version="1.0" encoding="utf-8"?>
-<ds:datastoreItem xmlns:ds="http://schemas.openxmlformats.org/officeDocument/2006/customXml" ds:itemID="{13FBD2FA-5696-460D-A278-9A302A0F72AE}">
+<ds:datastoreItem xmlns:ds="http://schemas.openxmlformats.org/officeDocument/2006/customXml" ds:itemID="{FA8F0064-303C-446D-896E-46EEB9A79DC3}">
   <ds:schemaRefs>
-    <ds:schemaRef ds:uri="http://schemas.microsoft.com/sharepoint/v3/contenttype/forms"/>
+    <ds:schemaRef ds:uri="http://schemas.microsoft.com/office/2006/metadata/properties"/>
+    <ds:schemaRef ds:uri="http://schemas.microsoft.com/office/infopath/2007/PartnerControls"/>
+    <ds:schemaRef ds:uri="http://schemas.microsoft.com/sharepoint/v3"/>
   </ds:schemaRefs>
 </ds:datastoreItem>
 </file>
@@ -4465,11 +5248,9 @@
 </file>
 
 <file path=customXml/itemProps3.xml><?xml version="1.0" encoding="utf-8"?>
-<ds:datastoreItem xmlns:ds="http://schemas.openxmlformats.org/officeDocument/2006/customXml" ds:itemID="{FA8F0064-303C-446D-896E-46EEB9A79DC3}">
+<ds:datastoreItem xmlns:ds="http://schemas.openxmlformats.org/officeDocument/2006/customXml" ds:itemID="{13FBD2FA-5696-460D-A278-9A302A0F72AE}">
   <ds:schemaRefs>
-    <ds:schemaRef ds:uri="http://schemas.microsoft.com/office/2006/metadata/properties"/>
-    <ds:schemaRef ds:uri="http://schemas.microsoft.com/office/infopath/2007/PartnerControls"/>
-    <ds:schemaRef ds:uri="http://schemas.microsoft.com/sharepoint/v3"/>
+    <ds:schemaRef ds:uri="http://schemas.microsoft.com/sharepoint/v3/contenttype/forms"/>
   </ds:schemaRefs>
 </ds:datastoreItem>
 </file>
--- a/LearningDiary/SDS_learning_diary_Miro_Kymäläinen.docx
+++ b/LearningDiary/SDS_learning_diary_Miro_Kymäläinen.docx
@@ -14,7 +14,6 @@
           <w:lang w:val="en-US"/>
         </w:rPr>
       </w:pPr>
-      <w:proofErr w:type="spellStart"/>
       <w:r>
         <w:rPr>
           <w:rFonts w:ascii="Times New Roman" w:hAnsi="Times New Roman" w:cs="Times New Roman"/>
@@ -23,53 +22,8 @@
           <w:szCs w:val="24"/>
           <w:lang w:val="en-US"/>
         </w:rPr>
-        <w:t>Lappeenrannan</w:t>
-      </w:r>
-      <w:proofErr w:type="spellEnd"/>
-      <w:r>
-        <w:rPr>
-          <w:rFonts w:ascii="Times New Roman" w:hAnsi="Times New Roman" w:cs="Times New Roman"/>
-          <w:b w:val="0"/>
-          <w:sz w:val="24"/>
-          <w:szCs w:val="24"/>
-          <w:lang w:val="en-US"/>
-        </w:rPr>
-        <w:t xml:space="preserve"> </w:t>
-      </w:r>
-      <w:proofErr w:type="spellStart"/>
-      <w:r>
-        <w:rPr>
-          <w:rFonts w:ascii="Times New Roman" w:hAnsi="Times New Roman" w:cs="Times New Roman"/>
-          <w:b w:val="0"/>
-          <w:sz w:val="24"/>
-          <w:szCs w:val="24"/>
-          <w:lang w:val="en-US"/>
-        </w:rPr>
-        <w:t>teknillinen</w:t>
-      </w:r>
-      <w:proofErr w:type="spellEnd"/>
-      <w:r>
-        <w:rPr>
-          <w:rFonts w:ascii="Times New Roman" w:hAnsi="Times New Roman" w:cs="Times New Roman"/>
-          <w:b w:val="0"/>
-          <w:sz w:val="24"/>
-          <w:szCs w:val="24"/>
-          <w:lang w:val="en-US"/>
-        </w:rPr>
-        <w:t xml:space="preserve"> </w:t>
-      </w:r>
-      <w:proofErr w:type="spellStart"/>
-      <w:r>
-        <w:rPr>
-          <w:rFonts w:ascii="Times New Roman" w:hAnsi="Times New Roman" w:cs="Times New Roman"/>
-          <w:b w:val="0"/>
-          <w:sz w:val="24"/>
-          <w:szCs w:val="24"/>
-          <w:lang w:val="en-US"/>
-        </w:rPr>
-        <w:t>yliopisto</w:t>
-      </w:r>
-      <w:proofErr w:type="spellEnd"/>
+        <w:t>Lappeenrannan teknillinen yliopisto</w:t>
+      </w:r>
     </w:p>
     <w:p>
       <w:pPr>
@@ -523,19 +477,11 @@
         </w:rPr>
         <w:t xml:space="preserve">Activity: </w:t>
       </w:r>
-      <w:proofErr w:type="spellStart"/>
-      <w:r>
-        <w:rPr>
-          <w:lang w:val="en-US"/>
-        </w:rPr>
-        <w:t>Finalised</w:t>
-      </w:r>
-      <w:proofErr w:type="spellEnd"/>
-      <w:r>
-        <w:rPr>
-          <w:lang w:val="en-US"/>
-        </w:rPr>
-        <w:t xml:space="preserve"> project, deployed coursework.</w:t>
+      <w:r>
+        <w:rPr>
+          <w:lang w:val="en-US"/>
+        </w:rPr>
+        <w:t>Finalised project, deployed coursework.</w:t>
       </w:r>
     </w:p>
     <w:p>
@@ -868,21 +814,7 @@
         <w:rPr>
           <w:lang w:val="en-US"/>
         </w:rPr>
-        <w:t xml:space="preserve">I checked the general information about the course. I looked at the environment setup. I have already </w:t>
-      </w:r>
-      <w:proofErr w:type="spellStart"/>
-      <w:r>
-        <w:rPr>
-          <w:lang w:val="en-US"/>
-        </w:rPr>
-        <w:t>npm</w:t>
-      </w:r>
-      <w:proofErr w:type="spellEnd"/>
-      <w:r>
-        <w:rPr>
-          <w:lang w:val="en-US"/>
-        </w:rPr>
-        <w:t xml:space="preserve"> package manager, VS code and GIT installed. On VS code I have Git Graph, which is very similar to </w:t>
+        <w:t xml:space="preserve">I checked the general information about the course. I looked at the environment setup. I have already npm package manager, VS code and GIT installed. On VS code I have Git Graph, which is very similar to </w:t>
       </w:r>
       <w:r>
         <w:rPr>
@@ -900,21 +832,7 @@
         <w:rPr>
           <w:lang w:val="en-US"/>
         </w:rPr>
-        <w:t xml:space="preserve"> I have existing </w:t>
-      </w:r>
-      <w:proofErr w:type="spellStart"/>
-      <w:r>
-        <w:rPr>
-          <w:lang w:val="en-US"/>
-        </w:rPr>
-        <w:t>Github</w:t>
-      </w:r>
-      <w:proofErr w:type="spellEnd"/>
-      <w:r>
-        <w:rPr>
-          <w:lang w:val="en-US"/>
-        </w:rPr>
-        <w:t xml:space="preserve"> account so decided to use that</w:t>
+        <w:t xml:space="preserve"> I have existing Github account so decided to use that</w:t>
       </w:r>
       <w:r>
         <w:rPr>
@@ -974,21 +892,7 @@
         <w:rPr>
           <w:lang w:val="en-US"/>
         </w:rPr>
-        <w:t xml:space="preserve">I viewed the coursework video. Now I have clear </w:t>
-      </w:r>
-      <w:proofErr w:type="spellStart"/>
-      <w:r>
-        <w:rPr>
-          <w:lang w:val="en-US"/>
-        </w:rPr>
-        <w:t>visio</w:t>
-      </w:r>
-      <w:proofErr w:type="spellEnd"/>
-      <w:r>
-        <w:rPr>
-          <w:lang w:val="en-US"/>
-        </w:rPr>
-        <w:t xml:space="preserve"> what to do. I also looked at the Figma and downloaded necessary image materials</w:t>
+        <w:t>I viewed the coursework video. Now I have clear visio what to do. I also looked at the Figma and downloaded necessary image materials</w:t>
       </w:r>
       <w:r>
         <w:rPr>
@@ -1052,21 +956,7 @@
         <w:rPr>
           <w:lang w:val="en-US"/>
         </w:rPr>
-        <w:t xml:space="preserve">Created README and </w:t>
-      </w:r>
-      <w:proofErr w:type="spellStart"/>
-      <w:r>
-        <w:rPr>
-          <w:lang w:val="en-US"/>
-        </w:rPr>
-        <w:t>VideoLink</w:t>
-      </w:r>
-      <w:proofErr w:type="spellEnd"/>
-      <w:r>
-        <w:rPr>
-          <w:lang w:val="en-US"/>
-        </w:rPr>
-        <w:t xml:space="preserve"> files so the structure is now complete.</w:t>
+        <w:t>Created README and VideoLink files so the structure is now complete.</w:t>
       </w:r>
       <w:r>
         <w:rPr>
@@ -1078,21 +968,7 @@
         <w:rPr>
           <w:lang w:val="en-US"/>
         </w:rPr>
-        <w:t xml:space="preserve">Created also files inside “Coursework” folder and connected </w:t>
-      </w:r>
-      <w:proofErr w:type="spellStart"/>
-      <w:r>
-        <w:rPr>
-          <w:lang w:val="en-US"/>
-        </w:rPr>
-        <w:t>css</w:t>
-      </w:r>
-      <w:proofErr w:type="spellEnd"/>
-      <w:r>
-        <w:rPr>
-          <w:lang w:val="en-US"/>
-        </w:rPr>
-        <w:t xml:space="preserve"> with html file. </w:t>
+        <w:t xml:space="preserve">Created also files inside “Coursework” folder and connected css with html file. </w:t>
       </w:r>
       <w:r>
         <w:rPr>
@@ -1140,21 +1016,7 @@
         <w:rPr>
           <w:lang w:val="en-US"/>
         </w:rPr>
-        <w:t xml:space="preserve">quite basic. I’m already familiar for instance, with border-box. For fonts instead of </w:t>
-      </w:r>
-      <w:proofErr w:type="spellStart"/>
-      <w:r>
-        <w:rPr>
-          <w:lang w:val="en-US"/>
-        </w:rPr>
-        <w:t>px</w:t>
-      </w:r>
-      <w:proofErr w:type="spellEnd"/>
-      <w:r>
-        <w:rPr>
-          <w:lang w:val="en-US"/>
-        </w:rPr>
-        <w:t xml:space="preserve"> I prefer using rems</w:t>
+        <w:t>quite basic. I’m already familiar for instance, with border-box. For fonts instead of px I prefer using rems</w:t>
       </w:r>
       <w:r>
         <w:rPr>
@@ -1214,19 +1076,11 @@
         </w:rPr>
         <w:t xml:space="preserve">I have usually used </w:t>
       </w:r>
-      <w:proofErr w:type="spellStart"/>
-      <w:r>
-        <w:rPr>
-          <w:lang w:val="en-US"/>
-        </w:rPr>
-        <w:t>lucide</w:t>
-      </w:r>
-      <w:proofErr w:type="spellEnd"/>
-      <w:r>
-        <w:rPr>
-          <w:lang w:val="en-US"/>
-        </w:rPr>
-        <w:t xml:space="preserve"> icons</w:t>
+      <w:r>
+        <w:rPr>
+          <w:lang w:val="en-US"/>
+        </w:rPr>
+        <w:t>lucide icons</w:t>
       </w:r>
       <w:r>
         <w:rPr>
@@ -1238,85 +1092,29 @@
         <w:rPr>
           <w:lang w:val="en-US"/>
         </w:rPr>
-        <w:t xml:space="preserve"> I have slightly different project structure. Took one moment to realize I should remove one dot from hero </w:t>
-      </w:r>
-      <w:proofErr w:type="spellStart"/>
-      <w:r>
-        <w:rPr>
-          <w:lang w:val="en-US"/>
-        </w:rPr>
-        <w:t>bg</w:t>
-      </w:r>
-      <w:proofErr w:type="spellEnd"/>
-      <w:r>
-        <w:rPr>
-          <w:lang w:val="en-US"/>
-        </w:rPr>
-        <w:t xml:space="preserve"> image </w:t>
-      </w:r>
-      <w:proofErr w:type="spellStart"/>
-      <w:r>
-        <w:rPr>
-          <w:lang w:val="en-US"/>
-        </w:rPr>
-        <w:t>url</w:t>
-      </w:r>
-      <w:proofErr w:type="spellEnd"/>
-      <w:r>
-        <w:rPr>
-          <w:lang w:val="en-US"/>
-        </w:rPr>
-        <w:t>.</w:t>
-      </w:r>
-    </w:p>
-    <w:p>
-      <w:pPr>
-        <w:pStyle w:val="BodyText"/>
-        <w:rPr>
-          <w:lang w:val="en-US"/>
-        </w:rPr>
-      </w:pPr>
-    </w:p>
-    <w:p>
-      <w:pPr>
-        <w:pStyle w:val="BodyText"/>
-        <w:rPr>
-          <w:lang w:val="en-US"/>
-        </w:rPr>
-      </w:pPr>
-      <w:r>
-        <w:rPr>
-          <w:lang w:val="en-US"/>
-        </w:rPr>
-        <w:t xml:space="preserve">Creating the card p styles is a bit over engineered, I think. Instead of using </w:t>
-      </w:r>
-      <w:proofErr w:type="gramStart"/>
-      <w:r>
-        <w:rPr>
-          <w:lang w:val="en-US"/>
-        </w:rPr>
-        <w:t>nth-child</w:t>
-      </w:r>
-      <w:proofErr w:type="gramEnd"/>
-      <w:r>
-        <w:rPr>
-          <w:lang w:val="en-US"/>
-        </w:rPr>
-        <w:t xml:space="preserve"> we could just easily give classes for each as the structure is always the same. Maybe the point here is just to thought how those selectors work. I would use the </w:t>
-      </w:r>
-      <w:proofErr w:type="gramStart"/>
-      <w:r>
-        <w:rPr>
-          <w:lang w:val="en-US"/>
-        </w:rPr>
-        <w:t>nth-child</w:t>
-      </w:r>
-      <w:proofErr w:type="gramEnd"/>
-      <w:r>
-        <w:rPr>
-          <w:lang w:val="en-US"/>
-        </w:rPr>
-        <w:t xml:space="preserve"> if I have a list of </w:t>
+        <w:t xml:space="preserve"> I have slightly different project structure. Took one moment to realize I should remove one dot from hero bg image url.</w:t>
+      </w:r>
+    </w:p>
+    <w:p>
+      <w:pPr>
+        <w:pStyle w:val="BodyText"/>
+        <w:rPr>
+          <w:lang w:val="en-US"/>
+        </w:rPr>
+      </w:pPr>
+    </w:p>
+    <w:p>
+      <w:pPr>
+        <w:pStyle w:val="BodyText"/>
+        <w:rPr>
+          <w:lang w:val="en-US"/>
+        </w:rPr>
+      </w:pPr>
+      <w:r>
+        <w:rPr>
+          <w:lang w:val="en-US"/>
+        </w:rPr>
+        <w:t xml:space="preserve">Creating the card p styles is a bit over engineered, I think. Instead of using nth-child we could just easily give classes for each as the structure is always the same. Maybe the point here is just to thought how those selectors work. I would use the nth-child if I have a list of </w:t>
       </w:r>
       <w:r>
         <w:rPr>
@@ -1437,21 +1235,7 @@
         <w:rPr>
           <w:lang w:val="en-US"/>
         </w:rPr>
-        <w:t xml:space="preserve">I am okay at coding in </w:t>
-      </w:r>
-      <w:proofErr w:type="gramStart"/>
-      <w:r>
-        <w:rPr>
-          <w:lang w:val="en-US"/>
-        </w:rPr>
-        <w:t>JS</w:t>
-      </w:r>
-      <w:proofErr w:type="gramEnd"/>
-      <w:r>
-        <w:rPr>
-          <w:lang w:val="en-US"/>
-        </w:rPr>
-        <w:t xml:space="preserve"> but I haven’t done the basics for a long time. </w:t>
+        <w:t xml:space="preserve">I am okay at coding in JS but I haven’t done the basics for a long time. </w:t>
       </w:r>
       <w:r>
         <w:rPr>
@@ -1493,47 +1277,17 @@
         </w:rPr>
         <w:t xml:space="preserve">There was minor typo on JS. I mistyped </w:t>
       </w:r>
-      <w:proofErr w:type="spellStart"/>
       <w:r>
         <w:rPr>
           <w:lang w:val="en-GB"/>
         </w:rPr>
-        <w:t>otherGroup</w:t>
-      </w:r>
-      <w:proofErr w:type="spellEnd"/>
+        <w:t>otherGroup as othergroup</w:t>
+      </w:r>
       <w:r>
         <w:rPr>
           <w:lang w:val="en-GB"/>
         </w:rPr>
-        <w:t xml:space="preserve"> as </w:t>
-      </w:r>
-      <w:proofErr w:type="spellStart"/>
-      <w:r>
-        <w:rPr>
-          <w:lang w:val="en-GB"/>
-        </w:rPr>
-        <w:t>othergroup</w:t>
-      </w:r>
-      <w:proofErr w:type="spellEnd"/>
-      <w:r>
-        <w:rPr>
-          <w:lang w:val="en-GB"/>
-        </w:rPr>
-        <w:t xml:space="preserve"> on the if check and that caused a bug so other </w:t>
-      </w:r>
-      <w:proofErr w:type="spellStart"/>
-      <w:r>
-        <w:rPr>
-          <w:lang w:val="en-GB"/>
-        </w:rPr>
-        <w:t>faqs</w:t>
-      </w:r>
-      <w:proofErr w:type="spellEnd"/>
-      <w:r>
-        <w:rPr>
-          <w:lang w:val="en-GB"/>
-        </w:rPr>
-        <w:t xml:space="preserve"> didn’t close when one was opened.</w:t>
+        <w:t xml:space="preserve"> on the if check and that caused a bug so other faqs didn’t close when one was opened.</w:t>
       </w:r>
     </w:p>
     <w:p>
@@ -1595,151 +1349,73 @@
         <w:rPr>
           <w:lang w:val="en-US"/>
         </w:rPr>
-        <w:t xml:space="preserve"> there. The desktop version looks good to me and is very similar to the </w:t>
-      </w:r>
-      <w:proofErr w:type="spellStart"/>
-      <w:r>
-        <w:rPr>
-          <w:lang w:val="en-US"/>
-        </w:rPr>
-        <w:t>figma</w:t>
-      </w:r>
-      <w:proofErr w:type="spellEnd"/>
-      <w:r>
-        <w:rPr>
-          <w:lang w:val="en-US"/>
-        </w:rPr>
-        <w:t xml:space="preserve">. </w:t>
-      </w:r>
-    </w:p>
-    <w:p>
-      <w:pPr>
-        <w:pStyle w:val="BodyText"/>
-        <w:rPr>
-          <w:lang w:val="en-US"/>
-        </w:rPr>
-      </w:pPr>
-    </w:p>
-    <w:p>
-      <w:pPr>
-        <w:pStyle w:val="BodyText"/>
-        <w:rPr>
-          <w:lang w:val="en-US"/>
-        </w:rPr>
-      </w:pPr>
-      <w:r>
-        <w:rPr>
-          <w:lang w:val="en-US"/>
-        </w:rPr>
-        <w:t xml:space="preserve">I tried to write the </w:t>
-      </w:r>
-      <w:proofErr w:type="spellStart"/>
-      <w:r>
-        <w:rPr>
-          <w:lang w:val="en-US"/>
-        </w:rPr>
-        <w:t>js</w:t>
-      </w:r>
-      <w:proofErr w:type="spellEnd"/>
-      <w:r>
-        <w:rPr>
-          <w:lang w:val="en-US"/>
-        </w:rPr>
-        <w:t xml:space="preserve"> all by myself first before watching the video for mobile menu. It was all right but again had a typo which caused the </w:t>
-      </w:r>
-      <w:proofErr w:type="spellStart"/>
-      <w:r>
-        <w:rPr>
-          <w:lang w:val="en-US"/>
-        </w:rPr>
-        <w:t>js</w:t>
-      </w:r>
-      <w:proofErr w:type="spellEnd"/>
-      <w:r>
-        <w:rPr>
-          <w:lang w:val="en-US"/>
-        </w:rPr>
-        <w:t xml:space="preserve"> not to work properly.</w:t>
-      </w:r>
-    </w:p>
-    <w:p>
-      <w:pPr>
-        <w:pStyle w:val="BodyText"/>
-        <w:rPr>
-          <w:lang w:val="en-US"/>
-        </w:rPr>
-      </w:pPr>
-    </w:p>
-    <w:p>
-      <w:pPr>
-        <w:pStyle w:val="BodyText"/>
-        <w:rPr>
-          <w:lang w:val="en-US"/>
-        </w:rPr>
-      </w:pPr>
-      <w:proofErr w:type="spellStart"/>
-      <w:r>
-        <w:rPr>
-          <w:lang w:val="en-US"/>
-        </w:rPr>
-        <w:t>Finalised</w:t>
-      </w:r>
-      <w:proofErr w:type="spellEnd"/>
-      <w:r>
-        <w:rPr>
-          <w:lang w:val="en-US"/>
-        </w:rPr>
-        <w:t xml:space="preserve"> the mobile optimization.</w:t>
-      </w:r>
-    </w:p>
-    <w:p>
-      <w:pPr>
-        <w:pStyle w:val="BodyText"/>
-        <w:rPr>
-          <w:lang w:val="en-US"/>
-        </w:rPr>
-      </w:pPr>
-    </w:p>
-    <w:p>
-      <w:pPr>
-        <w:pStyle w:val="BodyText"/>
-        <w:rPr>
-          <w:lang w:val="en-US"/>
-        </w:rPr>
-      </w:pPr>
-      <w:r>
-        <w:rPr>
-          <w:lang w:val="en-US"/>
-        </w:rPr>
-        <w:t xml:space="preserve">After doing that I </w:t>
-      </w:r>
-      <w:proofErr w:type="spellStart"/>
-      <w:r>
-        <w:rPr>
-          <w:lang w:val="en-US"/>
-        </w:rPr>
-        <w:t>signd</w:t>
-      </w:r>
-      <w:proofErr w:type="spellEnd"/>
-      <w:r>
-        <w:rPr>
-          <w:lang w:val="en-US"/>
-        </w:rPr>
-        <w:t xml:space="preserve"> up on Netlify. There </w:t>
-      </w:r>
-      <w:proofErr w:type="gramStart"/>
-      <w:r>
-        <w:rPr>
-          <w:lang w:val="en-US"/>
-        </w:rPr>
-        <w:t>was</w:t>
-      </w:r>
-      <w:proofErr w:type="gramEnd"/>
-      <w:r>
-        <w:rPr>
-          <w:lang w:val="en-US"/>
-        </w:rPr>
-        <w:t xml:space="preserve"> minor issues with publishing the site as I forgot to set the Publish directory to “Coursework”</w:t>
+        <w:t xml:space="preserve"> there. The desktop version looks good to me and is very similar to the figma. </w:t>
+      </w:r>
+    </w:p>
+    <w:p>
+      <w:pPr>
+        <w:pStyle w:val="BodyText"/>
+        <w:rPr>
+          <w:lang w:val="en-US"/>
+        </w:rPr>
+      </w:pPr>
+    </w:p>
+    <w:p>
+      <w:pPr>
+        <w:pStyle w:val="BodyText"/>
+        <w:rPr>
+          <w:lang w:val="en-US"/>
+        </w:rPr>
+      </w:pPr>
+      <w:r>
+        <w:rPr>
+          <w:lang w:val="en-US"/>
+        </w:rPr>
+        <w:t>I tried to write the js all by myself first before watching the video for mobile menu. It was all right but again had a typo which caused the js not to work properly.</w:t>
+      </w:r>
+    </w:p>
+    <w:p>
+      <w:pPr>
+        <w:pStyle w:val="BodyText"/>
+        <w:rPr>
+          <w:lang w:val="en-US"/>
+        </w:rPr>
+      </w:pPr>
+    </w:p>
+    <w:p>
+      <w:pPr>
+        <w:pStyle w:val="BodyText"/>
+        <w:rPr>
+          <w:lang w:val="en-US"/>
+        </w:rPr>
+      </w:pPr>
+      <w:r>
+        <w:rPr>
+          <w:lang w:val="en-US"/>
+        </w:rPr>
+        <w:t>Finalised the mobile optimization.</w:t>
+      </w:r>
+    </w:p>
+    <w:p>
+      <w:pPr>
+        <w:pStyle w:val="BodyText"/>
+        <w:rPr>
+          <w:lang w:val="en-US"/>
+        </w:rPr>
+      </w:pPr>
+    </w:p>
+    <w:p>
+      <w:pPr>
+        <w:pStyle w:val="BodyText"/>
+        <w:rPr>
+          <w:lang w:val="en-US"/>
+        </w:rPr>
+      </w:pPr>
+      <w:r>
+        <w:rPr>
+          <w:lang w:val="en-US"/>
+        </w:rPr>
+        <w:t>After doing that I signd up on Netlify. There was minor issues with publishing the site as I forgot to set the Publish directory to “Coursework”</w:t>
       </w:r>
       <w:r>
         <w:rPr>
@@ -1881,77 +1557,35 @@
         <w:rPr>
           <w:lang w:val="en-US"/>
         </w:rPr>
-        <w:t xml:space="preserve"> Needed to use! </w:t>
-      </w:r>
-      <w:proofErr w:type="spellStart"/>
-      <w:r>
-        <w:rPr>
-          <w:lang w:val="en-US"/>
-        </w:rPr>
-        <w:t>imporant</w:t>
-      </w:r>
-      <w:proofErr w:type="spellEnd"/>
-      <w:r>
-        <w:rPr>
-          <w:lang w:val="en-US"/>
-        </w:rPr>
-        <w:t xml:space="preserve"> in a couple of places as I have card util class which may be needed to override party in some cases.</w:t>
-      </w:r>
-    </w:p>
-    <w:p>
-      <w:pPr>
-        <w:pStyle w:val="BodyText"/>
-        <w:rPr>
-          <w:lang w:val="en-US"/>
-        </w:rPr>
-      </w:pPr>
-    </w:p>
-    <w:p>
-      <w:pPr>
-        <w:pStyle w:val="BodyText"/>
-        <w:rPr>
-          <w:lang w:val="en-US"/>
-        </w:rPr>
-      </w:pPr>
-      <w:r>
-        <w:rPr>
-          <w:lang w:val="en-US"/>
-        </w:rPr>
-        <w:t xml:space="preserve">Instead of using font awesome I will use </w:t>
-      </w:r>
-      <w:proofErr w:type="spellStart"/>
-      <w:r>
-        <w:rPr>
-          <w:lang w:val="en-US"/>
-        </w:rPr>
-        <w:t>Lucide</w:t>
-      </w:r>
-      <w:proofErr w:type="spellEnd"/>
-      <w:r>
-        <w:rPr>
-          <w:lang w:val="en-US"/>
-        </w:rPr>
-        <w:t xml:space="preserve"> Icons for icons in a couple of places.</w:t>
-      </w:r>
-      <w:r>
-        <w:rPr>
-          <w:lang w:val="en-US"/>
-        </w:rPr>
-        <w:t xml:space="preserve"> I will just download the icons as </w:t>
-      </w:r>
-      <w:proofErr w:type="spellStart"/>
-      <w:r>
-        <w:rPr>
-          <w:lang w:val="en-US"/>
-        </w:rPr>
-        <w:t>svg</w:t>
-      </w:r>
-      <w:proofErr w:type="spellEnd"/>
-      <w:r>
-        <w:rPr>
-          <w:lang w:val="en-US"/>
-        </w:rPr>
-        <w:t xml:space="preserve"> files in images folder. </w:t>
+        <w:t xml:space="preserve"> Needed to use! imporant in a couple of places as I have card util class which may be needed to override party in some cases.</w:t>
+      </w:r>
+    </w:p>
+    <w:p>
+      <w:pPr>
+        <w:pStyle w:val="BodyText"/>
+        <w:rPr>
+          <w:lang w:val="en-US"/>
+        </w:rPr>
+      </w:pPr>
+    </w:p>
+    <w:p>
+      <w:pPr>
+        <w:pStyle w:val="BodyText"/>
+        <w:rPr>
+          <w:lang w:val="en-US"/>
+        </w:rPr>
+      </w:pPr>
+      <w:r>
+        <w:rPr>
+          <w:lang w:val="en-US"/>
+        </w:rPr>
+        <w:t>Instead of using font awesome I will use Lucide Icons for icons in a couple of places.</w:t>
+      </w:r>
+      <w:r>
+        <w:rPr>
+          <w:lang w:val="en-US"/>
+        </w:rPr>
+        <w:t xml:space="preserve"> I will just download the icons as svg files in images folder. </w:t>
       </w:r>
     </w:p>
     <w:p>
@@ -1991,19 +1625,11 @@
           <w:lang w:val="en-US"/>
         </w:rPr>
       </w:pPr>
-      <w:proofErr w:type="gramStart"/>
-      <w:r>
-        <w:rPr>
-          <w:lang w:val="en-US"/>
-        </w:rPr>
-        <w:t>I actually, also</w:t>
-      </w:r>
-      <w:proofErr w:type="gramEnd"/>
-      <w:r>
-        <w:rPr>
-          <w:lang w:val="en-US"/>
-        </w:rPr>
-        <w:t xml:space="preserve"> started creating contact section but I will mostly leave that for tomorrow.</w:t>
+      <w:r>
+        <w:rPr>
+          <w:lang w:val="en-US"/>
+        </w:rPr>
+        <w:t>I actually, also started creating contact section but I will mostly leave that for tomorrow.</w:t>
       </w:r>
     </w:p>
     <w:p>
@@ -2046,191 +1672,35 @@
         <w:rPr>
           <w:lang w:val="en-US"/>
         </w:rPr>
-        <w:t xml:space="preserve">Today I started with building </w:t>
-      </w:r>
-      <w:proofErr w:type="spellStart"/>
-      <w:r>
-        <w:rPr>
-          <w:lang w:val="en-US"/>
-        </w:rPr>
-        <w:t>conjtact</w:t>
-      </w:r>
-      <w:proofErr w:type="spellEnd"/>
-      <w:r>
-        <w:rPr>
-          <w:lang w:val="en-US"/>
-        </w:rPr>
-        <w:t xml:space="preserve"> section structure. I decided to add small heading for the </w:t>
-      </w:r>
-      <w:proofErr w:type="spellStart"/>
-      <w:r>
-        <w:rPr>
-          <w:lang w:val="en-US"/>
-        </w:rPr>
-        <w:t>setion</w:t>
-      </w:r>
-      <w:proofErr w:type="spellEnd"/>
-      <w:r>
-        <w:rPr>
-          <w:lang w:val="en-US"/>
-        </w:rPr>
-        <w:t xml:space="preserve">. I </w:t>
-      </w:r>
-      <w:r>
-        <w:rPr>
-          <w:lang w:val="en-US"/>
-        </w:rPr>
-        <w:t xml:space="preserve">will use </w:t>
-      </w:r>
-      <w:proofErr w:type="spellStart"/>
-      <w:proofErr w:type="gramStart"/>
-      <w:r>
-        <w:rPr>
-          <w:lang w:val="en-US"/>
-        </w:rPr>
-        <w:t>there</w:t>
-      </w:r>
-      <w:proofErr w:type="spellEnd"/>
-      <w:proofErr w:type="gramEnd"/>
-      <w:r>
-        <w:rPr>
-          <w:lang w:val="en-US"/>
-        </w:rPr>
-        <w:t xml:space="preserve"> small blob. </w:t>
-      </w:r>
-      <w:proofErr w:type="gramStart"/>
-      <w:r>
-        <w:rPr>
-          <w:lang w:val="en-US"/>
-        </w:rPr>
-        <w:t>First</w:t>
-      </w:r>
-      <w:proofErr w:type="gramEnd"/>
-      <w:r>
-        <w:rPr>
-          <w:lang w:val="en-US"/>
-        </w:rPr>
-        <w:t xml:space="preserve"> I thought to </w:t>
-      </w:r>
-      <w:proofErr w:type="gramStart"/>
-      <w:r>
-        <w:rPr>
-          <w:lang w:val="en-US"/>
-        </w:rPr>
-        <w:t>use ::before</w:t>
-      </w:r>
-      <w:proofErr w:type="gramEnd"/>
-      <w:r>
-        <w:rPr>
-          <w:lang w:val="en-US"/>
-        </w:rPr>
-        <w:t xml:space="preserve"> tag but it ended up being a bit over engineered at that point so just </w:t>
-      </w:r>
-      <w:proofErr w:type="gramStart"/>
-      <w:r>
-        <w:rPr>
-          <w:lang w:val="en-US"/>
-        </w:rPr>
-        <w:t>made .blob</w:t>
-      </w:r>
-      <w:proofErr w:type="gramEnd"/>
-      <w:r>
-        <w:rPr>
-          <w:lang w:val="en-US"/>
-        </w:rPr>
-        <w:t xml:space="preserve"> util class and replaced </w:t>
-      </w:r>
-      <w:proofErr w:type="gramStart"/>
-      <w:r>
-        <w:rPr>
-          <w:lang w:val="en-US"/>
-        </w:rPr>
-        <w:t>the ::before</w:t>
-      </w:r>
-      <w:proofErr w:type="gramEnd"/>
-      <w:r>
-        <w:rPr>
-          <w:lang w:val="en-US"/>
-        </w:rPr>
-        <w:t xml:space="preserve"> with basic div. Also made the Project section header similar.</w:t>
-      </w:r>
-    </w:p>
-    <w:p>
-      <w:pPr>
-        <w:pStyle w:val="BodyText"/>
-        <w:rPr>
-          <w:lang w:val="en-US"/>
-        </w:rPr>
-      </w:pPr>
-    </w:p>
-    <w:p>
-      <w:pPr>
-        <w:pStyle w:val="BodyText"/>
-        <w:rPr>
-          <w:lang w:val="en-US"/>
-        </w:rPr>
-      </w:pPr>
-      <w:r>
-        <w:rPr>
-          <w:lang w:val="en-US"/>
-        </w:rPr>
-        <w:t xml:space="preserve">Now I have the structure almost </w:t>
-      </w:r>
-      <w:proofErr w:type="gramStart"/>
-      <w:r>
-        <w:rPr>
-          <w:lang w:val="en-US"/>
-        </w:rPr>
-        <w:t>ready</w:t>
-      </w:r>
-      <w:proofErr w:type="gramEnd"/>
-      <w:r>
-        <w:rPr>
-          <w:lang w:val="en-US"/>
-        </w:rPr>
-        <w:t xml:space="preserve"> and I will start implementing styles. When I started doing </w:t>
-      </w:r>
-      <w:proofErr w:type="gramStart"/>
-      <w:r>
-        <w:rPr>
-          <w:lang w:val="en-US"/>
-        </w:rPr>
-        <w:t>styles</w:t>
-      </w:r>
-      <w:proofErr w:type="gramEnd"/>
-      <w:r>
-        <w:rPr>
-          <w:lang w:val="en-US"/>
-        </w:rPr>
-        <w:t xml:space="preserve"> I noticed some components had very similar </w:t>
-      </w:r>
-      <w:proofErr w:type="gramStart"/>
-      <w:r>
-        <w:rPr>
-          <w:lang w:val="en-US"/>
-        </w:rPr>
-        <w:t>styles</w:t>
-      </w:r>
-      <w:proofErr w:type="gramEnd"/>
-      <w:r>
-        <w:rPr>
-          <w:lang w:val="en-US"/>
-        </w:rPr>
-        <w:t xml:space="preserve"> but I had written the CSS multiple times. I decided to create couple more util classes and use them instead of writing the same code </w:t>
-      </w:r>
-      <w:proofErr w:type="gramStart"/>
-      <w:r>
-        <w:rPr>
-          <w:lang w:val="en-US"/>
-        </w:rPr>
-        <w:t>over and over again</w:t>
-      </w:r>
-      <w:proofErr w:type="gramEnd"/>
-      <w:r>
-        <w:rPr>
-          <w:lang w:val="en-US"/>
-        </w:rPr>
-        <w:t>.</w:t>
+        <w:t xml:space="preserve">Today I started with building conjtact section structure. I decided to add small heading for the setion. I </w:t>
+      </w:r>
+      <w:r>
+        <w:rPr>
+          <w:lang w:val="en-US"/>
+        </w:rPr>
+        <w:t>will use there small blob. First I thought to use ::before tag but it ended up being a bit over engineered at that point so just made .blob util class and replaced the ::before with basic div. Also made the Project section header similar.</w:t>
+      </w:r>
+    </w:p>
+    <w:p>
+      <w:pPr>
+        <w:pStyle w:val="BodyText"/>
+        <w:rPr>
+          <w:lang w:val="en-US"/>
+        </w:rPr>
+      </w:pPr>
+    </w:p>
+    <w:p>
+      <w:pPr>
+        <w:pStyle w:val="BodyText"/>
+        <w:rPr>
+          <w:lang w:val="en-US"/>
+        </w:rPr>
+      </w:pPr>
+      <w:r>
+        <w:rPr>
+          <w:lang w:val="en-US"/>
+        </w:rPr>
+        <w:t>Now I have the structure almost ready and I will start implementing styles. When I started doing styles I noticed some components had very similar styles but I had written the CSS multiple times. I decided to create couple more util classes and use them instead of writing the same code over and over again.</w:t>
       </w:r>
     </w:p>
     <w:p>
@@ -2334,107 +1804,62 @@
         <w:rPr>
           <w:lang w:val="en-US"/>
         </w:rPr>
-        <w:t xml:space="preserve"> For doing the optimization </w:t>
-      </w:r>
-      <w:proofErr w:type="spellStart"/>
-      <w:proofErr w:type="gramStart"/>
-      <w:r>
-        <w:rPr>
-          <w:lang w:val="en-US"/>
-        </w:rPr>
-        <w:t>its</w:t>
-      </w:r>
-      <w:proofErr w:type="spellEnd"/>
-      <w:proofErr w:type="gramEnd"/>
+        <w:t xml:space="preserve"> For doing the optimization its really handy to use browser inspect tools and the toggle device option for screen size simulation. </w:t>
+      </w:r>
+    </w:p>
+    <w:p>
+      <w:pPr>
+        <w:pStyle w:val="BodyText"/>
+        <w:rPr>
+          <w:lang w:val="en-US"/>
+        </w:rPr>
+      </w:pPr>
+    </w:p>
+    <w:p>
+      <w:pPr>
+        <w:pStyle w:val="BodyText"/>
+        <w:rPr>
+          <w:lang w:val="en-GB"/>
+        </w:rPr>
+      </w:pPr>
+    </w:p>
+    <w:p>
+      <w:pPr>
+        <w:pStyle w:val="BodyText"/>
+        <w:rPr>
+          <w:lang w:val="en-US"/>
+        </w:rPr>
+      </w:pPr>
+      <w:r>
+        <w:rPr>
+          <w:lang w:val="en-US"/>
+        </w:rPr>
+        <w:t xml:space="preserve">I have doen the optimization. It was </w:t>
+      </w:r>
+      <w:r>
+        <w:rPr>
+          <w:lang w:val="en-US"/>
+        </w:rPr>
+        <w:t>straight</w:t>
+      </w:r>
+      <w:r>
+        <w:rPr>
+          <w:lang w:val="en-US"/>
+        </w:rPr>
+        <w:t xml:space="preserve"> forward. I </w:t>
+      </w:r>
+      <w:r>
+        <w:rPr>
+          <w:lang w:val="en-US"/>
+        </w:rPr>
+        <w:t>need</w:t>
+      </w:r>
       <w:r>
         <w:rPr>
           <w:lang w:val="en-US"/>
         </w:rPr>
         <w:t xml:space="preserve"> </w:t>
       </w:r>
-      <w:proofErr w:type="gramStart"/>
-      <w:r>
-        <w:rPr>
-          <w:lang w:val="en-US"/>
-        </w:rPr>
-        <w:t>really handy</w:t>
-      </w:r>
-      <w:proofErr w:type="gramEnd"/>
-      <w:r>
-        <w:rPr>
-          <w:lang w:val="en-US"/>
-        </w:rPr>
-        <w:t xml:space="preserve"> to use browser inspect tools and the toggle device option for screen size simulation. </w:t>
-      </w:r>
-    </w:p>
-    <w:p>
-      <w:pPr>
-        <w:pStyle w:val="BodyText"/>
-        <w:rPr>
-          <w:lang w:val="en-US"/>
-        </w:rPr>
-      </w:pPr>
-    </w:p>
-    <w:p>
-      <w:pPr>
-        <w:pStyle w:val="BodyText"/>
-        <w:rPr>
-          <w:lang w:val="en-GB"/>
-        </w:rPr>
-      </w:pPr>
-    </w:p>
-    <w:p>
-      <w:pPr>
-        <w:pStyle w:val="BodyText"/>
-        <w:rPr>
-          <w:lang w:val="en-US"/>
-        </w:rPr>
-      </w:pPr>
-      <w:r>
-        <w:rPr>
-          <w:lang w:val="en-US"/>
-        </w:rPr>
-        <w:t xml:space="preserve">I have </w:t>
-      </w:r>
-      <w:proofErr w:type="spellStart"/>
-      <w:r>
-        <w:rPr>
-          <w:lang w:val="en-US"/>
-        </w:rPr>
-        <w:t>doen</w:t>
-      </w:r>
-      <w:proofErr w:type="spellEnd"/>
-      <w:r>
-        <w:rPr>
-          <w:lang w:val="en-US"/>
-        </w:rPr>
-        <w:t xml:space="preserve"> the optimization. It was </w:t>
-      </w:r>
-      <w:r>
-        <w:rPr>
-          <w:lang w:val="en-US"/>
-        </w:rPr>
-        <w:t>straight</w:t>
-      </w:r>
-      <w:r>
-        <w:rPr>
-          <w:lang w:val="en-US"/>
-        </w:rPr>
-        <w:t xml:space="preserve"> forward. I </w:t>
-      </w:r>
-      <w:r>
-        <w:rPr>
-          <w:lang w:val="en-US"/>
-        </w:rPr>
-        <w:t>need</w:t>
-      </w:r>
-      <w:r>
-        <w:rPr>
-          <w:lang w:val="en-US"/>
-        </w:rPr>
-        <w:t xml:space="preserve"> </w:t>
-      </w:r>
-      <w:proofErr w:type="spellStart"/>
       <w:r>
         <w:rPr>
           <w:lang w:val="en-US"/>
@@ -2445,14 +1870,7 @@
         <w:rPr>
           <w:lang w:val="en-US"/>
         </w:rPr>
-        <w:t>to</w:t>
-      </w:r>
-      <w:proofErr w:type="spellEnd"/>
-      <w:r>
-        <w:rPr>
-          <w:lang w:val="en-US"/>
-        </w:rPr>
-        <w:t xml:space="preserve"> </w:t>
+        <w:t xml:space="preserve">to </w:t>
       </w:r>
       <w:r>
         <w:rPr>
@@ -2486,21 +1904,7 @@
         <w:rPr>
           <w:lang w:val="en-US"/>
         </w:rPr>
-        <w:t xml:space="preserve">I took the mobile hamburger menu html and </w:t>
-      </w:r>
-      <w:proofErr w:type="spellStart"/>
-      <w:r>
-        <w:rPr>
-          <w:lang w:val="en-US"/>
-        </w:rPr>
-        <w:t>css</w:t>
-      </w:r>
-      <w:proofErr w:type="spellEnd"/>
-      <w:r>
-        <w:rPr>
-          <w:lang w:val="en-US"/>
-        </w:rPr>
-        <w:t xml:space="preserve"> from coursework as it’s easy to create but just takes a bit time. I will re-create the mobile menu </w:t>
+        <w:t xml:space="preserve">I took the mobile hamburger menu html and css from coursework as it’s easy to create but just takes a bit time. I will re-create the mobile menu </w:t>
       </w:r>
       <w:r>
         <w:rPr>
@@ -2590,60 +1994,30 @@
         <w:rPr>
           <w:lang w:val="en-US"/>
         </w:rPr>
-        <w:t xml:space="preserve"> and the screen size widened the hamburger icon would </w:t>
-      </w:r>
-      <w:proofErr w:type="gramStart"/>
-      <w:r>
-        <w:rPr>
-          <w:lang w:val="en-US"/>
-        </w:rPr>
-        <w:t>disappears</w:t>
-      </w:r>
-      <w:proofErr w:type="gramEnd"/>
-      <w:r>
-        <w:rPr>
-          <w:lang w:val="en-US"/>
-        </w:rPr>
-        <w:t xml:space="preserve"> but the menu would be left open. Even this is unlikely happening on production I needed to fix the issues. I added one media query below -mobile-</w:t>
-      </w:r>
-      <w:proofErr w:type="gramStart"/>
-      <w:r>
-        <w:rPr>
-          <w:lang w:val="en-US"/>
-        </w:rPr>
-        <w:t>menue.active</w:t>
-      </w:r>
-      <w:proofErr w:type="gramEnd"/>
-      <w:r>
-        <w:rPr>
-          <w:lang w:val="en-US"/>
-        </w:rPr>
-        <w:t xml:space="preserve"> so that fixed the issue.</w:t>
-      </w:r>
-    </w:p>
-    <w:p>
-      <w:pPr>
-        <w:pStyle w:val="BodyText"/>
-        <w:rPr>
-          <w:lang w:val="en-US"/>
-        </w:rPr>
-      </w:pPr>
-    </w:p>
-    <w:p>
-      <w:pPr>
-        <w:pStyle w:val="BodyText"/>
-        <w:rPr>
-          <w:lang w:val="en-US"/>
-        </w:rPr>
-      </w:pPr>
-      <w:proofErr w:type="gramStart"/>
-      <w:r>
-        <w:rPr>
-          <w:lang w:val="en-US"/>
-        </w:rPr>
-        <w:t>Next</w:t>
-      </w:r>
-      <w:proofErr w:type="gramEnd"/>
+        <w:t xml:space="preserve"> and the screen size widened the hamburger icon would disappears but the menu would be left open. Even this is unlikely happening on production I needed to fix the issues. I added one media query below -mobile-menue.active so that fixed the issue.</w:t>
+      </w:r>
+    </w:p>
+    <w:p>
+      <w:pPr>
+        <w:pStyle w:val="BodyText"/>
+        <w:rPr>
+          <w:lang w:val="en-US"/>
+        </w:rPr>
+      </w:pPr>
+    </w:p>
+    <w:p>
+      <w:pPr>
+        <w:pStyle w:val="BodyText"/>
+        <w:rPr>
+          <w:lang w:val="en-US"/>
+        </w:rPr>
+      </w:pPr>
+      <w:r>
+        <w:rPr>
+          <w:lang w:val="en-US"/>
+        </w:rPr>
+        <w:t>Next,</w:t>
+      </w:r>
       <w:r>
         <w:rPr>
           <w:lang w:val="en-US"/>
@@ -2661,6 +2035,29 @@
           <w:lang w:val="en-US"/>
         </w:rPr>
         <w:t xml:space="preserve"> everything and then build the Contact page, which is going to be very simple. </w:t>
+      </w:r>
+    </w:p>
+    <w:p>
+      <w:pPr>
+        <w:pStyle w:val="BodyText"/>
+        <w:rPr>
+          <w:lang w:val="en-US"/>
+        </w:rPr>
+      </w:pPr>
+    </w:p>
+    <w:p>
+      <w:pPr>
+        <w:pStyle w:val="BodyText"/>
+        <w:rPr>
+          <w:lang w:val="en-US"/>
+        </w:rPr>
+      </w:pPr>
+      <w:r>
+        <w:rPr>
+          <w:lang w:val="en-US"/>
+        </w:rPr>
+        <w:lastRenderedPageBreak/>
+        <w:t>I realized I accidentally published the Coursework on Netlify instead on Github Pages. I will publsh this project on github Pages this time.</w:t>
       </w:r>
     </w:p>
     <w:sectPr>

--- a/LearningDiary/SDS_learning_diary_Miro_Kymäläinen.docx
+++ b/LearningDiary/SDS_learning_diary_Miro_Kymäläinen.docx
@@ -481,7 +481,13 @@
         <w:rPr>
           <w:lang w:val="en-US"/>
         </w:rPr>
-        <w:t>Finalised project, deployed coursework.</w:t>
+        <w:t>Finalized</w:t>
+      </w:r>
+      <w:r>
+        <w:rPr>
+          <w:lang w:val="en-US"/>
+        </w:rPr>
+        <w:t xml:space="preserve"> project, deployed coursework.</w:t>
       </w:r>
     </w:p>
     <w:p>
@@ -618,19 +624,7 @@
         <w:rPr>
           <w:lang w:val="en-US"/>
         </w:rPr>
-        <w:t>2</w:t>
-      </w:r>
-      <w:r>
-        <w:rPr>
-          <w:lang w:val="en-US"/>
-        </w:rPr>
-        <w:t>9</w:t>
-      </w:r>
-      <w:r>
-        <w:rPr>
-          <w:lang w:val="en-US"/>
-        </w:rPr>
-        <w:t>.5.2026</w:t>
+        <w:t>29.5.2026</w:t>
       </w:r>
     </w:p>
     <w:p>
@@ -645,6 +639,12 @@
         </w:rPr>
         <w:t xml:space="preserve">Activity: </w:t>
       </w:r>
+      <w:r>
+        <w:rPr>
+          <w:lang w:val="en-US"/>
+        </w:rPr>
+        <w:t>Completed the website</w:t>
+      </w:r>
     </w:p>
     <w:p>
       <w:pPr>
@@ -658,95 +658,24 @@
         </w:rPr>
         <w:t xml:space="preserve">Learning outcome: </w:t>
       </w:r>
-    </w:p>
-    <w:p>
-      <w:pPr>
-        <w:rPr>
-          <w:lang w:val="en-US"/>
-        </w:rPr>
-      </w:pPr>
-    </w:p>
-    <w:p>
-      <w:pPr>
-        <w:rPr>
-          <w:lang w:val="en-US"/>
-        </w:rPr>
-      </w:pPr>
-    </w:p>
-    <w:p>
-      <w:pPr>
-        <w:rPr>
-          <w:lang w:val="en-US"/>
-        </w:rPr>
-      </w:pPr>
-    </w:p>
-    <w:p>
-      <w:pPr>
-        <w:rPr>
-          <w:lang w:val="en-US"/>
-        </w:rPr>
-      </w:pPr>
-    </w:p>
-    <w:p>
-      <w:pPr>
-        <w:rPr>
-          <w:lang w:val="en-US"/>
-        </w:rPr>
-      </w:pPr>
-    </w:p>
-    <w:p>
-      <w:pPr>
-        <w:rPr>
-          <w:lang w:val="en-US"/>
-        </w:rPr>
-      </w:pPr>
-    </w:p>
-    <w:p>
-      <w:pPr>
-        <w:rPr>
-          <w:lang w:val="en-US"/>
-        </w:rPr>
-      </w:pPr>
-    </w:p>
-    <w:p>
-      <w:pPr>
-        <w:rPr>
-          <w:lang w:val="en-US"/>
-        </w:rPr>
-      </w:pPr>
-    </w:p>
-    <w:p>
-      <w:pPr>
-        <w:rPr>
-          <w:lang w:val="en-US"/>
-        </w:rPr>
-      </w:pPr>
-    </w:p>
-    <w:p>
-      <w:pPr>
-        <w:pStyle w:val="IndexHeading"/>
-        <w:spacing w:line="360" w:lineRule="auto"/>
-        <w:rPr>
-          <w:lang w:val="en-US"/>
-        </w:rPr>
-      </w:pPr>
-    </w:p>
-    <w:p>
-      <w:pPr>
-        <w:pStyle w:val="IndexHeading"/>
-        <w:spacing w:line="360" w:lineRule="auto"/>
-        <w:rPr>
-          <w:lang w:val="en-US"/>
-        </w:rPr>
-      </w:pPr>
-    </w:p>
-    <w:p>
-      <w:pPr>
-        <w:pStyle w:val="IndexHeading"/>
-        <w:rPr>
-          <w:lang w:val="en-US"/>
-        </w:rPr>
-      </w:pPr>
+      <w:r>
+        <w:rPr>
+          <w:lang w:val="en-US"/>
+        </w:rPr>
+        <w:t xml:space="preserve">How to host pages on </w:t>
+      </w:r>
+      <w:r>
+        <w:rPr>
+          <w:lang w:val="en-US"/>
+        </w:rPr>
+        <w:t>GitHub</w:t>
+      </w:r>
+      <w:r>
+        <w:rPr>
+          <w:lang w:val="en-US"/>
+        </w:rPr>
+        <w:t xml:space="preserve"> pages</w:t>
+      </w:r>
     </w:p>
     <w:p>
       <w:pPr>
@@ -767,26 +696,16 @@
           <w:szCs w:val="28"/>
           <w:lang w:val="en-US"/>
         </w:rPr>
-        <w:br w:type="page"/>
-      </w:r>
-      <w:r>
+        <w:lastRenderedPageBreak/>
+        <w:t>LEARNING DIARY</w:t>
+      </w:r>
+    </w:p>
+    <w:p>
+      <w:pPr>
+        <w:pStyle w:val="BodyText"/>
         <w:rPr>
           <w:b/>
           <w:bCs/>
-          <w:sz w:val="28"/>
-          <w:szCs w:val="28"/>
-          <w:lang w:val="en-US"/>
-        </w:rPr>
-        <w:lastRenderedPageBreak/>
-        <w:t>LEARNING DIARY</w:t>
-      </w:r>
-    </w:p>
-    <w:p>
-      <w:pPr>
-        <w:pStyle w:val="BodyText"/>
-        <w:rPr>
-          <w:b/>
-          <w:bCs/>
           <w:lang w:val="en-US"/>
         </w:rPr>
       </w:pPr>
@@ -832,7 +751,21 @@
         <w:rPr>
           <w:lang w:val="en-US"/>
         </w:rPr>
-        <w:t xml:space="preserve"> I have existing Github account so decided to use that</w:t>
+        <w:t xml:space="preserve"> I have existing </w:t>
+      </w:r>
+      <w:proofErr w:type="spellStart"/>
+      <w:r>
+        <w:rPr>
+          <w:lang w:val="en-US"/>
+        </w:rPr>
+        <w:t>Github</w:t>
+      </w:r>
+      <w:proofErr w:type="spellEnd"/>
+      <w:r>
+        <w:rPr>
+          <w:lang w:val="en-US"/>
+        </w:rPr>
+        <w:t xml:space="preserve"> account so decided to use that</w:t>
       </w:r>
       <w:r>
         <w:rPr>
@@ -892,7 +825,21 @@
         <w:rPr>
           <w:lang w:val="en-US"/>
         </w:rPr>
-        <w:t>I viewed the coursework video. Now I have clear visio what to do. I also looked at the Figma and downloaded necessary image materials</w:t>
+        <w:t xml:space="preserve">I viewed the coursework video. Now I have clear </w:t>
+      </w:r>
+      <w:proofErr w:type="spellStart"/>
+      <w:r>
+        <w:rPr>
+          <w:lang w:val="en-US"/>
+        </w:rPr>
+        <w:t>visio</w:t>
+      </w:r>
+      <w:proofErr w:type="spellEnd"/>
+      <w:r>
+        <w:rPr>
+          <w:lang w:val="en-US"/>
+        </w:rPr>
+        <w:t xml:space="preserve"> what to do. I also looked at the Figma and downloaded necessary image materials</w:t>
       </w:r>
       <w:r>
         <w:rPr>
@@ -968,7 +915,19 @@
         <w:rPr>
           <w:lang w:val="en-US"/>
         </w:rPr>
-        <w:t xml:space="preserve">Created also files inside “Coursework” folder and connected css with html file. </w:t>
+        <w:t xml:space="preserve">Created also files inside “Coursework” folder and connected </w:t>
+      </w:r>
+      <w:r>
+        <w:rPr>
+          <w:lang w:val="en-US"/>
+        </w:rPr>
+        <w:t>CSS</w:t>
+      </w:r>
+      <w:r>
+        <w:rPr>
+          <w:lang w:val="en-US"/>
+        </w:rPr>
+        <w:t xml:space="preserve"> with html file. </w:t>
       </w:r>
       <w:r>
         <w:rPr>
@@ -1016,7 +975,21 @@
         <w:rPr>
           <w:lang w:val="en-US"/>
         </w:rPr>
-        <w:t>quite basic. I’m already familiar for instance, with border-box. For fonts instead of px I prefer using rems</w:t>
+        <w:t xml:space="preserve">quite basic. I’m already familiar for instance, with border-box. For fonts instead of </w:t>
+      </w:r>
+      <w:proofErr w:type="spellStart"/>
+      <w:r>
+        <w:rPr>
+          <w:lang w:val="en-US"/>
+        </w:rPr>
+        <w:t>px</w:t>
+      </w:r>
+      <w:proofErr w:type="spellEnd"/>
+      <w:r>
+        <w:rPr>
+          <w:lang w:val="en-US"/>
+        </w:rPr>
+        <w:t xml:space="preserve"> I prefer using rems</w:t>
       </w:r>
       <w:r>
         <w:rPr>
@@ -1080,7 +1053,19 @@
         <w:rPr>
           <w:lang w:val="en-US"/>
         </w:rPr>
-        <w:t>lucide icons</w:t>
+        <w:t>Lucide</w:t>
+      </w:r>
+      <w:r>
+        <w:rPr>
+          <w:lang w:val="en-US"/>
+        </w:rPr>
+        <w:t xml:space="preserve"> </w:t>
+      </w:r>
+      <w:r>
+        <w:rPr>
+          <w:lang w:val="en-US"/>
+        </w:rPr>
+        <w:t>Icons</w:t>
       </w:r>
       <w:r>
         <w:rPr>
@@ -1235,7 +1220,21 @@
         <w:rPr>
           <w:lang w:val="en-US"/>
         </w:rPr>
-        <w:t xml:space="preserve">I am okay at coding in JS but I haven’t done the basics for a long time. </w:t>
+        <w:t xml:space="preserve">I am okay at coding in </w:t>
+      </w:r>
+      <w:proofErr w:type="gramStart"/>
+      <w:r>
+        <w:rPr>
+          <w:lang w:val="en-US"/>
+        </w:rPr>
+        <w:t>JS</w:t>
+      </w:r>
+      <w:proofErr w:type="gramEnd"/>
+      <w:r>
+        <w:rPr>
+          <w:lang w:val="en-US"/>
+        </w:rPr>
+        <w:t xml:space="preserve"> but I haven’t done the basics for a long time. </w:t>
       </w:r>
       <w:r>
         <w:rPr>
@@ -1277,17 +1276,45 @@
         </w:rPr>
         <w:t xml:space="preserve">There was minor typo on JS. I mistyped </w:t>
       </w:r>
+      <w:proofErr w:type="spellStart"/>
       <w:r>
         <w:rPr>
           <w:lang w:val="en-GB"/>
         </w:rPr>
-        <w:t>otherGroup as othergroup</w:t>
-      </w:r>
+        <w:t>otherGroup</w:t>
+      </w:r>
+      <w:proofErr w:type="spellEnd"/>
       <w:r>
         <w:rPr>
           <w:lang w:val="en-GB"/>
         </w:rPr>
-        <w:t xml:space="preserve"> on the if check and that caused a bug so other faqs didn’t close when one was opened.</w:t>
+        <w:t xml:space="preserve"> as </w:t>
+      </w:r>
+      <w:proofErr w:type="spellStart"/>
+      <w:r>
+        <w:rPr>
+          <w:lang w:val="en-GB"/>
+        </w:rPr>
+        <w:t>othergroup</w:t>
+      </w:r>
+      <w:proofErr w:type="spellEnd"/>
+      <w:r>
+        <w:rPr>
+          <w:lang w:val="en-GB"/>
+        </w:rPr>
+        <w:t xml:space="preserve"> on the if check and that caused a bug so other </w:t>
+      </w:r>
+      <w:r>
+        <w:rPr>
+          <w:lang w:val="en-GB"/>
+        </w:rPr>
+        <w:t>FAQs</w:t>
+      </w:r>
+      <w:r>
+        <w:rPr>
+          <w:lang w:val="en-GB"/>
+        </w:rPr>
+        <w:t xml:space="preserve"> didn’t close when one was opened.</w:t>
       </w:r>
     </w:p>
     <w:p>
@@ -1349,73 +1376,139 @@
         <w:rPr>
           <w:lang w:val="en-US"/>
         </w:rPr>
-        <w:t xml:space="preserve"> there. The desktop version looks good to me and is very similar to the figma. </w:t>
-      </w:r>
-    </w:p>
-    <w:p>
-      <w:pPr>
-        <w:pStyle w:val="BodyText"/>
-        <w:rPr>
-          <w:lang w:val="en-US"/>
-        </w:rPr>
-      </w:pPr>
-    </w:p>
-    <w:p>
-      <w:pPr>
-        <w:pStyle w:val="BodyText"/>
-        <w:rPr>
-          <w:lang w:val="en-US"/>
-        </w:rPr>
-      </w:pPr>
-      <w:r>
-        <w:rPr>
-          <w:lang w:val="en-US"/>
-        </w:rPr>
-        <w:t>I tried to write the js all by myself first before watching the video for mobile menu. It was all right but again had a typo which caused the js not to work properly.</w:t>
-      </w:r>
-    </w:p>
-    <w:p>
-      <w:pPr>
-        <w:pStyle w:val="BodyText"/>
-        <w:rPr>
-          <w:lang w:val="en-US"/>
-        </w:rPr>
-      </w:pPr>
-    </w:p>
-    <w:p>
-      <w:pPr>
-        <w:pStyle w:val="BodyText"/>
-        <w:rPr>
-          <w:lang w:val="en-US"/>
-        </w:rPr>
-      </w:pPr>
-      <w:r>
-        <w:rPr>
-          <w:lang w:val="en-US"/>
-        </w:rPr>
-        <w:t>Finalised the mobile optimization.</w:t>
-      </w:r>
-    </w:p>
-    <w:p>
-      <w:pPr>
-        <w:pStyle w:val="BodyText"/>
-        <w:rPr>
-          <w:lang w:val="en-US"/>
-        </w:rPr>
-      </w:pPr>
-    </w:p>
-    <w:p>
-      <w:pPr>
-        <w:pStyle w:val="BodyText"/>
-        <w:rPr>
-          <w:lang w:val="en-US"/>
-        </w:rPr>
-      </w:pPr>
-      <w:r>
-        <w:rPr>
-          <w:lang w:val="en-US"/>
-        </w:rPr>
-        <w:t>After doing that I signd up on Netlify. There was minor issues with publishing the site as I forgot to set the Publish directory to “Coursework”</w:t>
+        <w:t xml:space="preserve"> there. The desktop version looks good to me and is very similar to the </w:t>
+      </w:r>
+      <w:r>
+        <w:rPr>
+          <w:lang w:val="en-US"/>
+        </w:rPr>
+        <w:t>Figma</w:t>
+      </w:r>
+      <w:r>
+        <w:rPr>
+          <w:lang w:val="en-US"/>
+        </w:rPr>
+        <w:t xml:space="preserve">. </w:t>
+      </w:r>
+    </w:p>
+    <w:p>
+      <w:pPr>
+        <w:pStyle w:val="BodyText"/>
+        <w:rPr>
+          <w:lang w:val="en-US"/>
+        </w:rPr>
+      </w:pPr>
+    </w:p>
+    <w:p>
+      <w:pPr>
+        <w:pStyle w:val="BodyText"/>
+        <w:rPr>
+          <w:lang w:val="en-US"/>
+        </w:rPr>
+      </w:pPr>
+      <w:r>
+        <w:rPr>
+          <w:lang w:val="en-US"/>
+        </w:rPr>
+        <w:t xml:space="preserve">I tried to write the </w:t>
+      </w:r>
+      <w:r>
+        <w:rPr>
+          <w:lang w:val="en-US"/>
+        </w:rPr>
+        <w:t xml:space="preserve">JS </w:t>
+      </w:r>
+      <w:r>
+        <w:rPr>
+          <w:lang w:val="en-US"/>
+        </w:rPr>
+        <w:t xml:space="preserve">all by myself first before watching the video for mobile menu. It was all right but again had a typo which caused the </w:t>
+      </w:r>
+      <w:r>
+        <w:rPr>
+          <w:lang w:val="en-US"/>
+        </w:rPr>
+        <w:t>JS</w:t>
+      </w:r>
+      <w:r>
+        <w:rPr>
+          <w:lang w:val="en-US"/>
+        </w:rPr>
+        <w:t xml:space="preserve"> not to work properly.</w:t>
+      </w:r>
+    </w:p>
+    <w:p>
+      <w:pPr>
+        <w:pStyle w:val="BodyText"/>
+        <w:rPr>
+          <w:lang w:val="en-US"/>
+        </w:rPr>
+      </w:pPr>
+    </w:p>
+    <w:p>
+      <w:pPr>
+        <w:pStyle w:val="BodyText"/>
+        <w:rPr>
+          <w:lang w:val="en-US"/>
+        </w:rPr>
+      </w:pPr>
+      <w:r>
+        <w:rPr>
+          <w:lang w:val="en-US"/>
+        </w:rPr>
+        <w:t>Finalized</w:t>
+      </w:r>
+      <w:r>
+        <w:rPr>
+          <w:lang w:val="en-US"/>
+        </w:rPr>
+        <w:t xml:space="preserve"> the mobile optimization.</w:t>
+      </w:r>
+    </w:p>
+    <w:p>
+      <w:pPr>
+        <w:pStyle w:val="BodyText"/>
+        <w:rPr>
+          <w:lang w:val="en-US"/>
+        </w:rPr>
+      </w:pPr>
+    </w:p>
+    <w:p>
+      <w:pPr>
+        <w:pStyle w:val="BodyText"/>
+        <w:rPr>
+          <w:lang w:val="en-US"/>
+        </w:rPr>
+      </w:pPr>
+      <w:r>
+        <w:rPr>
+          <w:lang w:val="en-US"/>
+        </w:rPr>
+        <w:t xml:space="preserve">After doing that I </w:t>
+      </w:r>
+      <w:r>
+        <w:rPr>
+          <w:lang w:val="en-US"/>
+        </w:rPr>
+        <w:t>signed</w:t>
+      </w:r>
+      <w:r>
+        <w:rPr>
+          <w:lang w:val="en-US"/>
+        </w:rPr>
+        <w:t xml:space="preserve"> up on Netlify. There </w:t>
+      </w:r>
+      <w:r>
+        <w:rPr>
+          <w:lang w:val="en-US"/>
+        </w:rPr>
+        <w:t>were</w:t>
+      </w:r>
+      <w:r>
+        <w:rPr>
+          <w:lang w:val="en-US"/>
+        </w:rPr>
+        <w:t xml:space="preserve"> minor issues with publishing the site as I forgot to set the Publish directory to “Coursework”</w:t>
       </w:r>
       <w:r>
         <w:rPr>
@@ -1557,7 +1650,19 @@
         <w:rPr>
           <w:lang w:val="en-US"/>
         </w:rPr>
-        <w:t xml:space="preserve"> Needed to use! imporant in a couple of places as I have card util class which may be needed to override party in some cases.</w:t>
+        <w:t xml:space="preserve"> Needed to use! </w:t>
+      </w:r>
+      <w:r>
+        <w:rPr>
+          <w:lang w:val="en-US"/>
+        </w:rPr>
+        <w:t>important</w:t>
+      </w:r>
+      <w:r>
+        <w:rPr>
+          <w:lang w:val="en-US"/>
+        </w:rPr>
+        <w:t xml:space="preserve"> in a couple of places as I have card util class which may be needed to override party in some cases.</w:t>
       </w:r>
     </w:p>
     <w:p>
@@ -1585,7 +1690,19 @@
         <w:rPr>
           <w:lang w:val="en-US"/>
         </w:rPr>
-        <w:t xml:space="preserve"> I will just download the icons as svg files in images folder. </w:t>
+        <w:t xml:space="preserve"> I will just download the icons as </w:t>
+      </w:r>
+      <w:r>
+        <w:rPr>
+          <w:lang w:val="en-US"/>
+        </w:rPr>
+        <w:t>SVG</w:t>
+      </w:r>
+      <w:r>
+        <w:rPr>
+          <w:lang w:val="en-US"/>
+        </w:rPr>
+        <w:t xml:space="preserve"> files in images folder. </w:t>
       </w:r>
     </w:p>
     <w:p>
@@ -1609,27 +1726,43 @@
         </w:rPr>
         <w:t>Finished structure for navigation, hero, about and projects section.</w:t>
       </w:r>
-    </w:p>
-    <w:p>
-      <w:pPr>
-        <w:pStyle w:val="BodyText"/>
-        <w:rPr>
-          <w:lang w:val="en-US"/>
-        </w:rPr>
-      </w:pPr>
-    </w:p>
-    <w:p>
-      <w:pPr>
-        <w:pStyle w:val="BodyText"/>
-        <w:rPr>
-          <w:lang w:val="en-US"/>
-        </w:rPr>
-      </w:pPr>
-      <w:r>
-        <w:rPr>
-          <w:lang w:val="en-US"/>
-        </w:rPr>
-        <w:t>I actually, also started creating contact section but I will mostly leave that for tomorrow.</w:t>
+      <w:r>
+        <w:rPr>
+          <w:lang w:val="en-US"/>
+        </w:rPr>
+        <w:t xml:space="preserve"> </w:t>
+      </w:r>
+      <w:proofErr w:type="gramStart"/>
+      <w:r>
+        <w:rPr>
+          <w:lang w:val="en-US"/>
+        </w:rPr>
+        <w:t>I,</w:t>
+      </w:r>
+      <w:proofErr w:type="gramEnd"/>
+      <w:r>
+        <w:rPr>
+          <w:lang w:val="en-US"/>
+        </w:rPr>
+        <w:t xml:space="preserve"> also</w:t>
+      </w:r>
+      <w:r>
+        <w:rPr>
+          <w:lang w:val="en-US"/>
+        </w:rPr>
+        <w:t xml:space="preserve"> started creating contact </w:t>
+      </w:r>
+      <w:r>
+        <w:rPr>
+          <w:lang w:val="en-US"/>
+        </w:rPr>
+        <w:t>section,</w:t>
+      </w:r>
+      <w:r>
+        <w:rPr>
+          <w:lang w:val="en-US"/>
+        </w:rPr>
+        <w:t xml:space="preserve"> but I will mostly leave that for tomorrow.</w:t>
       </w:r>
     </w:p>
     <w:p>
@@ -1660,62 +1793,186 @@
           <w:lang w:val="en-US"/>
         </w:rPr>
       </w:pPr>
-    </w:p>
-    <w:p>
-      <w:pPr>
-        <w:pStyle w:val="BodyText"/>
-        <w:rPr>
-          <w:lang w:val="en-US"/>
-        </w:rPr>
-      </w:pPr>
-      <w:r>
-        <w:rPr>
-          <w:lang w:val="en-US"/>
-        </w:rPr>
-        <w:t xml:space="preserve">Today I started with building conjtact section structure. I decided to add small heading for the setion. I </w:t>
-      </w:r>
-      <w:r>
-        <w:rPr>
-          <w:lang w:val="en-US"/>
-        </w:rPr>
-        <w:t>will use there small blob. First I thought to use ::before tag but it ended up being a bit over engineered at that point so just made .blob util class and replaced the ::before with basic div. Also made the Project section header similar.</w:t>
-      </w:r>
-    </w:p>
-    <w:p>
-      <w:pPr>
-        <w:pStyle w:val="BodyText"/>
-        <w:rPr>
-          <w:lang w:val="en-US"/>
-        </w:rPr>
-      </w:pPr>
-    </w:p>
-    <w:p>
-      <w:pPr>
-        <w:pStyle w:val="BodyText"/>
-        <w:rPr>
-          <w:lang w:val="en-US"/>
-        </w:rPr>
-      </w:pPr>
-      <w:r>
-        <w:rPr>
-          <w:lang w:val="en-US"/>
-        </w:rPr>
-        <w:t>Now I have the structure almost ready and I will start implementing styles. When I started doing styles I noticed some components had very similar styles but I had written the CSS multiple times. I decided to create couple more util classes and use them instead of writing the same code over and over again.</w:t>
-      </w:r>
-    </w:p>
-    <w:p>
-      <w:pPr>
-        <w:pStyle w:val="BodyText"/>
-        <w:rPr>
-          <w:lang w:val="en-US"/>
-        </w:rPr>
-      </w:pPr>
+      <w:r>
+        <w:rPr>
+          <w:lang w:val="en-US"/>
+        </w:rPr>
+        <w:t xml:space="preserve">Today I started with building </w:t>
+      </w:r>
+      <w:r>
+        <w:rPr>
+          <w:lang w:val="en-US"/>
+        </w:rPr>
+        <w:t>contact</w:t>
+      </w:r>
+      <w:r>
+        <w:rPr>
+          <w:lang w:val="en-US"/>
+        </w:rPr>
+        <w:t xml:space="preserve"> section structure. I decided to add small heading for the </w:t>
+      </w:r>
+      <w:r>
+        <w:rPr>
+          <w:lang w:val="en-US"/>
+        </w:rPr>
+        <w:t>section</w:t>
+      </w:r>
+      <w:r>
+        <w:rPr>
+          <w:lang w:val="en-US"/>
+        </w:rPr>
+        <w:t xml:space="preserve">. I </w:t>
+      </w:r>
+      <w:r>
+        <w:rPr>
+          <w:lang w:val="en-US"/>
+        </w:rPr>
+        <w:t xml:space="preserve">will use </w:t>
+      </w:r>
+      <w:proofErr w:type="gramStart"/>
+      <w:r>
+        <w:rPr>
+          <w:lang w:val="en-US"/>
+        </w:rPr>
+        <w:t>there</w:t>
+      </w:r>
+      <w:proofErr w:type="gramEnd"/>
+      <w:r>
+        <w:rPr>
+          <w:lang w:val="en-US"/>
+        </w:rPr>
+        <w:t xml:space="preserve"> small blob. </w:t>
+      </w:r>
+      <w:r>
+        <w:rPr>
+          <w:lang w:val="en-US"/>
+        </w:rPr>
+        <w:t>First,</w:t>
+      </w:r>
+      <w:r>
+        <w:rPr>
+          <w:lang w:val="en-US"/>
+        </w:rPr>
+        <w:t xml:space="preserve"> I thought to </w:t>
+      </w:r>
+      <w:proofErr w:type="gramStart"/>
+      <w:r>
+        <w:rPr>
+          <w:lang w:val="en-US"/>
+        </w:rPr>
+        <w:t>use ::before</w:t>
+      </w:r>
+      <w:proofErr w:type="gramEnd"/>
+      <w:r>
+        <w:rPr>
+          <w:lang w:val="en-US"/>
+        </w:rPr>
+        <w:t xml:space="preserve"> tag but it ended up being a bit over engineered at that point so just made .blob util class and replaced </w:t>
+      </w:r>
+      <w:proofErr w:type="gramStart"/>
+      <w:r>
+        <w:rPr>
+          <w:lang w:val="en-US"/>
+        </w:rPr>
+        <w:t>the ::before</w:t>
+      </w:r>
+      <w:proofErr w:type="gramEnd"/>
+      <w:r>
+        <w:rPr>
+          <w:lang w:val="en-US"/>
+        </w:rPr>
+        <w:t xml:space="preserve"> with basic div. Also made the Project section header similar.</w:t>
+      </w:r>
+    </w:p>
+    <w:p>
+      <w:pPr>
+        <w:pStyle w:val="BodyText"/>
+        <w:rPr>
+          <w:lang w:val="en-US"/>
+        </w:rPr>
+      </w:pPr>
+    </w:p>
+    <w:p>
+      <w:pPr>
+        <w:pStyle w:val="BodyText"/>
+        <w:rPr>
+          <w:lang w:val="en-US"/>
+        </w:rPr>
+      </w:pPr>
+      <w:r>
+        <w:rPr>
+          <w:lang w:val="en-US"/>
+        </w:rPr>
+        <w:t xml:space="preserve">Now I have the structure almost </w:t>
+      </w:r>
+      <w:r>
+        <w:rPr>
+          <w:lang w:val="en-US"/>
+        </w:rPr>
+        <w:t>ready,</w:t>
+      </w:r>
+      <w:r>
+        <w:rPr>
+          <w:lang w:val="en-US"/>
+        </w:rPr>
+        <w:t xml:space="preserve"> and I will start implementing styles. When I started doing </w:t>
+      </w:r>
+      <w:r>
+        <w:rPr>
+          <w:lang w:val="en-US"/>
+        </w:rPr>
+        <w:t>styles,</w:t>
+      </w:r>
+      <w:r>
+        <w:rPr>
+          <w:lang w:val="en-US"/>
+        </w:rPr>
+        <w:t xml:space="preserve"> I noticed some components had very similar </w:t>
+      </w:r>
+      <w:r>
+        <w:rPr>
+          <w:lang w:val="en-US"/>
+        </w:rPr>
+        <w:t>styles,</w:t>
+      </w:r>
+      <w:r>
+        <w:rPr>
+          <w:lang w:val="en-US"/>
+        </w:rPr>
+        <w:t xml:space="preserve"> but I had written the CSS multiple times. I decided to create couple more util classes and use them instead of writing the same code </w:t>
+      </w:r>
+      <w:r>
+        <w:rPr>
+          <w:lang w:val="en-US"/>
+        </w:rPr>
+        <w:t>repeatedly</w:t>
+      </w:r>
+      <w:r>
+        <w:rPr>
+          <w:lang w:val="en-US"/>
+        </w:rPr>
+        <w:t>.</w:t>
+      </w:r>
+    </w:p>
+    <w:p>
+      <w:pPr>
+        <w:pStyle w:val="BodyText"/>
+        <w:rPr>
+          <w:lang w:val="en-US"/>
+        </w:rPr>
+      </w:pPr>
+      <w:r>
+        <w:rPr>
+          <w:lang w:val="en-US"/>
+        </w:rPr>
+        <w:t xml:space="preserve">I think the text util classes helped to make the project much better looking. The grids make nice structure and heading between are also nice, I think. I have now also done the styling. </w:t>
+      </w:r>
       <w:r>
         <w:rPr>
           <w:lang w:val="en-US"/>
         </w:rPr>
         <w:lastRenderedPageBreak/>
-        <w:t>I think the text util classes helped to make the project much better looking. The grids make nice structure and heading between are also nice, I think. I have now also done the styling. Next, I will do the mobile optimization. After that I will review everything and look for if there is anything I should optimize, mostly regarding the html.</w:t>
+        <w:t>Next, I will do the mobile optimization. After that I will review everything and look for if there is anything I should optimize, mostly regarding the html.</w:t>
       </w:r>
       <w:r>
         <w:rPr>
@@ -1804,16 +2061,32 @@
         <w:rPr>
           <w:lang w:val="en-US"/>
         </w:rPr>
-        <w:t xml:space="preserve"> For doing the optimization its really handy to use browser inspect tools and the toggle device option for screen size simulation. </w:t>
-      </w:r>
-    </w:p>
-    <w:p>
-      <w:pPr>
-        <w:pStyle w:val="BodyText"/>
-        <w:rPr>
-          <w:lang w:val="en-US"/>
-        </w:rPr>
-      </w:pPr>
+        <w:t xml:space="preserve"> For doing the optimization </w:t>
+      </w:r>
+      <w:r>
+        <w:rPr>
+          <w:lang w:val="en-US"/>
+        </w:rPr>
+        <w:t>it’s</w:t>
+      </w:r>
+      <w:r>
+        <w:rPr>
+          <w:lang w:val="en-US"/>
+        </w:rPr>
+        <w:t xml:space="preserve"> </w:t>
+      </w:r>
+      <w:r>
+        <w:rPr>
+          <w:lang w:val="en-US"/>
+        </w:rPr>
+        <w:t>handy</w:t>
+      </w:r>
+      <w:r>
+        <w:rPr>
+          <w:lang w:val="en-US"/>
+        </w:rPr>
+        <w:t xml:space="preserve"> to use browser inspect tools and the toggle device option for screen size simulation. </w:t>
+      </w:r>
     </w:p>
     <w:p>
       <w:pPr>
@@ -1834,7 +2107,25 @@
         <w:rPr>
           <w:lang w:val="en-US"/>
         </w:rPr>
-        <w:t xml:space="preserve">I have doen the optimization. It was </w:t>
+        <w:t>Next, I</w:t>
+      </w:r>
+      <w:r>
+        <w:rPr>
+          <w:lang w:val="en-US"/>
+        </w:rPr>
+        <w:t xml:space="preserve"> </w:t>
+      </w:r>
+      <w:r>
+        <w:rPr>
+          <w:lang w:val="en-US"/>
+        </w:rPr>
+        <w:t>must do</w:t>
+      </w:r>
+      <w:r>
+        <w:rPr>
+          <w:lang w:val="en-US"/>
+        </w:rPr>
+        <w:t xml:space="preserve"> the optimization. It was </w:t>
       </w:r>
       <w:r>
         <w:rPr>
@@ -1858,183 +2149,303 @@
         <w:rPr>
           <w:lang w:val="en-US"/>
         </w:rPr>
+        <w:t xml:space="preserve">ed to </w:t>
+      </w:r>
+      <w:r>
+        <w:rPr>
+          <w:lang w:val="en-US"/>
+        </w:rPr>
+        <w:t>use</w:t>
+      </w:r>
+      <w:r>
+        <w:rPr>
+          <w:lang w:val="en-US"/>
+        </w:rPr>
+        <w:t xml:space="preserve"> “</w:t>
+      </w:r>
+      <w:r>
+        <w:rPr>
+          <w:lang w:val="en-US"/>
+        </w:rPr>
+        <w:t>!important</w:t>
+      </w:r>
+      <w:r>
+        <w:rPr>
+          <w:lang w:val="en-US"/>
+        </w:rPr>
+        <w:t>”</w:t>
+      </w:r>
+      <w:r>
+        <w:rPr>
+          <w:lang w:val="en-US"/>
+        </w:rPr>
+        <w:t xml:space="preserve"> in a couple of places but minimal use for that should be ok. </w:t>
+      </w:r>
+    </w:p>
+    <w:p>
+      <w:pPr>
+        <w:pStyle w:val="BodyText"/>
+        <w:rPr>
+          <w:lang w:val="en-US"/>
+        </w:rPr>
+      </w:pPr>
+    </w:p>
+    <w:p>
+      <w:pPr>
+        <w:pStyle w:val="BodyText"/>
+        <w:rPr>
+          <w:lang w:val="en-US"/>
+        </w:rPr>
+      </w:pPr>
+      <w:r>
+        <w:rPr>
+          <w:lang w:val="en-US"/>
+        </w:rPr>
+        <w:t xml:space="preserve">I took the mobile hamburger menu html and </w:t>
+      </w:r>
+      <w:r>
+        <w:rPr>
+          <w:lang w:val="en-US"/>
+        </w:rPr>
+        <w:t>CSS</w:t>
+      </w:r>
+      <w:r>
+        <w:rPr>
+          <w:lang w:val="en-US"/>
+        </w:rPr>
+        <w:t xml:space="preserve"> from coursework as it’s easy to create but just takes a bit time. I will re-create the mobile menu </w:t>
+      </w:r>
+      <w:r>
+        <w:rPr>
+          <w:lang w:val="en-US"/>
+        </w:rPr>
+        <w:t>but, in a bit,</w:t>
+      </w:r>
+      <w:r>
+        <w:rPr>
+          <w:lang w:val="en-US"/>
+        </w:rPr>
+        <w:t xml:space="preserve"> different way. Let’s see how it turns out as it should open from upside. </w:t>
+      </w:r>
+    </w:p>
+    <w:p>
+      <w:pPr>
+        <w:pStyle w:val="BodyText"/>
+        <w:rPr>
+          <w:lang w:val="en-US"/>
+        </w:rPr>
+      </w:pPr>
+    </w:p>
+    <w:p>
+      <w:pPr>
+        <w:pStyle w:val="BodyText"/>
+        <w:rPr>
+          <w:lang w:val="en-US"/>
+        </w:rPr>
+      </w:pPr>
+      <w:r>
+        <w:rPr>
+          <w:lang w:val="en-US"/>
+        </w:rPr>
+        <w:t>The mobile menu is a bit tricky but mostly the site is ready. I also crated contact page which I will implement tomorrow.</w:t>
+      </w:r>
+    </w:p>
+    <w:p>
+      <w:pPr>
+        <w:pStyle w:val="BodyText"/>
+        <w:rPr>
+          <w:lang w:val="en-US"/>
+        </w:rPr>
+      </w:pPr>
+    </w:p>
+    <w:p>
+      <w:pPr>
+        <w:pStyle w:val="BodyText"/>
+        <w:rPr>
+          <w:lang w:val="en-US"/>
+        </w:rPr>
+      </w:pPr>
+      <w:r>
+        <w:rPr>
+          <w:lang w:val="en-US"/>
+        </w:rPr>
+        <w:t>29.5</w:t>
+      </w:r>
+      <w:r>
+        <w:rPr>
+          <w:lang w:val="en-US"/>
+        </w:rPr>
+        <w:t>.2026</w:t>
+      </w:r>
+    </w:p>
+    <w:p>
+      <w:pPr>
+        <w:pStyle w:val="BodyText"/>
+        <w:rPr>
+          <w:lang w:val="en-US"/>
+        </w:rPr>
+      </w:pPr>
+      <w:r>
+        <w:rPr>
+          <w:lang w:val="en-US"/>
+        </w:rPr>
+        <w:t xml:space="preserve">I started by finalizing mobile menu popover. I got it working btu I had a problem. If the mobile menu was </w:t>
+      </w:r>
+      <w:r>
+        <w:rPr>
+          <w:lang w:val="en-US"/>
+        </w:rPr>
+        <w:t>opened</w:t>
+      </w:r>
+      <w:r>
+        <w:rPr>
+          <w:lang w:val="en-US"/>
+        </w:rPr>
+        <w:t xml:space="preserve"> and the screen size widened the hamburger icon would </w:t>
+      </w:r>
+      <w:r>
+        <w:rPr>
+          <w:lang w:val="en-US"/>
+        </w:rPr>
+        <w:t>disappears,</w:t>
+      </w:r>
+      <w:r>
+        <w:rPr>
+          <w:lang w:val="en-US"/>
+        </w:rPr>
+        <w:t xml:space="preserve"> but the menu would be left open. Even this is unlikely happening on production I needed to fix the issues. I added one media query below -mobile-</w:t>
+      </w:r>
+      <w:proofErr w:type="gramStart"/>
+      <w:r>
+        <w:rPr>
+          <w:lang w:val="en-US"/>
+        </w:rPr>
+        <w:t>menue.active</w:t>
+      </w:r>
+      <w:proofErr w:type="gramEnd"/>
+      <w:r>
+        <w:rPr>
+          <w:lang w:val="en-US"/>
+        </w:rPr>
+        <w:t xml:space="preserve"> so that fixed the issue.</w:t>
+      </w:r>
+    </w:p>
+    <w:p>
+      <w:pPr>
+        <w:pStyle w:val="BodyText"/>
+        <w:rPr>
+          <w:lang w:val="en-US"/>
+        </w:rPr>
+      </w:pPr>
+    </w:p>
+    <w:p>
+      <w:pPr>
+        <w:pStyle w:val="BodyText"/>
+        <w:rPr>
+          <w:lang w:val="en-US"/>
+        </w:rPr>
+      </w:pPr>
+      <w:r>
+        <w:rPr>
+          <w:lang w:val="en-US"/>
+        </w:rPr>
+        <w:t>Next,</w:t>
+      </w:r>
+      <w:r>
+        <w:rPr>
+          <w:lang w:val="en-US"/>
+        </w:rPr>
+        <w:t xml:space="preserve"> I will once </w:t>
+      </w:r>
+      <w:r>
+        <w:rPr>
+          <w:lang w:val="en-US"/>
+        </w:rPr>
+        <w:t>review</w:t>
+      </w:r>
+      <w:r>
+        <w:rPr>
+          <w:lang w:val="en-US"/>
+        </w:rPr>
+        <w:t xml:space="preserve"> everything and then build the Contact page, which is going to be very simple. </w:t>
+      </w:r>
+    </w:p>
+    <w:p>
+      <w:pPr>
+        <w:pStyle w:val="BodyText"/>
+        <w:rPr>
+          <w:lang w:val="en-US"/>
+        </w:rPr>
+      </w:pPr>
+    </w:p>
+    <w:p>
+      <w:pPr>
+        <w:pStyle w:val="BodyText"/>
+        <w:rPr>
+          <w:lang w:val="en-US"/>
+        </w:rPr>
+      </w:pPr>
+      <w:r>
+        <w:rPr>
+          <w:lang w:val="en-US"/>
+        </w:rPr>
+        <w:t xml:space="preserve">After I finalized the contact page and started </w:t>
+      </w:r>
+      <w:proofErr w:type="gramStart"/>
+      <w:r>
+        <w:rPr>
+          <w:lang w:val="en-US"/>
+        </w:rPr>
+        <w:t>deploying</w:t>
+      </w:r>
+      <w:proofErr w:type="gramEnd"/>
+      <w:r>
+        <w:rPr>
+          <w:lang w:val="en-US"/>
+        </w:rPr>
         <w:t xml:space="preserve"> </w:t>
       </w:r>
       <w:r>
         <w:rPr>
           <w:lang w:val="en-US"/>
         </w:rPr>
-        <w:t>ed</w:t>
-      </w:r>
-      <w:r>
-        <w:rPr>
-          <w:lang w:val="en-US"/>
-        </w:rPr>
-        <w:t xml:space="preserve">to </w:t>
-      </w:r>
-      <w:r>
-        <w:rPr>
-          <w:lang w:val="en-US"/>
-        </w:rPr>
-        <w:t>use! important</w:t>
-      </w:r>
-      <w:r>
-        <w:rPr>
-          <w:lang w:val="en-US"/>
-        </w:rPr>
-        <w:t xml:space="preserve"> in a couple of places but minimal use for that should be ok. </w:t>
-      </w:r>
-    </w:p>
-    <w:p>
-      <w:pPr>
-        <w:pStyle w:val="BodyText"/>
-        <w:rPr>
-          <w:lang w:val="en-US"/>
-        </w:rPr>
-      </w:pPr>
-    </w:p>
-    <w:p>
-      <w:pPr>
-        <w:pStyle w:val="BodyText"/>
-        <w:rPr>
-          <w:lang w:val="en-US"/>
-        </w:rPr>
-      </w:pPr>
-      <w:r>
-        <w:rPr>
-          <w:lang w:val="en-US"/>
-        </w:rPr>
-        <w:t xml:space="preserve">I took the mobile hamburger menu html and css from coursework as it’s easy to create but just takes a bit time. I will re-create the mobile menu </w:t>
-      </w:r>
-      <w:r>
-        <w:rPr>
-          <w:lang w:val="en-US"/>
-        </w:rPr>
-        <w:t>but, in a bit,</w:t>
-      </w:r>
-      <w:r>
-        <w:rPr>
-          <w:lang w:val="en-US"/>
-        </w:rPr>
-        <w:t xml:space="preserve"> different way. Let’s see how it turns out as it should open from upside. </w:t>
-      </w:r>
-    </w:p>
-    <w:p>
-      <w:pPr>
-        <w:pStyle w:val="BodyText"/>
-        <w:rPr>
-          <w:lang w:val="en-US"/>
-        </w:rPr>
-      </w:pPr>
-    </w:p>
-    <w:p>
-      <w:pPr>
-        <w:pStyle w:val="BodyText"/>
-        <w:rPr>
-          <w:lang w:val="en-US"/>
-        </w:rPr>
-      </w:pPr>
-      <w:r>
-        <w:rPr>
-          <w:lang w:val="en-US"/>
-        </w:rPr>
-        <w:t>The mobile menu is a bit tricky but mostly the site is ready. I also crated contact page which I will implement tomorrow.</w:t>
-      </w:r>
-    </w:p>
-    <w:p>
-      <w:pPr>
-        <w:pStyle w:val="BodyText"/>
-        <w:rPr>
-          <w:lang w:val="en-US"/>
-        </w:rPr>
-      </w:pPr>
-    </w:p>
-    <w:p>
-      <w:pPr>
-        <w:pStyle w:val="BodyText"/>
-        <w:rPr>
-          <w:lang w:val="en-US"/>
-        </w:rPr>
-      </w:pPr>
-      <w:r>
-        <w:rPr>
-          <w:lang w:val="en-US"/>
-        </w:rPr>
-        <w:t>29.5</w:t>
-      </w:r>
-    </w:p>
-    <w:p>
-      <w:pPr>
-        <w:pStyle w:val="BodyText"/>
-        <w:rPr>
-          <w:lang w:val="en-US"/>
-        </w:rPr>
-      </w:pPr>
-    </w:p>
-    <w:p>
-      <w:pPr>
-        <w:pStyle w:val="BodyText"/>
-        <w:rPr>
-          <w:lang w:val="en-US"/>
-        </w:rPr>
-      </w:pPr>
-      <w:r>
-        <w:rPr>
-          <w:lang w:val="en-US"/>
-        </w:rPr>
-        <w:t xml:space="preserve">I started by finalizing mobile menu popover. I got it working btu I had a problem. If the mobile menu was </w:t>
-      </w:r>
-      <w:r>
-        <w:rPr>
-          <w:lang w:val="en-US"/>
-        </w:rPr>
-        <w:t>opened</w:t>
-      </w:r>
-      <w:r>
-        <w:rPr>
-          <w:lang w:val="en-US"/>
-        </w:rPr>
-        <w:t xml:space="preserve"> and the screen size widened the hamburger icon would disappears but the menu would be left open. Even this is unlikely happening on production I needed to fix the issues. I added one media query below -mobile-menue.active so that fixed the issue.</w:t>
-      </w:r>
-    </w:p>
-    <w:p>
-      <w:pPr>
-        <w:pStyle w:val="BodyText"/>
-        <w:rPr>
-          <w:lang w:val="en-US"/>
-        </w:rPr>
-      </w:pPr>
-    </w:p>
-    <w:p>
-      <w:pPr>
-        <w:pStyle w:val="BodyText"/>
-        <w:rPr>
-          <w:lang w:val="en-US"/>
-        </w:rPr>
-      </w:pPr>
-      <w:r>
-        <w:rPr>
-          <w:lang w:val="en-US"/>
-        </w:rPr>
-        <w:t>Next,</w:t>
-      </w:r>
-      <w:r>
-        <w:rPr>
-          <w:lang w:val="en-US"/>
-        </w:rPr>
-        <w:t xml:space="preserve"> I will once </w:t>
-      </w:r>
-      <w:r>
-        <w:rPr>
-          <w:lang w:val="en-US"/>
-        </w:rPr>
-        <w:t>review</w:t>
-      </w:r>
-      <w:r>
-        <w:rPr>
-          <w:lang w:val="en-US"/>
-        </w:rPr>
-        <w:t xml:space="preserve"> everything and then build the Contact page, which is going to be very simple. </w:t>
+        <w:t xml:space="preserve">I realized I accidentally published the Coursework on Netlify instead on </w:t>
+      </w:r>
+      <w:r>
+        <w:rPr>
+          <w:lang w:val="en-US"/>
+        </w:rPr>
+        <w:t>GitHub</w:t>
+      </w:r>
+      <w:r>
+        <w:rPr>
+          <w:lang w:val="en-US"/>
+        </w:rPr>
+        <w:t xml:space="preserve"> Pages. I will </w:t>
+      </w:r>
+      <w:r>
+        <w:rPr>
+          <w:lang w:val="en-US"/>
+        </w:rPr>
+        <w:t>publish</w:t>
+      </w:r>
+      <w:r>
+        <w:rPr>
+          <w:lang w:val="en-US"/>
+        </w:rPr>
+        <w:t xml:space="preserve"> this project on </w:t>
+      </w:r>
+      <w:r>
+        <w:rPr>
+          <w:lang w:val="en-US"/>
+        </w:rPr>
+        <w:t>GitHub</w:t>
+      </w:r>
+      <w:r>
+        <w:rPr>
+          <w:lang w:val="en-US"/>
+        </w:rPr>
+        <w:t xml:space="preserve"> Pages this time.</w:t>
       </w:r>
     </w:p>
     <w:p>
@@ -2057,7 +2468,19 @@
           <w:lang w:val="en-US"/>
         </w:rPr>
         <w:lastRenderedPageBreak/>
-        <w:t>I realized I accidentally published the Coursework on Netlify instead on Github Pages. I will publsh this project on github Pages this time.</w:t>
+        <w:t xml:space="preserve">The </w:t>
+      </w:r>
+      <w:r>
+        <w:rPr>
+          <w:lang w:val="en-US"/>
+        </w:rPr>
+        <w:t>GitHub</w:t>
+      </w:r>
+      <w:r>
+        <w:rPr>
+          <w:lang w:val="en-US"/>
+        </w:rPr>
+        <w:t xml:space="preserve"> Pages deployment was very straight forward. I had some issues figuring out the page address as it wasn’t shown with the Published notification.</w:t>
       </w:r>
     </w:p>
     <w:sectPr>
@@ -4543,6 +4966,15 @@
 </file>
 
 <file path=customXml/item2.xml><?xml version="1.0" encoding="utf-8"?>
+<?mso-contentType ?>
+<FormTemplates xmlns="http://schemas.microsoft.com/sharepoint/v3/contenttype/forms">
+  <Display>DocumentLibraryForm</Display>
+  <Edit>DocumentLibraryForm</Edit>
+  <New>DocumentLibraryForm</New>
+</FormTemplates>
+</file>
+
+<file path=customXml/item3.xml><?xml version="1.0" encoding="utf-8"?>
 <ct:contentTypeSchema xmlns:ct="http://schemas.microsoft.com/office/2006/metadata/contentType" xmlns:ma="http://schemas.microsoft.com/office/2006/metadata/properties/metaAttributes" ct:_="" ma:_="" ma:contentTypeName="Asiakirja" ma:contentTypeID="0x01010017418C401CCB2042A3A99A19F43F356D" ma:contentTypeVersion="1" ma:contentTypeDescription="Luo uusi asiakirja." ma:contentTypeScope="" ma:versionID="f4b075d3ca74a5dbaed73e767a156aa0">
   <xsd:schema xmlns:xsd="http://www.w3.org/2001/XMLSchema" xmlns:p="http://schemas.microsoft.com/office/2006/metadata/properties" xmlns:ns1="http://schemas.microsoft.com/sharepoint/v3" targetNamespace="http://schemas.microsoft.com/office/2006/metadata/properties" ma:root="true" ma:fieldsID="4340a008e99365d80b71206bae222996" ns1:_="">
     <xsd:import namespace="http://schemas.microsoft.com/sharepoint/v3"/>
@@ -4608,15 +5040,6 @@
 </ct:contentTypeSchema>
 </file>
 
-<file path=customXml/item3.xml><?xml version="1.0" encoding="utf-8"?>
-<?mso-contentType ?>
-<FormTemplates xmlns="http://schemas.microsoft.com/sharepoint/v3/contenttype/forms">
-  <Display>DocumentLibraryForm</Display>
-  <Edit>DocumentLibraryForm</Edit>
-  <New>DocumentLibraryForm</New>
-</FormTemplates>
-</file>
-
 <file path=customXml/itemProps1.xml><?xml version="1.0" encoding="utf-8"?>
 <ds:datastoreItem xmlns:ds="http://schemas.openxmlformats.org/officeDocument/2006/customXml" ds:itemID="{FA8F0064-303C-446D-896E-46EEB9A79DC3}">
   <ds:schemaRefs>
@@ -4628,6 +5051,14 @@
 </file>
 
 <file path=customXml/itemProps2.xml><?xml version="1.0" encoding="utf-8"?>
+<ds:datastoreItem xmlns:ds="http://schemas.openxmlformats.org/officeDocument/2006/customXml" ds:itemID="{13FBD2FA-5696-460D-A278-9A302A0F72AE}">
+  <ds:schemaRefs>
+    <ds:schemaRef ds:uri="http://schemas.microsoft.com/sharepoint/v3/contenttype/forms"/>
+  </ds:schemaRefs>
+</ds:datastoreItem>
+</file>
+
+<file path=customXml/itemProps3.xml><?xml version="1.0" encoding="utf-8"?>
 <ds:datastoreItem xmlns:ds="http://schemas.openxmlformats.org/officeDocument/2006/customXml" ds:itemID="{B9A87442-5A7B-46FD-BD28-170CE9B7256F}">
   <ds:schemaRefs>
     <ds:schemaRef ds:uri="http://schemas.microsoft.com/office/2006/metadata/contentType"/>
@@ -4642,12 +5073,4 @@
     <ds:schemaRef ds:uri="http://schemas.microsoft.com/office/internal/2005/internalDocumentation"/>
   </ds:schemaRefs>
 </ds:datastoreItem>
-</file>
-
-<file path=customXml/itemProps3.xml><?xml version="1.0" encoding="utf-8"?>
-<ds:datastoreItem xmlns:ds="http://schemas.openxmlformats.org/officeDocument/2006/customXml" ds:itemID="{13FBD2FA-5696-460D-A278-9A302A0F72AE}">
-  <ds:schemaRefs>
-    <ds:schemaRef ds:uri="http://schemas.microsoft.com/sharepoint/v3/contenttype/forms"/>
-  </ds:schemaRefs>
-</ds:datastoreItem>
 </file>